--- a/klagomål/A 17285-2026 FSC-klagomål.docx
+++ b/klagomål/A 17285-2026 FSC-klagomål.docx
@@ -1738,7 +1738,7 @@
     <w:r>
       <w:tab/>
       <w:tab/>
-      <w:t>2026-05-19</w:t>
+      <w:t>2026-05-20</w:t>
       <w:br/>
       <w:br/>
     </w:r>

--- a/klagomål/A 17285-2026 FSC-klagomål.docx
+++ b/klagomål/A 17285-2026 FSC-klagomål.docx
@@ -1738,7 +1738,7 @@
     <w:r>
       <w:tab/>
       <w:tab/>
-      <w:t>2026-05-20</w:t>
+      <w:t>2026-05-21</w:t>
       <w:br/>
       <w:br/>
     </w:r>

--- a/klagomål/A 17285-2026 FSC-klagomål.docx
+++ b/klagomål/A 17285-2026 FSC-klagomål.docx
@@ -1738,7 +1738,7 @@
     <w:r>
       <w:tab/>
       <w:tab/>
-      <w:t>2026-05-21</w:t>
+      <w:t>2026-05-22</w:t>
       <w:br/>
       <w:br/>
     </w:r>

--- a/klagomål/A 17285-2026 FSC-klagomål.docx
+++ b/klagomål/A 17285-2026 FSC-klagomål.docx
@@ -1738,7 +1738,7 @@
     <w:r>
       <w:tab/>
       <w:tab/>
-      <w:t>2026-05-22</w:t>
+      <w:t>2026-05-23</w:t>
       <w:br/>
       <w:br/>
     </w:r>

--- a/klagomål/A 17285-2026 FSC-klagomål.docx
+++ b/klagomål/A 17285-2026 FSC-klagomål.docx
@@ -1738,7 +1738,7 @@
     <w:r>
       <w:tab/>
       <w:tab/>
-      <w:t>2026-05-23</w:t>
+      <w:t>2026-05-24</w:t>
       <w:br/>
       <w:br/>
     </w:r>

--- a/klagomål/A 17285-2026 FSC-klagomål.docx
+++ b/klagomål/A 17285-2026 FSC-klagomål.docx
@@ -1738,7 +1738,7 @@
     <w:r>
       <w:tab/>
       <w:tab/>
-      <w:t>2026-05-24</w:t>
+      <w:t>2026-05-25</w:t>
       <w:br/>
       <w:br/>
     </w:r>

--- a/klagomål/A 17285-2026 FSC-klagomål.docx
+++ b/klagomål/A 17285-2026 FSC-klagomål.docx
@@ -1738,7 +1738,7 @@
     <w:r>
       <w:tab/>
       <w:tab/>
-      <w:t>2026-05-25</w:t>
+      <w:t>2026-05-26</w:t>
       <w:br/>
       <w:br/>
     </w:r>

--- a/klagomål/A 17285-2026 FSC-klagomål.docx
+++ b/klagomål/A 17285-2026 FSC-klagomål.docx
@@ -1738,7 +1738,7 @@
     <w:r>
       <w:tab/>
       <w:tab/>
-      <w:t>2026-05-26</w:t>
+      <w:t>2026-05-27</w:t>
       <w:br/>
       <w:br/>
     </w:r>

--- a/klagomål/A 17285-2026 FSC-klagomål.docx
+++ b/klagomål/A 17285-2026 FSC-klagomål.docx
@@ -1738,7 +1738,7 @@
     <w:r>
       <w:tab/>
       <w:tab/>
-      <w:t>2026-05-27</w:t>
+      <w:t>2026-05-28</w:t>
       <w:br/>
       <w:br/>
     </w:r>

--- a/klagomål/A 17285-2026 FSC-klagomål.docx
+++ b/klagomål/A 17285-2026 FSC-klagomål.docx
@@ -1738,7 +1738,7 @@
     <w:r>
       <w:tab/>
       <w:tab/>
-      <w:t>2026-05-28</w:t>
+      <w:t>2026-05-29</w:t>
       <w:br/>
       <w:br/>
     </w:r>

--- a/klagomål/A 17285-2026 FSC-klagomål.docx
+++ b/klagomål/A 17285-2026 FSC-klagomål.docx
@@ -1738,7 +1738,7 @@
     <w:r>
       <w:tab/>
       <w:tab/>
-      <w:t>2026-05-29</w:t>
+      <w:t>2026-05-30</w:t>
       <w:br/>
       <w:br/>
     </w:r>

--- a/klagomål/A 17285-2026 FSC-klagomål.docx
+++ b/klagomål/A 17285-2026 FSC-klagomål.docx
@@ -1738,7 +1738,7 @@
     <w:r>
       <w:tab/>
       <w:tab/>
-      <w:t>2026-05-30</w:t>
+      <w:t>2026-05-31</w:t>
       <w:br/>
       <w:br/>
     </w:r>

--- a/klagomål/A 17285-2026 FSC-klagomål.docx
+++ b/klagomål/A 17285-2026 FSC-klagomål.docx
@@ -1738,7 +1738,7 @@
     <w:r>
       <w:tab/>
       <w:tab/>
-      <w:t>2026-05-31</w:t>
+      <w:t>2026-06-01</w:t>
       <w:br/>
       <w:br/>
     </w:r>

--- a/klagomål/A 17285-2026 FSC-klagomål.docx
+++ b/klagomål/A 17285-2026 FSC-klagomål.docx
@@ -1738,7 +1738,7 @@
     <w:r>
       <w:tab/>
       <w:tab/>
-      <w:t>2026-06-01</w:t>
+      <w:t>2026-06-02</w:t>
       <w:br/>
       <w:br/>
     </w:r>

--- a/klagomål/A 17285-2026 FSC-klagomål.docx
+++ b/klagomål/A 17285-2026 FSC-klagomål.docx
@@ -1738,7 +1738,7 @@
     <w:r>
       <w:tab/>
       <w:tab/>
-      <w:t>2026-06-02</w:t>
+      <w:t>2026-06-03</w:t>
       <w:br/>
       <w:br/>
     </w:r>

--- a/klagomål/A 17285-2026 FSC-klagomål.docx
+++ b/klagomål/A 17285-2026 FSC-klagomål.docx
@@ -1738,7 +1738,7 @@
     <w:r>
       <w:tab/>
       <w:tab/>
-      <w:t>2026-06-03</w:t>
+      <w:t>2026-06-04</w:t>
       <w:br/>
       <w:br/>
     </w:r>

--- a/klagomål/A 17285-2026 FSC-klagomål.docx
+++ b/klagomål/A 17285-2026 FSC-klagomål.docx
@@ -1738,7 +1738,7 @@
     <w:r>
       <w:tab/>
       <w:tab/>
-      <w:t>2026-06-04</w:t>
+      <w:t>2026-06-05</w:t>
       <w:br/>
       <w:br/>
     </w:r>

--- a/klagomål/A 17285-2026 FSC-klagomål.docx
+++ b/klagomål/A 17285-2026 FSC-klagomål.docx
@@ -1738,7 +1738,7 @@
     <w:r>
       <w:tab/>
       <w:tab/>
-      <w:t>2026-06-05</w:t>
+      <w:t>2026-06-06</w:t>
       <w:br/>
       <w:br/>
     </w:r>

--- a/klagomål/A 17285-2026 FSC-klagomål.docx
+++ b/klagomål/A 17285-2026 FSC-klagomål.docx
@@ -1738,7 +1738,7 @@
     <w:r>
       <w:tab/>
       <w:tab/>
-      <w:t>2026-06-06</w:t>
+      <w:t>2026-06-07</w:t>
       <w:br/>
       <w:br/>
     </w:r>

--- a/klagomål/A 17285-2026 FSC-klagomål.docx
+++ b/klagomål/A 17285-2026 FSC-klagomål.docx
@@ -1738,7 +1738,7 @@
     <w:r>
       <w:tab/>
       <w:tab/>
-      <w:t>2026-06-07</w:t>
+      <w:t>2026-06-08</w:t>
       <w:br/>
       <w:br/>
     </w:r>

--- a/klagomål/A 17285-2026 FSC-klagomål.docx
+++ b/klagomål/A 17285-2026 FSC-klagomål.docx
@@ -1738,7 +1738,7 @@
     <w:r>
       <w:tab/>
       <w:tab/>
-      <w:t>2026-06-08</w:t>
+      <w:t>2026-06-09</w:t>
       <w:br/>
       <w:br/>
     </w:r>

--- a/klagomål/A 17285-2026 FSC-klagomål.docx
+++ b/klagomål/A 17285-2026 FSC-klagomål.docx
@@ -1738,7 +1738,7 @@
     <w:r>
       <w:tab/>
       <w:tab/>
-      <w:t>2026-06-09</w:t>
+      <w:t>2026-06-10</w:t>
       <w:br/>
       <w:br/>
     </w:r>

--- a/klagomål/A 17285-2026 FSC-klagomål.docx
+++ b/klagomål/A 17285-2026 FSC-klagomål.docx
@@ -1738,7 +1738,7 @@
     <w:r>
       <w:tab/>
       <w:tab/>
-      <w:t>2026-06-10</w:t>
+      <w:t>2026-06-11</w:t>
       <w:br/>
       <w:br/>
     </w:r>

--- a/klagomål/A 17285-2026 FSC-klagomål.docx
+++ b/klagomål/A 17285-2026 FSC-klagomål.docx
@@ -1738,7 +1738,7 @@
     <w:r>
       <w:tab/>
       <w:tab/>
-      <w:t>2026-06-11</w:t>
+      <w:t>2026-06-12</w:t>
       <w:br/>
       <w:br/>
     </w:r>

--- a/klagomål/A 17285-2026 FSC-klagomål.docx
+++ b/klagomål/A 17285-2026 FSC-klagomål.docx
@@ -1738,7 +1738,7 @@
     <w:r>
       <w:tab/>
       <w:tab/>
-      <w:t>2026-06-12</w:t>
+      <w:t>2026-06-13</w:t>
       <w:br/>
       <w:br/>
     </w:r>

--- a/klagomål/A 17285-2026 FSC-klagomål.docx
+++ b/klagomål/A 17285-2026 FSC-klagomål.docx
@@ -1738,7 +1738,7 @@
     <w:r>
       <w:tab/>
       <w:tab/>
-      <w:t>2026-06-13</w:t>
+      <w:t>2026-06-14</w:t>
       <w:br/>
       <w:br/>
     </w:r>

--- a/klagomål/A 17285-2026 FSC-klagomål.docx
+++ b/klagomål/A 17285-2026 FSC-klagomål.docx
@@ -1738,7 +1738,7 @@
     <w:r>
       <w:tab/>
       <w:tab/>
-      <w:t>2026-06-15</w:t>
+      <w:t>2026-06-16</w:t>
       <w:br/>
       <w:br/>
     </w:r>

--- a/klagomål/A 17285-2026 FSC-klagomål.docx
+++ b/klagomål/A 17285-2026 FSC-klagomål.docx
@@ -1738,7 +1738,7 @@
     <w:r>
       <w:tab/>
       <w:tab/>
-      <w:t>2026-06-16</w:t>
+      <w:t>2026-06-17</w:t>
       <w:br/>
       <w:br/>
     </w:r>

--- a/klagomål/A 17285-2026 FSC-klagomål.docx
+++ b/klagomål/A 17285-2026 FSC-klagomål.docx
@@ -1,6 +1,6 @@
 
 <file path=word/document.xml><?xml version="1.0" encoding="utf-8"?>
-<w:document xmlns:wpc="http://schemas.microsoft.com/office/word/2010/wordprocessingCanvas" xmlns:cx="http://schemas.microsoft.com/office/drawing/2014/chartex" xmlns:cx1="http://schemas.microsoft.com/office/drawing/2015/9/8/chartex" xmlns:cx2="http://schemas.microsoft.com/office/drawing/2015/10/21/chartex" xmlns:cx3="http://schemas.microsoft.com/office/drawing/2016/5/9/chartex" xmlns:cx4="http://schemas.microsoft.com/office/drawing/2016/5/10/chartex" xmlns:cx5="http://schemas.microsoft.com/office/drawing/2016/5/11/chartex" xmlns:cx6="http://schemas.microsoft.com/office/drawing/2016/5/12/chartex" xmlns:cx7="http://schemas.microsoft.com/office/drawing/2016/5/13/chartex" xmlns:cx8="http://schemas.microsoft.com/office/drawing/2016/5/14/chartex" xmlns:mc="http://schemas.openxmlformats.org/markup-compatibility/2006" xmlns:aink="http://schemas.microsoft.com/office/drawing/2016/ink" xmlns:am3d="http://schemas.microsoft.com/office/drawing/2017/model3d" xmlns:o="urn:schemas-microsoft-com:office:office" xmlns:oel="http://schemas.microsoft.com/office/2019/extlst" xmlns:r="http://schemas.openxmlformats.org/officeDocument/2006/relationships" xmlns:m="http://schemas.openxmlformats.org/officeDocument/2006/math" xmlns:v="urn:schemas-microsoft-com:vml" xmlns:wp14="http://schemas.microsoft.com/office/word/2010/wordprocessingDrawing" xmlns:wp="http://schemas.openxmlformats.org/drawingml/2006/wordprocessingDrawing" xmlns:w10="urn:schemas-microsoft-com:office:word" xmlns:w="http://schemas.openxmlformats.org/wordprocessingml/2006/main" xmlns:w14="http://schemas.microsoft.com/office/word/2010/wordml" xmlns:w15="http://schemas.microsoft.com/office/word/2012/wordml" xmlns:w16cex="http://schemas.microsoft.com/office/word/2018/wordml/cex" xmlns:w16cid="http://schemas.microsoft.com/office/word/2016/wordml/cid" xmlns:w16="http://schemas.microsoft.com/office/word/2018/wordml" xmlns:w16sdtdh="http://schemas.microsoft.com/office/word/2020/wordml/sdtdatahash" xmlns:w16se="http://schemas.microsoft.com/office/word/2015/wordml/symex" xmlns:wpg="http://schemas.microsoft.com/office/word/2010/wordprocessingGroup" xmlns:wpi="http://schemas.microsoft.com/office/word/2010/wordprocessingInk" xmlns:wne="http://schemas.microsoft.com/office/word/2006/wordml" xmlns:wps="http://schemas.microsoft.com/office/word/2010/wordprocessingShape" mc:Ignorable="w14 w15 w16se w16cid w16 w16cex w16sdtdh wp14">
+<w:document xmlns:wpc="http://schemas.microsoft.com/office/word/2010/wordprocessingCanvas" xmlns:cx="http://schemas.microsoft.com/office/drawing/2014/chartex" xmlns:cx1="http://schemas.microsoft.com/office/drawing/2015/9/8/chartex" xmlns:cx2="http://schemas.microsoft.com/office/drawing/2015/10/21/chartex" xmlns:cx3="http://schemas.microsoft.com/office/drawing/2016/5/9/chartex" xmlns:cx4="http://schemas.microsoft.com/office/drawing/2016/5/10/chartex" xmlns:cx5="http://schemas.microsoft.com/office/drawing/2016/5/11/chartex" xmlns:cx6="http://schemas.microsoft.com/office/drawing/2016/5/12/chartex" xmlns:cx7="http://schemas.microsoft.com/office/drawing/2016/5/13/chartex" xmlns:cx8="http://schemas.microsoft.com/office/drawing/2016/5/14/chartex" xmlns:mc="http://schemas.openxmlformats.org/markup-compatibility/2006" xmlns:aink="http://schemas.microsoft.com/office/drawing/2016/ink" xmlns:am3d="http://schemas.microsoft.com/office/drawing/2017/model3d" xmlns:o="urn:schemas-microsoft-com:office:office" xmlns:oel="http://schemas.microsoft.com/office/2019/extlst" xmlns:r="http://schemas.openxmlformats.org/officeDocument/2006/relationships" xmlns:m="http://schemas.openxmlformats.org/officeDocument/2006/math" xmlns:v="urn:schemas-microsoft-com:vml" xmlns:wp14="http://schemas.microsoft.com/office/word/2010/wordprocessingDrawing" xmlns:wp="http://schemas.openxmlformats.org/drawingml/2006/wordprocessingDrawing" xmlns:w10="urn:schemas-microsoft-com:office:word" xmlns:w="http://schemas.openxmlformats.org/wordprocessingml/2006/main" xmlns:w14="http://schemas.microsoft.com/office/word/2010/wordml" xmlns:w15="http://schemas.microsoft.com/office/word/2012/wordml" xmlns:w16cex="http://schemas.microsoft.com/office/word/2018/wordml/cex" xmlns:w16cid="http://schemas.microsoft.com/office/word/2016/wordml/cid" xmlns:w16="http://schemas.microsoft.com/office/word/2018/wordml" xmlns:w16du="http://schemas.microsoft.com/office/word/2023/wordml/word16du" xmlns:w16sdtdh="http://schemas.microsoft.com/office/word/2020/wordml/sdtdatahash" xmlns:w16sdtfl="http://schemas.microsoft.com/office/word/2024/wordml/sdtformatlock" xmlns:w16se="http://schemas.microsoft.com/office/word/2015/wordml/symex" xmlns:wpg="http://schemas.microsoft.com/office/word/2010/wordprocessingGroup" xmlns:wpi="http://schemas.microsoft.com/office/word/2010/wordprocessingInk" xmlns:wne="http://schemas.microsoft.com/office/word/2006/wordml" xmlns:wps="http://schemas.microsoft.com/office/word/2010/wordprocessingShape" mc:Ignorable="w14 w15 w16se w16cid w16 w16cex w16sdtdh w16sdtfl w16du wp14">
   <w:body>
     <w:p>
       <w:r>
@@ -168,7 +168,7 @@
     </w:p>
     <w:p>
       <w:r>
-        <w:t>Detta dokument behandlar höga naturvärden i avverkningsanmälan A 17285-2026 i Krokoms kommun. Denna avverkningsanmälan inkom 2026-04-07 12:54:53 och omfattar 32,1 ha.</w:t>
+        <w:t>Detta dokument behandlar höga naturvärden i avverkningsanmälan A 17285-2026 i Krokoms kommun som inkom 2026-04-07 och omfattar 32,1 ha.</w:t>
       </w:r>
     </w:p>
     <w:p>
@@ -191,12 +191,15 @@
     </w:p>
     <w:p>
       <w:r>
-        <w:t>I avverkningsanmälan har följande 22 naturvårdsarter hittats: skrovellavsknapp (EN), blackticka (VU), norsk näverlav (VU), skuggnål (VU), vågticka (VU), brunpudrad nållav (NT), doftskinn (NT), gammelgransskål (NT), garnlav (NT), gränsticka (NT), harticka (NT), liten svartspik (NT), lunglav (NT), rödbrun blekspik (NT), skrovellav (NT), tretåig hackspett (NT, §4), ullticka (NT), bårdlav (S), korallblylav (S), stuplav (S), trådticka (S) och vedticka (S). Av dessa är 17 rödlistade. För rödlistade arter har rödlistekategorin angivits inom parentes. Arter som är signalarter enligt Skogsstyrelsen har markerats med (S). För fridlysta arter anges även paragrafen i Artskyddsförordningen som arten är fridlyst enligt.</w:t>
+        <w:t>I och inom 4 meter från avverkningsanmälan har följande 22 naturvårdsarter hittats: skrovellavsknapp (EN), blackticka (VU), garnlav (VU, T), gränsticka (VU, T), norsk näverlav (VU), skuggnål (VU), brunpudrad nållav (NT, T), doftskinn (NT, T), gammelgransskål (NT, T), harticka (NT, T), liten svartspik (NT), lunglav (NT, T), rödbrun blekspik (NT, T), skrovellav (NT, T), tretåig hackspett (NT, T, §4), ullticka (NT, T), vågticka (NT), bårdlav (S, T), korallblylav (S, T), stuplav (S, T), trådticka (S, T) och vedticka (S, T). Av dessa är 17 rödlistade. För rödlistade arter har rödlistekategorin angivits inom parentes. Arter som är signalarter enligt Skogsstyrelsen har markerats med (S). Typiska arter inom Natura 2000 som är kopplade till skogsekosystem har markerats med (T). För fridlysta arter anges även paragrafen i Artskyddsförordningen som arten är fridlyst enligt.</w:t>
       </w:r>
     </w:p>
     <w:p>
       <w:r>
-        <w:t>De påträffade naturvårdsarterna är ett tydligt kvitto på att detta rör sig om en skog med höga naturvärden. I Figur 1 visas en karta över det avverkningsanmälda området, där samtliga fyndplatser för naturvårdsarter som finns registrerade på Artportalen har markerats.</w:t>
+        <w:t>De påträffade naturvårdsarterna är ett tydligt kvitto på att det rör sig om en skog med höga naturvärden.</w:t>
+      </w:r>
+      <w:r>
+        <w:t xml:space="preserve"> I Figur 1 visas fyndplatser för naturvårdsarter i området, som finns registrerade på Artportalen.</w:t>
       </w:r>
     </w:p>
     <w:p>
@@ -206,7 +209,7 @@
       <w:r>
         <w:drawing>
           <wp:inline xmlns:a="http://schemas.openxmlformats.org/drawingml/2006/main" xmlns:pic="http://schemas.openxmlformats.org/drawingml/2006/picture">
-            <wp:extent cx="5486400" cy="3715246"/>
+            <wp:extent cx="5486400" cy="5167774"/>
             <wp:docPr id="1" name="Picture 1"/>
             <wp:cNvGraphicFramePr>
               <a:graphicFrameLocks noChangeAspect="1"/>
@@ -227,7 +230,7 @@
                   <pic:spPr>
                     <a:xfrm>
                       <a:off x="0" y="0"/>
-                      <a:ext cx="5486400" cy="3715246"/>
+                      <a:ext cx="5486400" cy="5167774"/>
                     </a:xfrm>
                     <a:prstGeom prst="rect"/>
                   </pic:spPr>
@@ -241,9 +244,79 @@
     <w:p>
       <w:pPr>
         <w:pStyle w:val="Caption"/>
+        <w:spacing w:after="240"/>
       </w:pPr>
       <w:r>
-        <w:t>Figur 1. Fyndplatser för naturvårdsarter i det avverkningsanmälda området (röd linje). Markörer utan svart kant är placerade på fyndplatsen. Markörer med svart kant är placerade vid sidan av fyndplatsen och har ett svart streck som visar fyndplatsens exakta position. Kartans mittpunktskoordinat är N 7086047, E 484782 i SWEREF 99 TM.</w:t>
+        <w:t>Figur 1. Fyndplatser för naturvårdsarter i och inom 4 meter från avverkningsanmälan (röd linje). Markörer utan svart kant är placerade på fyndplatsen. Markörer med svart kant är placerade vid sidan av fyndplatsen och har ett svart streck som visar fyndplatsens exakta position. Kartans mittpunktskoordinat är N 7086047, E 484782 i SWEREF 99 TM.</w:t>
+      </w:r>
+    </w:p>
+    <w:p>
+      <w:pPr>
+        <w:pStyle w:val="Heading2"/>
+      </w:pPr>
+      <w:r>
+        <w:t>Fridlysta arter</w:t>
+      </w:r>
+    </w:p>
+    <w:p>
+      <w:r>
+        <w:t>Följande fridlysta arter har sina livsmiljöer och växtplatser i den avverkningsanmälda skogen: tretåig hackspett (NT, T, §4).</w:t>
+      </w:r>
+    </w:p>
+    <w:p>
+      <w:r>
+        <w:t xml:space="preserve">Observera att medlemsländerna är skyldiga att agera i enlighet med EU:s fågeldirektiv där det uttryckligen står att direktivet gäller för fåglar samt för deras ägg, bon och </w:t>
+      </w:r>
+      <w:r>
+        <w:rPr>
+          <w:b/>
+        </w:rPr>
+        <w:t xml:space="preserve">livsmiljöer </w:t>
+      </w:r>
+      <w:r>
+        <w:t>(artikel 1). Vidare att de åtgärder som vidtas inte får leda till en försämring av den nuvarande situationen beträffande bevarandet av de fågelarter som avses i artikel 1 (artikel 13). Fågeldirektivet är styrande för tillsynsansvariga myndigheters ärendehantering, ställningstaganden och beslutsfattande.</w:t>
+      </w:r>
+    </w:p>
+    <w:p>
+      <w:r>
+        <w:rPr>
+          <w:b/>
+        </w:rPr>
+        <w:t>Tretåig hackspett (NT, §4)</w:t>
+      </w:r>
+      <w:r>
+        <w:t xml:space="preserve"> är rödlistad som nära hotad och ingår i bilaga 1 i EU:s fågeldirektiv. Tretåig hackspett är för sin överlevnad beroende av kontinuerlig tillförsel av äldre döende och död ved, som sker genom naturliga självgallringsprocesser i äldre grannaturskogar och barrblandade naturskogar. Om en skog genom skogsbruk gallras eller glesas ur så upphör och uteblir i stort sett den naturliga självgallringsprocessen för mycket lång tid framöver vilket omöjliggör upprätthållandet av den kontinuerliga ekologiska funktionen i ett område. Det finns studier som visar att naturskogens självgallringsprocess som den tretåiga hackspetten är beroende av, inte kan ersättas med efterlämnad hänsyn i skogsbruket (Imbeau &amp; Desrochers, 2002). Storleken på häckningsreviret varierar med skogstypen, förekomsten av död ved och graden av fragmentering, men är i allmänhet i storleksordningen 25–100 hektar. Vintertid krävs ofta betydligt större områden och det finns studier som antyder att arten behöver minst 100 hektar äldre skog. I områden med låg bonitet kan det behövas över 200 hektar lämpligt habitat för att ett par ska kunna reproducera sig. Områden med dokumenterad permanent förekomst i naturskogsmiljöer har vanligen så stora naturvärden att skogsbruk är olämpligt. Tretåig hackspett är typisk art för </w:t>
+      </w:r>
+      <w:r>
+        <w:rPr>
+          <w:i/>
+        </w:rPr>
+        <w:t xml:space="preserve">9010 Taiga, 9740 Skogsbevuxen myr, 9030 Landhöjningsskog </w:t>
+      </w:r>
+      <w:r>
+        <w:t xml:space="preserve">och </w:t>
+      </w:r>
+      <w:r>
+        <w:rPr>
+          <w:i/>
+        </w:rPr>
+        <w:t>9040 Fjällbjörkskog</w:t>
+      </w:r>
+      <w:r>
+        <w:t xml:space="preserve"> (Skogsstyrelsen, 2016; SLU Artdatabanken, 2024).</w:t>
+      </w:r>
+    </w:p>
+    <w:p>
+      <w:r>
+        <w:t>I BILAGA 1 finns mer detaljerad information om ekologi samt krav på livsmiljö hos fridlysta arter.</w:t>
+      </w:r>
+    </w:p>
+    <w:p>
+      <w:pPr>
+        <w:pStyle w:val="Heading2"/>
+      </w:pPr>
+      <w:r>
+        <w:t>Övriga naturvårdsarter</w:t>
       </w:r>
     </w:p>
     <w:p>
@@ -835,67 +908,6 @@
       </w:r>
       <w:r>
         <w:t>förekommer främst i rikare kontinuitetsskogar med mycket död ved. Den växer på grova lågor och stubbar av gran och asp, men ibland även på andra trädslag.  Arten missgynnas av slutavverkning av äldre barrskog med lång skoglig kontinuitet, men även av skogliga åtgärder som t.ex. markberedning som förstör lågor. Minskningstakten för den svenska populationen bedöms vara nära gränsvärdet för sårbar (VU) (SLU Artdatabanken, 2026).</w:t>
-      </w:r>
-    </w:p>
-    <w:p>
-      <w:pPr>
-        <w:pStyle w:val="Heading1"/>
-      </w:pPr>
-      <w:r>
-        <w:t>Fridlysta arter</w:t>
-      </w:r>
-    </w:p>
-    <w:p>
-      <w:r>
-        <w:t>Följande fridlysta arter har sina livsmiljöer och växtplatser i den avverkningsanmälda skogen: tretåig hackspett (NT, §4).</w:t>
-      </w:r>
-    </w:p>
-    <w:p>
-      <w:r>
-        <w:t xml:space="preserve">Observera att medlemsländerna är skyldiga att agera i enlighet med EU:s fågeldirektiv där det uttryckligen står att direktivet gäller för fåglar samt för deras ägg, bon och </w:t>
-      </w:r>
-      <w:r>
-        <w:rPr>
-          <w:b/>
-        </w:rPr>
-        <w:t xml:space="preserve">livsmiljöer </w:t>
-      </w:r>
-      <w:r>
-        <w:t>(artikel 1). Vidare att de åtgärder som vidtas inte får leda till en försämring av den nuvarande situationen beträffande bevarandet av de fågelarter som avses i artikel 1 (artikel 13). Fågeldirektivet är styrande för tillsynsansvariga myndigheters ärendehantering, ställningstaganden och beslutsfattande.</w:t>
-      </w:r>
-    </w:p>
-    <w:p>
-      <w:r>
-        <w:rPr>
-          <w:b/>
-        </w:rPr>
-        <w:t>Tretåig hackspett (NT, §4)</w:t>
-      </w:r>
-      <w:r>
-        <w:t xml:space="preserve"> är rödlistad som nära hotad och ingår i bilaga 1 i EU:s fågeldirektiv. Tretåig hackspett är för sin överlevnad beroende av kontinuerlig tillförsel av äldre döende och död ved, som sker genom naturliga självgallringsprocesser i äldre grannaturskogar och barrblandade naturskogar. Om en skog genom skogsbruk gallras eller glesas ur så upphör och uteblir i stort sett den naturliga självgallringsprocessen för mycket lång tid framöver vilket omöjliggör upprätthållandet av den kontinuerliga ekologiska funktionen i ett område. Det finns studier som visar att naturskogens självgallringsprocess som den tretåiga hackspetten är beroende av, inte kan ersättas med efterlämnad hänsyn i skogsbruket (Imbeau &amp; Desrochers, 2002). Storleken på häckningsreviret varierar med skogstypen, förekomsten av död ved och graden av fragmentering, men är i allmänhet i storleksordningen 25–100 hektar. Vintertid krävs ofta betydligt större områden och det finns studier som antyder att arten behöver minst 100 hektar äldre skog. I områden med låg bonitet kan det behövas över 200 hektar lämpligt habitat för att ett par ska kunna reproducera sig. Områden med dokumenterad permanent förekomst i naturskogsmiljöer har vanligen så stora naturvärden att skogsbruk är olämpligt. Tretåig hackspett är typisk art för </w:t>
-      </w:r>
-      <w:r>
-        <w:rPr>
-          <w:i/>
-        </w:rPr>
-        <w:t xml:space="preserve">9010 Taiga, 9740 Skogsbevuxen myr, 9030 Landhöjningsskog </w:t>
-      </w:r>
-      <w:r>
-        <w:t xml:space="preserve">och </w:t>
-      </w:r>
-      <w:r>
-        <w:rPr>
-          <w:i/>
-        </w:rPr>
-        <w:t>9040 Fjällbjörkskog</w:t>
-      </w:r>
-      <w:r>
-        <w:t xml:space="preserve"> (Skogsstyrelsen, 2016; SLU Artdatabanken, 2024).</w:t>
-      </w:r>
-    </w:p>
-    <w:p>
-      <w:r>
-        <w:t>I BILAGA 1 finns mer detaljerad information om ekologi samt krav på livsmiljö hos fridlysta arter.</w:t>
       </w:r>
     </w:p>
     <w:p>
@@ -1628,7 +1640,7 @@
 </file>
 
 <file path=word/endnotes.xml><?xml version="1.0" encoding="utf-8"?>
-<w:endnotes xmlns:wpc="http://schemas.microsoft.com/office/word/2010/wordprocessingCanvas" xmlns:cx="http://schemas.microsoft.com/office/drawing/2014/chartex" xmlns:cx1="http://schemas.microsoft.com/office/drawing/2015/9/8/chartex" xmlns:cx2="http://schemas.microsoft.com/office/drawing/2015/10/21/chartex" xmlns:cx3="http://schemas.microsoft.com/office/drawing/2016/5/9/chartex" xmlns:cx4="http://schemas.microsoft.com/office/drawing/2016/5/10/chartex" xmlns:cx5="http://schemas.microsoft.com/office/drawing/2016/5/11/chartex" xmlns:cx6="http://schemas.microsoft.com/office/drawing/2016/5/12/chartex" xmlns:cx7="http://schemas.microsoft.com/office/drawing/2016/5/13/chartex" xmlns:cx8="http://schemas.microsoft.com/office/drawing/2016/5/14/chartex" xmlns:mc="http://schemas.openxmlformats.org/markup-compatibility/2006" xmlns:aink="http://schemas.microsoft.com/office/drawing/2016/ink" xmlns:am3d="http://schemas.microsoft.com/office/drawing/2017/model3d" xmlns:o="urn:schemas-microsoft-com:office:office" xmlns:oel="http://schemas.microsoft.com/office/2019/extlst" xmlns:r="http://schemas.openxmlformats.org/officeDocument/2006/relationships" xmlns:m="http://schemas.openxmlformats.org/officeDocument/2006/math" xmlns:v="urn:schemas-microsoft-com:vml" xmlns:wp14="http://schemas.microsoft.com/office/word/2010/wordprocessingDrawing" xmlns:wp="http://schemas.openxmlformats.org/drawingml/2006/wordprocessingDrawing" xmlns:w10="urn:schemas-microsoft-com:office:word" xmlns:w="http://schemas.openxmlformats.org/wordprocessingml/2006/main" xmlns:w14="http://schemas.microsoft.com/office/word/2010/wordml" xmlns:w15="http://schemas.microsoft.com/office/word/2012/wordml" xmlns:w16cex="http://schemas.microsoft.com/office/word/2018/wordml/cex" xmlns:w16cid="http://schemas.microsoft.com/office/word/2016/wordml/cid" xmlns:w16="http://schemas.microsoft.com/office/word/2018/wordml" xmlns:w16sdtdh="http://schemas.microsoft.com/office/word/2020/wordml/sdtdatahash" xmlns:w16se="http://schemas.microsoft.com/office/word/2015/wordml/symex" xmlns:wpg="http://schemas.microsoft.com/office/word/2010/wordprocessingGroup" xmlns:wpi="http://schemas.microsoft.com/office/word/2010/wordprocessingInk" xmlns:wne="http://schemas.microsoft.com/office/word/2006/wordml" xmlns:wps="http://schemas.microsoft.com/office/word/2010/wordprocessingShape" mc:Ignorable="w14 w15 w16se w16cid w16 w16cex w16sdtdh wp14">
+<w:endnotes xmlns:wpc="http://schemas.microsoft.com/office/word/2010/wordprocessingCanvas" xmlns:cx="http://schemas.microsoft.com/office/drawing/2014/chartex" xmlns:cx1="http://schemas.microsoft.com/office/drawing/2015/9/8/chartex" xmlns:cx2="http://schemas.microsoft.com/office/drawing/2015/10/21/chartex" xmlns:cx3="http://schemas.microsoft.com/office/drawing/2016/5/9/chartex" xmlns:cx4="http://schemas.microsoft.com/office/drawing/2016/5/10/chartex" xmlns:cx5="http://schemas.microsoft.com/office/drawing/2016/5/11/chartex" xmlns:cx6="http://schemas.microsoft.com/office/drawing/2016/5/12/chartex" xmlns:cx7="http://schemas.microsoft.com/office/drawing/2016/5/13/chartex" xmlns:cx8="http://schemas.microsoft.com/office/drawing/2016/5/14/chartex" xmlns:mc="http://schemas.openxmlformats.org/markup-compatibility/2006" xmlns:aink="http://schemas.microsoft.com/office/drawing/2016/ink" xmlns:am3d="http://schemas.microsoft.com/office/drawing/2017/model3d" xmlns:o="urn:schemas-microsoft-com:office:office" xmlns:oel="http://schemas.microsoft.com/office/2019/extlst" xmlns:r="http://schemas.openxmlformats.org/officeDocument/2006/relationships" xmlns:m="http://schemas.openxmlformats.org/officeDocument/2006/math" xmlns:v="urn:schemas-microsoft-com:vml" xmlns:wp14="http://schemas.microsoft.com/office/word/2010/wordprocessingDrawing" xmlns:wp="http://schemas.openxmlformats.org/drawingml/2006/wordprocessingDrawing" xmlns:w10="urn:schemas-microsoft-com:office:word" xmlns:w="http://schemas.openxmlformats.org/wordprocessingml/2006/main" xmlns:w14="http://schemas.microsoft.com/office/word/2010/wordml" xmlns:w15="http://schemas.microsoft.com/office/word/2012/wordml" xmlns:w16cex="http://schemas.microsoft.com/office/word/2018/wordml/cex" xmlns:w16cid="http://schemas.microsoft.com/office/word/2016/wordml/cid" xmlns:w16="http://schemas.microsoft.com/office/word/2018/wordml" xmlns:w16du="http://schemas.microsoft.com/office/word/2023/wordml/word16du" xmlns:w16sdtdh="http://schemas.microsoft.com/office/word/2020/wordml/sdtdatahash" xmlns:w16sdtfl="http://schemas.microsoft.com/office/word/2024/wordml/sdtformatlock" xmlns:w16se="http://schemas.microsoft.com/office/word/2015/wordml/symex" xmlns:wpg="http://schemas.microsoft.com/office/word/2010/wordprocessingGroup" xmlns:wpi="http://schemas.microsoft.com/office/word/2010/wordprocessingInk" xmlns:wne="http://schemas.microsoft.com/office/word/2006/wordml" xmlns:wps="http://schemas.microsoft.com/office/word/2010/wordprocessingShape" mc:Ignorable="w14 w15 w16se w16cid w16 w16cex w16sdtdh w16sdtfl w16du wp14">
   <w:endnote w:type="separator" w:id="-1">
     <w:p>
       <w:pPr>
@@ -1653,7 +1665,7 @@
 </file>
 
 <file path=word/footer1.xml><?xml version="1.0" encoding="utf-8"?>
-<w:ftr xmlns:wpc="http://schemas.microsoft.com/office/word/2010/wordprocessingCanvas" xmlns:cx="http://schemas.microsoft.com/office/drawing/2014/chartex" xmlns:cx1="http://schemas.microsoft.com/office/drawing/2015/9/8/chartex" xmlns:cx2="http://schemas.microsoft.com/office/drawing/2015/10/21/chartex" xmlns:cx3="http://schemas.microsoft.com/office/drawing/2016/5/9/chartex" xmlns:cx4="http://schemas.microsoft.com/office/drawing/2016/5/10/chartex" xmlns:cx5="http://schemas.microsoft.com/office/drawing/2016/5/11/chartex" xmlns:cx6="http://schemas.microsoft.com/office/drawing/2016/5/12/chartex" xmlns:cx7="http://schemas.microsoft.com/office/drawing/2016/5/13/chartex" xmlns:cx8="http://schemas.microsoft.com/office/drawing/2016/5/14/chartex" xmlns:mc="http://schemas.openxmlformats.org/markup-compatibility/2006" xmlns:aink="http://schemas.microsoft.com/office/drawing/2016/ink" xmlns:am3d="http://schemas.microsoft.com/office/drawing/2017/model3d" xmlns:o="urn:schemas-microsoft-com:office:office" xmlns:oel="http://schemas.microsoft.com/office/2019/extlst" xmlns:r="http://schemas.openxmlformats.org/officeDocument/2006/relationships" xmlns:m="http://schemas.openxmlformats.org/officeDocument/2006/math" xmlns:v="urn:schemas-microsoft-com:vml" xmlns:wp14="http://schemas.microsoft.com/office/word/2010/wordprocessingDrawing" xmlns:wp="http://schemas.openxmlformats.org/drawingml/2006/wordprocessingDrawing" xmlns:w10="urn:schemas-microsoft-com:office:word" xmlns:w="http://schemas.openxmlformats.org/wordprocessingml/2006/main" xmlns:w14="http://schemas.microsoft.com/office/word/2010/wordml" xmlns:w15="http://schemas.microsoft.com/office/word/2012/wordml" xmlns:w16cex="http://schemas.microsoft.com/office/word/2018/wordml/cex" xmlns:w16cid="http://schemas.microsoft.com/office/word/2016/wordml/cid" xmlns:w16="http://schemas.microsoft.com/office/word/2018/wordml" xmlns:w16sdtdh="http://schemas.microsoft.com/office/word/2020/wordml/sdtdatahash" xmlns:w16se="http://schemas.microsoft.com/office/word/2015/wordml/symex" xmlns:wpg="http://schemas.microsoft.com/office/word/2010/wordprocessingGroup" xmlns:wpi="http://schemas.microsoft.com/office/word/2010/wordprocessingInk" xmlns:wne="http://schemas.microsoft.com/office/word/2006/wordml" xmlns:wps="http://schemas.microsoft.com/office/word/2010/wordprocessingShape" mc:Ignorable="w14 w15 w16se w16cid w16 w16cex w16sdtdh wp14">
+<w:ftr xmlns:wpc="http://schemas.microsoft.com/office/word/2010/wordprocessingCanvas" xmlns:cx="http://schemas.microsoft.com/office/drawing/2014/chartex" xmlns:cx1="http://schemas.microsoft.com/office/drawing/2015/9/8/chartex" xmlns:cx2="http://schemas.microsoft.com/office/drawing/2015/10/21/chartex" xmlns:cx3="http://schemas.microsoft.com/office/drawing/2016/5/9/chartex" xmlns:cx4="http://schemas.microsoft.com/office/drawing/2016/5/10/chartex" xmlns:cx5="http://schemas.microsoft.com/office/drawing/2016/5/11/chartex" xmlns:cx6="http://schemas.microsoft.com/office/drawing/2016/5/12/chartex" xmlns:cx7="http://schemas.microsoft.com/office/drawing/2016/5/13/chartex" xmlns:cx8="http://schemas.microsoft.com/office/drawing/2016/5/14/chartex" xmlns:mc="http://schemas.openxmlformats.org/markup-compatibility/2006" xmlns:aink="http://schemas.microsoft.com/office/drawing/2016/ink" xmlns:am3d="http://schemas.microsoft.com/office/drawing/2017/model3d" xmlns:o="urn:schemas-microsoft-com:office:office" xmlns:oel="http://schemas.microsoft.com/office/2019/extlst" xmlns:r="http://schemas.openxmlformats.org/officeDocument/2006/relationships" xmlns:m="http://schemas.openxmlformats.org/officeDocument/2006/math" xmlns:v="urn:schemas-microsoft-com:vml" xmlns:wp14="http://schemas.microsoft.com/office/word/2010/wordprocessingDrawing" xmlns:wp="http://schemas.openxmlformats.org/drawingml/2006/wordprocessingDrawing" xmlns:w10="urn:schemas-microsoft-com:office:word" xmlns:w="http://schemas.openxmlformats.org/wordprocessingml/2006/main" xmlns:w14="http://schemas.microsoft.com/office/word/2010/wordml" xmlns:w15="http://schemas.microsoft.com/office/word/2012/wordml" xmlns:w16cex="http://schemas.microsoft.com/office/word/2018/wordml/cex" xmlns:w16cid="http://schemas.microsoft.com/office/word/2016/wordml/cid" xmlns:w16="http://schemas.microsoft.com/office/word/2018/wordml" xmlns:w16du="http://schemas.microsoft.com/office/word/2023/wordml/word16du" xmlns:w16sdtdh="http://schemas.microsoft.com/office/word/2020/wordml/sdtdatahash" xmlns:w16sdtfl="http://schemas.microsoft.com/office/word/2024/wordml/sdtformatlock" xmlns:w16se="http://schemas.microsoft.com/office/word/2015/wordml/symex" xmlns:wpg="http://schemas.microsoft.com/office/word/2010/wordprocessingGroup" xmlns:wpi="http://schemas.microsoft.com/office/word/2010/wordprocessingInk" xmlns:wne="http://schemas.microsoft.com/office/word/2006/wordml" xmlns:wps="http://schemas.microsoft.com/office/word/2010/wordprocessingShape" mc:Ignorable="w14 w15 w16se w16cid w16 w16cex w16sdtdh w16sdtfl w16du wp14">
   <w:p>
     <w:pPr>
       <w:pStyle w:val="Footer"/>
@@ -1663,7 +1675,7 @@
 </file>
 
 <file path=word/footer2.xml><?xml version="1.0" encoding="utf-8"?>
-<w:ftr xmlns:wpc="http://schemas.microsoft.com/office/word/2010/wordprocessingCanvas" xmlns:cx="http://schemas.microsoft.com/office/drawing/2014/chartex" xmlns:cx1="http://schemas.microsoft.com/office/drawing/2015/9/8/chartex" xmlns:cx2="http://schemas.microsoft.com/office/drawing/2015/10/21/chartex" xmlns:cx3="http://schemas.microsoft.com/office/drawing/2016/5/9/chartex" xmlns:cx4="http://schemas.microsoft.com/office/drawing/2016/5/10/chartex" xmlns:cx5="http://schemas.microsoft.com/office/drawing/2016/5/11/chartex" xmlns:cx6="http://schemas.microsoft.com/office/drawing/2016/5/12/chartex" xmlns:cx7="http://schemas.microsoft.com/office/drawing/2016/5/13/chartex" xmlns:cx8="http://schemas.microsoft.com/office/drawing/2016/5/14/chartex" xmlns:mc="http://schemas.openxmlformats.org/markup-compatibility/2006" xmlns:aink="http://schemas.microsoft.com/office/drawing/2016/ink" xmlns:am3d="http://schemas.microsoft.com/office/drawing/2017/model3d" xmlns:o="urn:schemas-microsoft-com:office:office" xmlns:oel="http://schemas.microsoft.com/office/2019/extlst" xmlns:r="http://schemas.openxmlformats.org/officeDocument/2006/relationships" xmlns:m="http://schemas.openxmlformats.org/officeDocument/2006/math" xmlns:v="urn:schemas-microsoft-com:vml" xmlns:wp14="http://schemas.microsoft.com/office/word/2010/wordprocessingDrawing" xmlns:wp="http://schemas.openxmlformats.org/drawingml/2006/wordprocessingDrawing" xmlns:w10="urn:schemas-microsoft-com:office:word" xmlns:w="http://schemas.openxmlformats.org/wordprocessingml/2006/main" xmlns:w14="http://schemas.microsoft.com/office/word/2010/wordml" xmlns:w15="http://schemas.microsoft.com/office/word/2012/wordml" xmlns:w16cex="http://schemas.microsoft.com/office/word/2018/wordml/cex" xmlns:w16cid="http://schemas.microsoft.com/office/word/2016/wordml/cid" xmlns:w16="http://schemas.microsoft.com/office/word/2018/wordml" xmlns:w16sdtdh="http://schemas.microsoft.com/office/word/2020/wordml/sdtdatahash" xmlns:w16se="http://schemas.microsoft.com/office/word/2015/wordml/symex" xmlns:wpg="http://schemas.microsoft.com/office/word/2010/wordprocessingGroup" xmlns:wpi="http://schemas.microsoft.com/office/word/2010/wordprocessingInk" xmlns:wne="http://schemas.microsoft.com/office/word/2006/wordml" xmlns:wps="http://schemas.microsoft.com/office/word/2010/wordprocessingShape" mc:Ignorable="w14 w15 w16se w16cid w16 w16cex w16sdtdh wp14">
+<w:ftr xmlns:wpc="http://schemas.microsoft.com/office/word/2010/wordprocessingCanvas" xmlns:cx="http://schemas.microsoft.com/office/drawing/2014/chartex" xmlns:cx1="http://schemas.microsoft.com/office/drawing/2015/9/8/chartex" xmlns:cx2="http://schemas.microsoft.com/office/drawing/2015/10/21/chartex" xmlns:cx3="http://schemas.microsoft.com/office/drawing/2016/5/9/chartex" xmlns:cx4="http://schemas.microsoft.com/office/drawing/2016/5/10/chartex" xmlns:cx5="http://schemas.microsoft.com/office/drawing/2016/5/11/chartex" xmlns:cx6="http://schemas.microsoft.com/office/drawing/2016/5/12/chartex" xmlns:cx7="http://schemas.microsoft.com/office/drawing/2016/5/13/chartex" xmlns:cx8="http://schemas.microsoft.com/office/drawing/2016/5/14/chartex" xmlns:mc="http://schemas.openxmlformats.org/markup-compatibility/2006" xmlns:aink="http://schemas.microsoft.com/office/drawing/2016/ink" xmlns:am3d="http://schemas.microsoft.com/office/drawing/2017/model3d" xmlns:o="urn:schemas-microsoft-com:office:office" xmlns:oel="http://schemas.microsoft.com/office/2019/extlst" xmlns:r="http://schemas.openxmlformats.org/officeDocument/2006/relationships" xmlns:m="http://schemas.openxmlformats.org/officeDocument/2006/math" xmlns:v="urn:schemas-microsoft-com:vml" xmlns:wp14="http://schemas.microsoft.com/office/word/2010/wordprocessingDrawing" xmlns:wp="http://schemas.openxmlformats.org/drawingml/2006/wordprocessingDrawing" xmlns:w10="urn:schemas-microsoft-com:office:word" xmlns:w="http://schemas.openxmlformats.org/wordprocessingml/2006/main" xmlns:w14="http://schemas.microsoft.com/office/word/2010/wordml" xmlns:w15="http://schemas.microsoft.com/office/word/2012/wordml" xmlns:w16cex="http://schemas.microsoft.com/office/word/2018/wordml/cex" xmlns:w16cid="http://schemas.microsoft.com/office/word/2016/wordml/cid" xmlns:w16="http://schemas.microsoft.com/office/word/2018/wordml" xmlns:w16du="http://schemas.microsoft.com/office/word/2023/wordml/word16du" xmlns:w16sdtdh="http://schemas.microsoft.com/office/word/2020/wordml/sdtdatahash" xmlns:w16sdtfl="http://schemas.microsoft.com/office/word/2024/wordml/sdtformatlock" xmlns:w16se="http://schemas.microsoft.com/office/word/2015/wordml/symex" xmlns:wpg="http://schemas.microsoft.com/office/word/2010/wordprocessingGroup" xmlns:wpi="http://schemas.microsoft.com/office/word/2010/wordprocessingInk" xmlns:wne="http://schemas.microsoft.com/office/word/2006/wordml" xmlns:wps="http://schemas.microsoft.com/office/word/2010/wordprocessingShape" mc:Ignorable="w14 w15 w16se w16cid w16 w16cex w16sdtdh w16sdtfl w16du wp14">
   <w:p>
     <w:pPr>
       <w:pStyle w:val="Footer"/>
@@ -1673,7 +1685,7 @@
 </file>
 
 <file path=word/footer3.xml><?xml version="1.0" encoding="utf-8"?>
-<w:ftr xmlns:wpc="http://schemas.microsoft.com/office/word/2010/wordprocessingCanvas" xmlns:cx="http://schemas.microsoft.com/office/drawing/2014/chartex" xmlns:cx1="http://schemas.microsoft.com/office/drawing/2015/9/8/chartex" xmlns:cx2="http://schemas.microsoft.com/office/drawing/2015/10/21/chartex" xmlns:cx3="http://schemas.microsoft.com/office/drawing/2016/5/9/chartex" xmlns:cx4="http://schemas.microsoft.com/office/drawing/2016/5/10/chartex" xmlns:cx5="http://schemas.microsoft.com/office/drawing/2016/5/11/chartex" xmlns:cx6="http://schemas.microsoft.com/office/drawing/2016/5/12/chartex" xmlns:cx7="http://schemas.microsoft.com/office/drawing/2016/5/13/chartex" xmlns:cx8="http://schemas.microsoft.com/office/drawing/2016/5/14/chartex" xmlns:mc="http://schemas.openxmlformats.org/markup-compatibility/2006" xmlns:aink="http://schemas.microsoft.com/office/drawing/2016/ink" xmlns:am3d="http://schemas.microsoft.com/office/drawing/2017/model3d" xmlns:o="urn:schemas-microsoft-com:office:office" xmlns:oel="http://schemas.microsoft.com/office/2019/extlst" xmlns:r="http://schemas.openxmlformats.org/officeDocument/2006/relationships" xmlns:m="http://schemas.openxmlformats.org/officeDocument/2006/math" xmlns:v="urn:schemas-microsoft-com:vml" xmlns:wp14="http://schemas.microsoft.com/office/word/2010/wordprocessingDrawing" xmlns:wp="http://schemas.openxmlformats.org/drawingml/2006/wordprocessingDrawing" xmlns:w10="urn:schemas-microsoft-com:office:word" xmlns:w="http://schemas.openxmlformats.org/wordprocessingml/2006/main" xmlns:w14="http://schemas.microsoft.com/office/word/2010/wordml" xmlns:w15="http://schemas.microsoft.com/office/word/2012/wordml" xmlns:w16cex="http://schemas.microsoft.com/office/word/2018/wordml/cex" xmlns:w16cid="http://schemas.microsoft.com/office/word/2016/wordml/cid" xmlns:w16="http://schemas.microsoft.com/office/word/2018/wordml" xmlns:w16sdtdh="http://schemas.microsoft.com/office/word/2020/wordml/sdtdatahash" xmlns:w16se="http://schemas.microsoft.com/office/word/2015/wordml/symex" xmlns:wpg="http://schemas.microsoft.com/office/word/2010/wordprocessingGroup" xmlns:wpi="http://schemas.microsoft.com/office/word/2010/wordprocessingInk" xmlns:wne="http://schemas.microsoft.com/office/word/2006/wordml" xmlns:wps="http://schemas.microsoft.com/office/word/2010/wordprocessingShape" mc:Ignorable="w14 w15 w16se w16cid w16 w16cex w16sdtdh wp14">
+<w:ftr xmlns:wpc="http://schemas.microsoft.com/office/word/2010/wordprocessingCanvas" xmlns:cx="http://schemas.microsoft.com/office/drawing/2014/chartex" xmlns:cx1="http://schemas.microsoft.com/office/drawing/2015/9/8/chartex" xmlns:cx2="http://schemas.microsoft.com/office/drawing/2015/10/21/chartex" xmlns:cx3="http://schemas.microsoft.com/office/drawing/2016/5/9/chartex" xmlns:cx4="http://schemas.microsoft.com/office/drawing/2016/5/10/chartex" xmlns:cx5="http://schemas.microsoft.com/office/drawing/2016/5/11/chartex" xmlns:cx6="http://schemas.microsoft.com/office/drawing/2016/5/12/chartex" xmlns:cx7="http://schemas.microsoft.com/office/drawing/2016/5/13/chartex" xmlns:cx8="http://schemas.microsoft.com/office/drawing/2016/5/14/chartex" xmlns:mc="http://schemas.openxmlformats.org/markup-compatibility/2006" xmlns:aink="http://schemas.microsoft.com/office/drawing/2016/ink" xmlns:am3d="http://schemas.microsoft.com/office/drawing/2017/model3d" xmlns:o="urn:schemas-microsoft-com:office:office" xmlns:oel="http://schemas.microsoft.com/office/2019/extlst" xmlns:r="http://schemas.openxmlformats.org/officeDocument/2006/relationships" xmlns:m="http://schemas.openxmlformats.org/officeDocument/2006/math" xmlns:v="urn:schemas-microsoft-com:vml" xmlns:wp14="http://schemas.microsoft.com/office/word/2010/wordprocessingDrawing" xmlns:wp="http://schemas.openxmlformats.org/drawingml/2006/wordprocessingDrawing" xmlns:w10="urn:schemas-microsoft-com:office:word" xmlns:w="http://schemas.openxmlformats.org/wordprocessingml/2006/main" xmlns:w14="http://schemas.microsoft.com/office/word/2010/wordml" xmlns:w15="http://schemas.microsoft.com/office/word/2012/wordml" xmlns:w16cex="http://schemas.microsoft.com/office/word/2018/wordml/cex" xmlns:w16cid="http://schemas.microsoft.com/office/word/2016/wordml/cid" xmlns:w16="http://schemas.microsoft.com/office/word/2018/wordml" xmlns:w16du="http://schemas.microsoft.com/office/word/2023/wordml/word16du" xmlns:w16sdtdh="http://schemas.microsoft.com/office/word/2020/wordml/sdtdatahash" xmlns:w16sdtfl="http://schemas.microsoft.com/office/word/2024/wordml/sdtformatlock" xmlns:w16se="http://schemas.microsoft.com/office/word/2015/wordml/symex" xmlns:wpg="http://schemas.microsoft.com/office/word/2010/wordprocessingGroup" xmlns:wpi="http://schemas.microsoft.com/office/word/2010/wordprocessingInk" xmlns:wne="http://schemas.microsoft.com/office/word/2006/wordml" xmlns:wps="http://schemas.microsoft.com/office/word/2010/wordprocessingShape" mc:Ignorable="w14 w15 w16se w16cid w16 w16cex w16sdtdh w16sdtfl w16du wp14">
   <w:p>
     <w:pPr>
       <w:pStyle w:val="Footer"/>
@@ -1683,7 +1695,7 @@
 </file>
 
 <file path=word/footnotes.xml><?xml version="1.0" encoding="utf-8"?>
-<w:footnotes xmlns:wpc="http://schemas.microsoft.com/office/word/2010/wordprocessingCanvas" xmlns:cx="http://schemas.microsoft.com/office/drawing/2014/chartex" xmlns:cx1="http://schemas.microsoft.com/office/drawing/2015/9/8/chartex" xmlns:cx2="http://schemas.microsoft.com/office/drawing/2015/10/21/chartex" xmlns:cx3="http://schemas.microsoft.com/office/drawing/2016/5/9/chartex" xmlns:cx4="http://schemas.microsoft.com/office/drawing/2016/5/10/chartex" xmlns:cx5="http://schemas.microsoft.com/office/drawing/2016/5/11/chartex" xmlns:cx6="http://schemas.microsoft.com/office/drawing/2016/5/12/chartex" xmlns:cx7="http://schemas.microsoft.com/office/drawing/2016/5/13/chartex" xmlns:cx8="http://schemas.microsoft.com/office/drawing/2016/5/14/chartex" xmlns:mc="http://schemas.openxmlformats.org/markup-compatibility/2006" xmlns:aink="http://schemas.microsoft.com/office/drawing/2016/ink" xmlns:am3d="http://schemas.microsoft.com/office/drawing/2017/model3d" xmlns:o="urn:schemas-microsoft-com:office:office" xmlns:oel="http://schemas.microsoft.com/office/2019/extlst" xmlns:r="http://schemas.openxmlformats.org/officeDocument/2006/relationships" xmlns:m="http://schemas.openxmlformats.org/officeDocument/2006/math" xmlns:v="urn:schemas-microsoft-com:vml" xmlns:wp14="http://schemas.microsoft.com/office/word/2010/wordprocessingDrawing" xmlns:wp="http://schemas.openxmlformats.org/drawingml/2006/wordprocessingDrawing" xmlns:w10="urn:schemas-microsoft-com:office:word" xmlns:w="http://schemas.openxmlformats.org/wordprocessingml/2006/main" xmlns:w14="http://schemas.microsoft.com/office/word/2010/wordml" xmlns:w15="http://schemas.microsoft.com/office/word/2012/wordml" xmlns:w16cex="http://schemas.microsoft.com/office/word/2018/wordml/cex" xmlns:w16cid="http://schemas.microsoft.com/office/word/2016/wordml/cid" xmlns:w16="http://schemas.microsoft.com/office/word/2018/wordml" xmlns:w16sdtdh="http://schemas.microsoft.com/office/word/2020/wordml/sdtdatahash" xmlns:w16se="http://schemas.microsoft.com/office/word/2015/wordml/symex" xmlns:wpg="http://schemas.microsoft.com/office/word/2010/wordprocessingGroup" xmlns:wpi="http://schemas.microsoft.com/office/word/2010/wordprocessingInk" xmlns:wne="http://schemas.microsoft.com/office/word/2006/wordml" xmlns:wps="http://schemas.microsoft.com/office/word/2010/wordprocessingShape" mc:Ignorable="w14 w15 w16se w16cid w16 w16cex w16sdtdh wp14">
+<w:footnotes xmlns:wpc="http://schemas.microsoft.com/office/word/2010/wordprocessingCanvas" xmlns:cx="http://schemas.microsoft.com/office/drawing/2014/chartex" xmlns:cx1="http://schemas.microsoft.com/office/drawing/2015/9/8/chartex" xmlns:cx2="http://schemas.microsoft.com/office/drawing/2015/10/21/chartex" xmlns:cx3="http://schemas.microsoft.com/office/drawing/2016/5/9/chartex" xmlns:cx4="http://schemas.microsoft.com/office/drawing/2016/5/10/chartex" xmlns:cx5="http://schemas.microsoft.com/office/drawing/2016/5/11/chartex" xmlns:cx6="http://schemas.microsoft.com/office/drawing/2016/5/12/chartex" xmlns:cx7="http://schemas.microsoft.com/office/drawing/2016/5/13/chartex" xmlns:cx8="http://schemas.microsoft.com/office/drawing/2016/5/14/chartex" xmlns:mc="http://schemas.openxmlformats.org/markup-compatibility/2006" xmlns:aink="http://schemas.microsoft.com/office/drawing/2016/ink" xmlns:am3d="http://schemas.microsoft.com/office/drawing/2017/model3d" xmlns:o="urn:schemas-microsoft-com:office:office" xmlns:oel="http://schemas.microsoft.com/office/2019/extlst" xmlns:r="http://schemas.openxmlformats.org/officeDocument/2006/relationships" xmlns:m="http://schemas.openxmlformats.org/officeDocument/2006/math" xmlns:v="urn:schemas-microsoft-com:vml" xmlns:wp14="http://schemas.microsoft.com/office/word/2010/wordprocessingDrawing" xmlns:wp="http://schemas.openxmlformats.org/drawingml/2006/wordprocessingDrawing" xmlns:w10="urn:schemas-microsoft-com:office:word" xmlns:w="http://schemas.openxmlformats.org/wordprocessingml/2006/main" xmlns:w14="http://schemas.microsoft.com/office/word/2010/wordml" xmlns:w15="http://schemas.microsoft.com/office/word/2012/wordml" xmlns:w16cex="http://schemas.microsoft.com/office/word/2018/wordml/cex" xmlns:w16cid="http://schemas.microsoft.com/office/word/2016/wordml/cid" xmlns:w16="http://schemas.microsoft.com/office/word/2018/wordml" xmlns:w16du="http://schemas.microsoft.com/office/word/2023/wordml/word16du" xmlns:w16sdtdh="http://schemas.microsoft.com/office/word/2020/wordml/sdtdatahash" xmlns:w16sdtfl="http://schemas.microsoft.com/office/word/2024/wordml/sdtformatlock" xmlns:w16se="http://schemas.microsoft.com/office/word/2015/wordml/symex" xmlns:wpg="http://schemas.microsoft.com/office/word/2010/wordprocessingGroup" xmlns:wpi="http://schemas.microsoft.com/office/word/2010/wordprocessingInk" xmlns:wne="http://schemas.microsoft.com/office/word/2006/wordml" xmlns:wps="http://schemas.microsoft.com/office/word/2010/wordprocessingShape" mc:Ignorable="w14 w15 w16se w16cid w16 w16cex w16sdtdh w16sdtfl w16du wp14">
   <w:footnote w:type="separator" w:id="-1">
     <w:p>
       <w:pPr>
@@ -1708,7 +1720,7 @@
 </file>
 
 <file path=word/header1.xml><?xml version="1.0" encoding="utf-8"?>
-<w:hdr xmlns:wpc="http://schemas.microsoft.com/office/word/2010/wordprocessingCanvas" xmlns:cx="http://schemas.microsoft.com/office/drawing/2014/chartex" xmlns:cx1="http://schemas.microsoft.com/office/drawing/2015/9/8/chartex" xmlns:cx2="http://schemas.microsoft.com/office/drawing/2015/10/21/chartex" xmlns:cx3="http://schemas.microsoft.com/office/drawing/2016/5/9/chartex" xmlns:cx4="http://schemas.microsoft.com/office/drawing/2016/5/10/chartex" xmlns:cx5="http://schemas.microsoft.com/office/drawing/2016/5/11/chartex" xmlns:cx6="http://schemas.microsoft.com/office/drawing/2016/5/12/chartex" xmlns:cx7="http://schemas.microsoft.com/office/drawing/2016/5/13/chartex" xmlns:cx8="http://schemas.microsoft.com/office/drawing/2016/5/14/chartex" xmlns:mc="http://schemas.openxmlformats.org/markup-compatibility/2006" xmlns:aink="http://schemas.microsoft.com/office/drawing/2016/ink" xmlns:am3d="http://schemas.microsoft.com/office/drawing/2017/model3d" xmlns:o="urn:schemas-microsoft-com:office:office" xmlns:oel="http://schemas.microsoft.com/office/2019/extlst" xmlns:r="http://schemas.openxmlformats.org/officeDocument/2006/relationships" xmlns:m="http://schemas.openxmlformats.org/officeDocument/2006/math" xmlns:v="urn:schemas-microsoft-com:vml" xmlns:wp14="http://schemas.microsoft.com/office/word/2010/wordprocessingDrawing" xmlns:wp="http://schemas.openxmlformats.org/drawingml/2006/wordprocessingDrawing" xmlns:w10="urn:schemas-microsoft-com:office:word" xmlns:w="http://schemas.openxmlformats.org/wordprocessingml/2006/main" xmlns:w14="http://schemas.microsoft.com/office/word/2010/wordml" xmlns:w15="http://schemas.microsoft.com/office/word/2012/wordml" xmlns:w16cex="http://schemas.microsoft.com/office/word/2018/wordml/cex" xmlns:w16cid="http://schemas.microsoft.com/office/word/2016/wordml/cid" xmlns:w16="http://schemas.microsoft.com/office/word/2018/wordml" xmlns:w16sdtdh="http://schemas.microsoft.com/office/word/2020/wordml/sdtdatahash" xmlns:w16se="http://schemas.microsoft.com/office/word/2015/wordml/symex" xmlns:wpg="http://schemas.microsoft.com/office/word/2010/wordprocessingGroup" xmlns:wpi="http://schemas.microsoft.com/office/word/2010/wordprocessingInk" xmlns:wne="http://schemas.microsoft.com/office/word/2006/wordml" xmlns:wps="http://schemas.microsoft.com/office/word/2010/wordprocessingShape" mc:Ignorable="w14 w15 w16se w16cid w16 w16cex w16sdtdh wp14">
+<w:hdr xmlns:wpc="http://schemas.microsoft.com/office/word/2010/wordprocessingCanvas" xmlns:cx="http://schemas.microsoft.com/office/drawing/2014/chartex" xmlns:cx1="http://schemas.microsoft.com/office/drawing/2015/9/8/chartex" xmlns:cx2="http://schemas.microsoft.com/office/drawing/2015/10/21/chartex" xmlns:cx3="http://schemas.microsoft.com/office/drawing/2016/5/9/chartex" xmlns:cx4="http://schemas.microsoft.com/office/drawing/2016/5/10/chartex" xmlns:cx5="http://schemas.microsoft.com/office/drawing/2016/5/11/chartex" xmlns:cx6="http://schemas.microsoft.com/office/drawing/2016/5/12/chartex" xmlns:cx7="http://schemas.microsoft.com/office/drawing/2016/5/13/chartex" xmlns:cx8="http://schemas.microsoft.com/office/drawing/2016/5/14/chartex" xmlns:mc="http://schemas.openxmlformats.org/markup-compatibility/2006" xmlns:aink="http://schemas.microsoft.com/office/drawing/2016/ink" xmlns:am3d="http://schemas.microsoft.com/office/drawing/2017/model3d" xmlns:o="urn:schemas-microsoft-com:office:office" xmlns:oel="http://schemas.microsoft.com/office/2019/extlst" xmlns:r="http://schemas.openxmlformats.org/officeDocument/2006/relationships" xmlns:m="http://schemas.openxmlformats.org/officeDocument/2006/math" xmlns:v="urn:schemas-microsoft-com:vml" xmlns:wp14="http://schemas.microsoft.com/office/word/2010/wordprocessingDrawing" xmlns:wp="http://schemas.openxmlformats.org/drawingml/2006/wordprocessingDrawing" xmlns:w10="urn:schemas-microsoft-com:office:word" xmlns:w="http://schemas.openxmlformats.org/wordprocessingml/2006/main" xmlns:w14="http://schemas.microsoft.com/office/word/2010/wordml" xmlns:w15="http://schemas.microsoft.com/office/word/2012/wordml" xmlns:w16cex="http://schemas.microsoft.com/office/word/2018/wordml/cex" xmlns:w16cid="http://schemas.microsoft.com/office/word/2016/wordml/cid" xmlns:w16="http://schemas.microsoft.com/office/word/2018/wordml" xmlns:w16du="http://schemas.microsoft.com/office/word/2023/wordml/word16du" xmlns:w16sdtdh="http://schemas.microsoft.com/office/word/2020/wordml/sdtdatahash" xmlns:w16sdtfl="http://schemas.microsoft.com/office/word/2024/wordml/sdtformatlock" xmlns:w16se="http://schemas.microsoft.com/office/word/2015/wordml/symex" xmlns:wpg="http://schemas.microsoft.com/office/word/2010/wordprocessingGroup" xmlns:wpi="http://schemas.microsoft.com/office/word/2010/wordprocessingInk" xmlns:wne="http://schemas.microsoft.com/office/word/2006/wordml" xmlns:wps="http://schemas.microsoft.com/office/word/2010/wordprocessingShape" mc:Ignorable="w14 w15 w16se w16cid w16 w16cex w16sdtdh w16sdtfl w16du wp14">
   <w:p>
     <w:pPr>
       <w:pStyle w:val="Header"/>
@@ -1718,7 +1730,7 @@
 </file>
 
 <file path=word/header2.xml><?xml version="1.0" encoding="utf-8"?>
-<w:hdr xmlns:wpc="http://schemas.microsoft.com/office/word/2010/wordprocessingCanvas" xmlns:cx="http://schemas.microsoft.com/office/drawing/2014/chartex" xmlns:cx1="http://schemas.microsoft.com/office/drawing/2015/9/8/chartex" xmlns:cx2="http://schemas.microsoft.com/office/drawing/2015/10/21/chartex" xmlns:cx3="http://schemas.microsoft.com/office/drawing/2016/5/9/chartex" xmlns:cx4="http://schemas.microsoft.com/office/drawing/2016/5/10/chartex" xmlns:cx5="http://schemas.microsoft.com/office/drawing/2016/5/11/chartex" xmlns:cx6="http://schemas.microsoft.com/office/drawing/2016/5/12/chartex" xmlns:cx7="http://schemas.microsoft.com/office/drawing/2016/5/13/chartex" xmlns:cx8="http://schemas.microsoft.com/office/drawing/2016/5/14/chartex" xmlns:mc="http://schemas.openxmlformats.org/markup-compatibility/2006" xmlns:aink="http://schemas.microsoft.com/office/drawing/2016/ink" xmlns:am3d="http://schemas.microsoft.com/office/drawing/2017/model3d" xmlns:o="urn:schemas-microsoft-com:office:office" xmlns:oel="http://schemas.microsoft.com/office/2019/extlst" xmlns:r="http://schemas.openxmlformats.org/officeDocument/2006/relationships" xmlns:m="http://schemas.openxmlformats.org/officeDocument/2006/math" xmlns:v="urn:schemas-microsoft-com:vml" xmlns:wp14="http://schemas.microsoft.com/office/word/2010/wordprocessingDrawing" xmlns:wp="http://schemas.openxmlformats.org/drawingml/2006/wordprocessingDrawing" xmlns:w10="urn:schemas-microsoft-com:office:word" xmlns:w="http://schemas.openxmlformats.org/wordprocessingml/2006/main" xmlns:w14="http://schemas.microsoft.com/office/word/2010/wordml" xmlns:w15="http://schemas.microsoft.com/office/word/2012/wordml" xmlns:w16cex="http://schemas.microsoft.com/office/word/2018/wordml/cex" xmlns:w16cid="http://schemas.microsoft.com/office/word/2016/wordml/cid" xmlns:w16="http://schemas.microsoft.com/office/word/2018/wordml" xmlns:w16sdtdh="http://schemas.microsoft.com/office/word/2020/wordml/sdtdatahash" xmlns:w16se="http://schemas.microsoft.com/office/word/2015/wordml/symex" xmlns:wpg="http://schemas.microsoft.com/office/word/2010/wordprocessingGroup" xmlns:wpi="http://schemas.microsoft.com/office/word/2010/wordprocessingInk" xmlns:wne="http://schemas.microsoft.com/office/word/2006/wordml" xmlns:wps="http://schemas.microsoft.com/office/word/2010/wordprocessingShape" mc:Ignorable="w14 w15 w16se w16cid w16 w16cex w16sdtdh wp14">
+<w:hdr xmlns:wpc="http://schemas.microsoft.com/office/word/2010/wordprocessingCanvas" xmlns:cx="http://schemas.microsoft.com/office/drawing/2014/chartex" xmlns:cx1="http://schemas.microsoft.com/office/drawing/2015/9/8/chartex" xmlns:cx2="http://schemas.microsoft.com/office/drawing/2015/10/21/chartex" xmlns:cx3="http://schemas.microsoft.com/office/drawing/2016/5/9/chartex" xmlns:cx4="http://schemas.microsoft.com/office/drawing/2016/5/10/chartex" xmlns:cx5="http://schemas.microsoft.com/office/drawing/2016/5/11/chartex" xmlns:cx6="http://schemas.microsoft.com/office/drawing/2016/5/12/chartex" xmlns:cx7="http://schemas.microsoft.com/office/drawing/2016/5/13/chartex" xmlns:cx8="http://schemas.microsoft.com/office/drawing/2016/5/14/chartex" xmlns:mc="http://schemas.openxmlformats.org/markup-compatibility/2006" xmlns:aink="http://schemas.microsoft.com/office/drawing/2016/ink" xmlns:am3d="http://schemas.microsoft.com/office/drawing/2017/model3d" xmlns:o="urn:schemas-microsoft-com:office:office" xmlns:oel="http://schemas.microsoft.com/office/2019/extlst" xmlns:r="http://schemas.openxmlformats.org/officeDocument/2006/relationships" xmlns:m="http://schemas.openxmlformats.org/officeDocument/2006/math" xmlns:v="urn:schemas-microsoft-com:vml" xmlns:wp14="http://schemas.microsoft.com/office/word/2010/wordprocessingDrawing" xmlns:wp="http://schemas.openxmlformats.org/drawingml/2006/wordprocessingDrawing" xmlns:w10="urn:schemas-microsoft-com:office:word" xmlns:w="http://schemas.openxmlformats.org/wordprocessingml/2006/main" xmlns:w14="http://schemas.microsoft.com/office/word/2010/wordml" xmlns:w15="http://schemas.microsoft.com/office/word/2012/wordml" xmlns:w16cex="http://schemas.microsoft.com/office/word/2018/wordml/cex" xmlns:w16cid="http://schemas.microsoft.com/office/word/2016/wordml/cid" xmlns:w16="http://schemas.microsoft.com/office/word/2018/wordml" xmlns:w16du="http://schemas.microsoft.com/office/word/2023/wordml/word16du" xmlns:w16sdtdh="http://schemas.microsoft.com/office/word/2020/wordml/sdtdatahash" xmlns:w16sdtfl="http://schemas.microsoft.com/office/word/2024/wordml/sdtformatlock" xmlns:w16se="http://schemas.microsoft.com/office/word/2015/wordml/symex" xmlns:wpg="http://schemas.microsoft.com/office/word/2010/wordprocessingGroup" xmlns:wpi="http://schemas.microsoft.com/office/word/2010/wordprocessingInk" xmlns:wne="http://schemas.microsoft.com/office/word/2006/wordml" xmlns:wps="http://schemas.microsoft.com/office/word/2010/wordprocessingShape" mc:Ignorable="w14 w15 w16se w16cid w16 w16cex w16sdtdh w16sdtfl w16du wp14">
   <w:p>
     <w:pPr>
       <w:pStyle w:val="Header"/>
@@ -1729,7 +1741,7 @@
 </file>
 
 <file path=word/header3.xml><?xml version="1.0" encoding="utf-8"?>
-<w:hdr xmlns:wpc="http://schemas.microsoft.com/office/word/2010/wordprocessingCanvas" xmlns:cx="http://schemas.microsoft.com/office/drawing/2014/chartex" xmlns:cx1="http://schemas.microsoft.com/office/drawing/2015/9/8/chartex" xmlns:cx2="http://schemas.microsoft.com/office/drawing/2015/10/21/chartex" xmlns:cx3="http://schemas.microsoft.com/office/drawing/2016/5/9/chartex" xmlns:cx4="http://schemas.microsoft.com/office/drawing/2016/5/10/chartex" xmlns:cx5="http://schemas.microsoft.com/office/drawing/2016/5/11/chartex" xmlns:cx6="http://schemas.microsoft.com/office/drawing/2016/5/12/chartex" xmlns:cx7="http://schemas.microsoft.com/office/drawing/2016/5/13/chartex" xmlns:cx8="http://schemas.microsoft.com/office/drawing/2016/5/14/chartex" xmlns:mc="http://schemas.openxmlformats.org/markup-compatibility/2006" xmlns:aink="http://schemas.microsoft.com/office/drawing/2016/ink" xmlns:am3d="http://schemas.microsoft.com/office/drawing/2017/model3d" xmlns:o="urn:schemas-microsoft-com:office:office" xmlns:oel="http://schemas.microsoft.com/office/2019/extlst" xmlns:r="http://schemas.openxmlformats.org/officeDocument/2006/relationships" xmlns:m="http://schemas.openxmlformats.org/officeDocument/2006/math" xmlns:v="urn:schemas-microsoft-com:vml" xmlns:wp14="http://schemas.microsoft.com/office/word/2010/wordprocessingDrawing" xmlns:wp="http://schemas.openxmlformats.org/drawingml/2006/wordprocessingDrawing" xmlns:w10="urn:schemas-microsoft-com:office:word" xmlns:w="http://schemas.openxmlformats.org/wordprocessingml/2006/main" xmlns:w14="http://schemas.microsoft.com/office/word/2010/wordml" xmlns:w15="http://schemas.microsoft.com/office/word/2012/wordml" xmlns:w16cex="http://schemas.microsoft.com/office/word/2018/wordml/cex" xmlns:w16cid="http://schemas.microsoft.com/office/word/2016/wordml/cid" xmlns:w16="http://schemas.microsoft.com/office/word/2018/wordml" xmlns:w16sdtdh="http://schemas.microsoft.com/office/word/2020/wordml/sdtdatahash" xmlns:w16se="http://schemas.microsoft.com/office/word/2015/wordml/symex" xmlns:wpg="http://schemas.microsoft.com/office/word/2010/wordprocessingGroup" xmlns:wpi="http://schemas.microsoft.com/office/word/2010/wordprocessingInk" xmlns:wne="http://schemas.microsoft.com/office/word/2006/wordml" xmlns:wps="http://schemas.microsoft.com/office/word/2010/wordprocessingShape" mc:Ignorable="w14 w15 w16se w16cid w16 w16cex w16sdtdh wp14">
+<w:hdr xmlns:wpc="http://schemas.microsoft.com/office/word/2010/wordprocessingCanvas" xmlns:cx="http://schemas.microsoft.com/office/drawing/2014/chartex" xmlns:cx1="http://schemas.microsoft.com/office/drawing/2015/9/8/chartex" xmlns:cx2="http://schemas.microsoft.com/office/drawing/2015/10/21/chartex" xmlns:cx3="http://schemas.microsoft.com/office/drawing/2016/5/9/chartex" xmlns:cx4="http://schemas.microsoft.com/office/drawing/2016/5/10/chartex" xmlns:cx5="http://schemas.microsoft.com/office/drawing/2016/5/11/chartex" xmlns:cx6="http://schemas.microsoft.com/office/drawing/2016/5/12/chartex" xmlns:cx7="http://schemas.microsoft.com/office/drawing/2016/5/13/chartex" xmlns:cx8="http://schemas.microsoft.com/office/drawing/2016/5/14/chartex" xmlns:mc="http://schemas.openxmlformats.org/markup-compatibility/2006" xmlns:aink="http://schemas.microsoft.com/office/drawing/2016/ink" xmlns:am3d="http://schemas.microsoft.com/office/drawing/2017/model3d" xmlns:o="urn:schemas-microsoft-com:office:office" xmlns:oel="http://schemas.microsoft.com/office/2019/extlst" xmlns:r="http://schemas.openxmlformats.org/officeDocument/2006/relationships" xmlns:m="http://schemas.openxmlformats.org/officeDocument/2006/math" xmlns:v="urn:schemas-microsoft-com:vml" xmlns:wp14="http://schemas.microsoft.com/office/word/2010/wordprocessingDrawing" xmlns:wp="http://schemas.openxmlformats.org/drawingml/2006/wordprocessingDrawing" xmlns:w10="urn:schemas-microsoft-com:office:word" xmlns:w="http://schemas.openxmlformats.org/wordprocessingml/2006/main" xmlns:w14="http://schemas.microsoft.com/office/word/2010/wordml" xmlns:w15="http://schemas.microsoft.com/office/word/2012/wordml" xmlns:w16cex="http://schemas.microsoft.com/office/word/2018/wordml/cex" xmlns:w16cid="http://schemas.microsoft.com/office/word/2016/wordml/cid" xmlns:w16="http://schemas.microsoft.com/office/word/2018/wordml" xmlns:w16du="http://schemas.microsoft.com/office/word/2023/wordml/word16du" xmlns:w16sdtdh="http://schemas.microsoft.com/office/word/2020/wordml/sdtdatahash" xmlns:w16sdtfl="http://schemas.microsoft.com/office/word/2024/wordml/sdtformatlock" xmlns:w16se="http://schemas.microsoft.com/office/word/2015/wordml/symex" xmlns:wpg="http://schemas.microsoft.com/office/word/2010/wordprocessingGroup" xmlns:wpi="http://schemas.microsoft.com/office/word/2010/wordprocessingInk" xmlns:wne="http://schemas.microsoft.com/office/word/2006/wordml" xmlns:wps="http://schemas.microsoft.com/office/word/2010/wordprocessingShape" mc:Ignorable="w14 w15 w16se w16cid w16 w16cex w16sdtdh w16sdtfl w16du wp14">
   <w:p>
     <w:pPr>
       <w:pStyle w:val="Header"/>
@@ -1738,7 +1750,7 @@
     <w:r>
       <w:tab/>
       <w:tab/>
-      <w:t>2026-06-17</w:t>
+      <w:t>2026-06-18</w:t>
       <w:br/>
       <w:br/>
     </w:r>
@@ -1755,7 +1767,7 @@
 </file>
 
 <file path=word/numbering.xml><?xml version="1.0" encoding="utf-8"?>
-<w:numbering xmlns:wpc="http://schemas.microsoft.com/office/word/2010/wordprocessingCanvas" xmlns:cx="http://schemas.microsoft.com/office/drawing/2014/chartex" xmlns:cx1="http://schemas.microsoft.com/office/drawing/2015/9/8/chartex" xmlns:cx2="http://schemas.microsoft.com/office/drawing/2015/10/21/chartex" xmlns:cx3="http://schemas.microsoft.com/office/drawing/2016/5/9/chartex" xmlns:cx4="http://schemas.microsoft.com/office/drawing/2016/5/10/chartex" xmlns:cx5="http://schemas.microsoft.com/office/drawing/2016/5/11/chartex" xmlns:cx6="http://schemas.microsoft.com/office/drawing/2016/5/12/chartex" xmlns:cx7="http://schemas.microsoft.com/office/drawing/2016/5/13/chartex" xmlns:cx8="http://schemas.microsoft.com/office/drawing/2016/5/14/chartex" xmlns:mc="http://schemas.openxmlformats.org/markup-compatibility/2006" xmlns:aink="http://schemas.microsoft.com/office/drawing/2016/ink" xmlns:am3d="http://schemas.microsoft.com/office/drawing/2017/model3d" xmlns:o="urn:schemas-microsoft-com:office:office" xmlns:oel="http://schemas.microsoft.com/office/2019/extlst" xmlns:r="http://schemas.openxmlformats.org/officeDocument/2006/relationships" xmlns:m="http://schemas.openxmlformats.org/officeDocument/2006/math" xmlns:v="urn:schemas-microsoft-com:vml" xmlns:wp14="http://schemas.microsoft.com/office/word/2010/wordprocessingDrawing" xmlns:wp="http://schemas.openxmlformats.org/drawingml/2006/wordprocessingDrawing" xmlns:w10="urn:schemas-microsoft-com:office:word" xmlns:w="http://schemas.openxmlformats.org/wordprocessingml/2006/main" xmlns:w14="http://schemas.microsoft.com/office/word/2010/wordml" xmlns:w15="http://schemas.microsoft.com/office/word/2012/wordml" xmlns:w16cex="http://schemas.microsoft.com/office/word/2018/wordml/cex" xmlns:w16cid="http://schemas.microsoft.com/office/word/2016/wordml/cid" xmlns:w16="http://schemas.microsoft.com/office/word/2018/wordml" xmlns:w16sdtdh="http://schemas.microsoft.com/office/word/2020/wordml/sdtdatahash" xmlns:w16se="http://schemas.microsoft.com/office/word/2015/wordml/symex" xmlns:wpg="http://schemas.microsoft.com/office/word/2010/wordprocessingGroup" xmlns:wpi="http://schemas.microsoft.com/office/word/2010/wordprocessingInk" xmlns:wne="http://schemas.microsoft.com/office/word/2006/wordml" xmlns:wps="http://schemas.microsoft.com/office/word/2010/wordprocessingShape" mc:Ignorable="w14 w15 w16se w16cid w16 w16cex w16sdtdh wp14">
+<w:numbering xmlns:wpc="http://schemas.microsoft.com/office/word/2010/wordprocessingCanvas" xmlns:cx="http://schemas.microsoft.com/office/drawing/2014/chartex" xmlns:cx1="http://schemas.microsoft.com/office/drawing/2015/9/8/chartex" xmlns:cx2="http://schemas.microsoft.com/office/drawing/2015/10/21/chartex" xmlns:cx3="http://schemas.microsoft.com/office/drawing/2016/5/9/chartex" xmlns:cx4="http://schemas.microsoft.com/office/drawing/2016/5/10/chartex" xmlns:cx5="http://schemas.microsoft.com/office/drawing/2016/5/11/chartex" xmlns:cx6="http://schemas.microsoft.com/office/drawing/2016/5/12/chartex" xmlns:cx7="http://schemas.microsoft.com/office/drawing/2016/5/13/chartex" xmlns:cx8="http://schemas.microsoft.com/office/drawing/2016/5/14/chartex" xmlns:mc="http://schemas.openxmlformats.org/markup-compatibility/2006" xmlns:aink="http://schemas.microsoft.com/office/drawing/2016/ink" xmlns:am3d="http://schemas.microsoft.com/office/drawing/2017/model3d" xmlns:o="urn:schemas-microsoft-com:office:office" xmlns:oel="http://schemas.microsoft.com/office/2019/extlst" xmlns:r="http://schemas.openxmlformats.org/officeDocument/2006/relationships" xmlns:m="http://schemas.openxmlformats.org/officeDocument/2006/math" xmlns:v="urn:schemas-microsoft-com:vml" xmlns:wp14="http://schemas.microsoft.com/office/word/2010/wordprocessingDrawing" xmlns:wp="http://schemas.openxmlformats.org/drawingml/2006/wordprocessingDrawing" xmlns:w10="urn:schemas-microsoft-com:office:word" xmlns:w="http://schemas.openxmlformats.org/wordprocessingml/2006/main" xmlns:w14="http://schemas.microsoft.com/office/word/2010/wordml" xmlns:w15="http://schemas.microsoft.com/office/word/2012/wordml" xmlns:w16cex="http://schemas.microsoft.com/office/word/2018/wordml/cex" xmlns:w16cid="http://schemas.microsoft.com/office/word/2016/wordml/cid" xmlns:w16="http://schemas.microsoft.com/office/word/2018/wordml" xmlns:w16du="http://schemas.microsoft.com/office/word/2023/wordml/word16du" xmlns:w16sdtdh="http://schemas.microsoft.com/office/word/2020/wordml/sdtdatahash" xmlns:w16sdtfl="http://schemas.microsoft.com/office/word/2024/wordml/sdtformatlock" xmlns:w16se="http://schemas.microsoft.com/office/word/2015/wordml/symex" xmlns:wpg="http://schemas.microsoft.com/office/word/2010/wordprocessingGroup" xmlns:wpi="http://schemas.microsoft.com/office/word/2010/wordprocessingInk" xmlns:wne="http://schemas.microsoft.com/office/word/2006/wordml" xmlns:wps="http://schemas.microsoft.com/office/word/2010/wordprocessingShape" mc:Ignorable="w14 w15 w16se w16cid w16 w16cex w16sdtdh w16sdtfl w16du wp14">
   <w:abstractNum w:abstractNumId="0" w15:restartNumberingAfterBreak="0">
     <w:nsid w:val="FFFFFF7C"/>
     <w:multiLevelType w:val="singleLevel"/>
@@ -1958,7 +1970,7 @@
 </file>
 
 <file path=word/styles.xml><?xml version="1.0" encoding="utf-8"?>
-<w:styles xmlns:mc="http://schemas.openxmlformats.org/markup-compatibility/2006" xmlns:r="http://schemas.openxmlformats.org/officeDocument/2006/relationships" xmlns:w="http://schemas.openxmlformats.org/wordprocessingml/2006/main" xmlns:w14="http://schemas.microsoft.com/office/word/2010/wordml" xmlns:w15="http://schemas.microsoft.com/office/word/2012/wordml" xmlns:w16cex="http://schemas.microsoft.com/office/word/2018/wordml/cex" xmlns:w16cid="http://schemas.microsoft.com/office/word/2016/wordml/cid" xmlns:w16="http://schemas.microsoft.com/office/word/2018/wordml" xmlns:w16sdtdh="http://schemas.microsoft.com/office/word/2020/wordml/sdtdatahash" xmlns:w16se="http://schemas.microsoft.com/office/word/2015/wordml/symex" mc:Ignorable="w14 w15 w16se w16cid w16 w16cex w16sdtdh">
+<w:styles xmlns:mc="http://schemas.openxmlformats.org/markup-compatibility/2006" xmlns:r="http://schemas.openxmlformats.org/officeDocument/2006/relationships" xmlns:w="http://schemas.openxmlformats.org/wordprocessingml/2006/main" xmlns:w14="http://schemas.microsoft.com/office/word/2010/wordml" xmlns:w15="http://schemas.microsoft.com/office/word/2012/wordml" xmlns:w16cex="http://schemas.microsoft.com/office/word/2018/wordml/cex" xmlns:w16cid="http://schemas.microsoft.com/office/word/2016/wordml/cid" xmlns:w16="http://schemas.microsoft.com/office/word/2018/wordml" xmlns:w16du="http://schemas.microsoft.com/office/word/2023/wordml/word16du" xmlns:w16sdtdh="http://schemas.microsoft.com/office/word/2020/wordml/sdtdatahash" xmlns:w16sdtfl="http://schemas.microsoft.com/office/word/2024/wordml/sdtformatlock" xmlns:w16se="http://schemas.microsoft.com/office/word/2015/wordml/symex" mc:Ignorable="w14 w15 w16se w16cid w16 w16cex w16sdtdh w16sdtfl w16du">
   <w:docDefaults>
     <w:rPrDefault>
       <w:rPr>
@@ -2716,7 +2728,7 @@
     <w:link w:val="TitleChar"/>
     <w:uiPriority w:val="10"/>
     <w:qFormat/>
-    <w:rsid w:val="007106C8"/>
+    <w:rsid w:val="00E854FA"/>
     <w:pPr>
       <w:spacing w:after="300" w:line="240" w:lineRule="auto"/>
       <w:contextualSpacing/>
@@ -2726,7 +2738,7 @@
       <w:rFonts w:eastAsiaTheme="majorEastAsia" w:cstheme="majorBidi"/>
       <w:spacing w:val="5"/>
       <w:kern w:val="28"/>
-      <w:sz w:val="52"/>
+      <w:sz w:val="40"/>
       <w:szCs w:val="52"/>
       <w:lang w:val="sv-SE" w:eastAsia="en-US" w:bidi="ar-SA"/>
     </w:rPr>
@@ -2736,12 +2748,12 @@
     <w:basedOn w:val="DefaultParagraphFont"/>
     <w:link w:val="Title"/>
     <w:uiPriority w:val="10"/>
-    <w:rsid w:val="007106C8"/>
+    <w:rsid w:val="00E854FA"/>
     <w:rPr>
       <w:rFonts w:ascii="Times New Roman" w:eastAsiaTheme="majorEastAsia" w:hAnsi="Times New Roman" w:cstheme="majorBidi"/>
       <w:spacing w:val="5"/>
       <w:kern w:val="28"/>
-      <w:sz w:val="52"/>
+      <w:sz w:val="40"/>
       <w:szCs w:val="52"/>
       <w:lang w:val="sv-SE" w:eastAsia="en-US" w:bidi="ar-SA"/>
     </w:rPr>

--- a/klagomål/A 17285-2026 FSC-klagomål.docx
+++ b/klagomål/A 17285-2026 FSC-klagomål.docx
@@ -1750,7 +1750,7 @@
     <w:r>
       <w:tab/>
       <w:tab/>
-      <w:t>2026-06-18</w:t>
+      <w:t>2026-06-19</w:t>
       <w:br/>
       <w:br/>
     </w:r>

--- a/klagomål/A 17285-2026 FSC-klagomål.docx
+++ b/klagomål/A 17285-2026 FSC-klagomål.docx
@@ -1750,7 +1750,7 @@
     <w:r>
       <w:tab/>
       <w:tab/>
-      <w:t>2026-06-19</w:t>
+      <w:t>2026-06-20</w:t>
       <w:br/>
       <w:br/>
     </w:r>

--- a/klagomål/A 17285-2026 FSC-klagomål.docx
+++ b/klagomål/A 17285-2026 FSC-klagomål.docx
@@ -168,38 +168,7 @@
     </w:p>
     <w:p>
       <w:r>
-        <w:t>Detta dokument behandlar höga naturvärden i avverkningsanmälan A 17285-2026 i Krokoms kommun som inkom 2026-04-07 och omfattar 32,1 ha.</w:t>
-      </w:r>
-    </w:p>
-    <w:p>
-      <w:r>
-        <w:t>Nedan presenteras fynd av naturvårdsarter och fridlysta arter som gjorts i det avverkningsanmälda området, samt relevanta utdrag ur standarderna för FSC, Chain of Custody, Controlled Wood och PEFC. I BILAGA 1 finns artfakta om fridlysta och rödlistade arter.</w:t>
-      </w:r>
-    </w:p>
-    <w:p>
-      <w:r>
-        <w:t>Vi förväntar oss att ni återkommer med ett skriftligt svar på vårt klagomål och även beskriver vilka korrigerande åtgärder ni satt in för att rätta till identifierade brister i er efterlevnad av den svenska FSC standarden.</w:t>
-      </w:r>
-    </w:p>
-    <w:p>
-      <w:pPr>
-        <w:pStyle w:val="Heading1"/>
-      </w:pPr>
-      <w:r>
-        <w:t>Naturvårdsarter</w:t>
-      </w:r>
-    </w:p>
-    <w:p>
-      <w:r>
-        <w:t>I och inom 4 meter från avverkningsanmälan har följande 22 naturvårdsarter hittats: skrovellavsknapp (EN), blackticka (VU), garnlav (VU, T), gränsticka (VU, T), norsk näverlav (VU), skuggnål (VU), brunpudrad nållav (NT, T), doftskinn (NT, T), gammelgransskål (NT, T), harticka (NT, T), liten svartspik (NT), lunglav (NT, T), rödbrun blekspik (NT, T), skrovellav (NT, T), tretåig hackspett (NT, T, §4), ullticka (NT, T), vågticka (NT), bårdlav (S, T), korallblylav (S, T), stuplav (S, T), trådticka (S, T) och vedticka (S, T). Av dessa är 17 rödlistade. För rödlistade arter har rödlistekategorin angivits inom parentes. Arter som är signalarter enligt Skogsstyrelsen har markerats med (S). Typiska arter inom Natura 2000 som är kopplade till skogsekosystem har markerats med (T). För fridlysta arter anges även paragrafen i Artskyddsförordningen som arten är fridlyst enligt.</w:t>
-      </w:r>
-    </w:p>
-    <w:p>
-      <w:r>
-        <w:t>De påträffade naturvårdsarterna är ett tydligt kvitto på att det rör sig om en skog med höga naturvärden.</w:t>
-      </w:r>
-      <w:r>
-        <w:t xml:space="preserve"> I Figur 1 visas fyndplatser för naturvårdsarter i området, som finns registrerade på Artportalen.</w:t>
+        <w:t>Detta klagomål behandlar höga naturvärden i avverkningsanmälan A 17285-2026 i Krokoms kommun som inkom 2026-04-07 och omfattar 32,1 ha.</w:t>
       </w:r>
     </w:p>
     <w:p>
@@ -247,7 +216,663 @@
         <w:spacing w:after="240"/>
       </w:pPr>
       <w:r>
-        <w:t>Figur 1. Fyndplatser för naturvårdsarter i och inom 4 meter från avverkningsanmälan (röd linje). Markörer utan svart kant är placerade på fyndplatsen. Markörer med svart kant är placerade vid sidan av fyndplatsen och har ett svart streck som visar fyndplatsens exakta position. Kartans mittpunktskoordinat är N 7086047, E 484782 i SWEREF 99 TM.</w:t>
+        <w:t>Figur 1. Fyndplatser för naturvårdsarter i och inom 4 meter från avverkningsanmälan. Markörer utan svart kant är placerade på fyndplatsen. Markörer med svart kant är placerade vid sidan av fyndplatsen har ett svart streck som visar fyndplatsens exakta position. Kartans mittpunktskoordinat är N 7086047, E 484782 i SWEREF 99 TM.</w:t>
+      </w:r>
+    </w:p>
+    <w:p>
+      <w:r>
+        <w:t>I och inom 4 meter från avverkningsanmälan finns fynd av 22 naturvårdsarter, varav 17 är rödlistade, 1 är fridlyst, 16 är typiska (T) och 5 är signalarter (S): skrovellavsknapp (EN), blackticka (VU), garnlav (VU, T), gränsticka (VU, T), norsk näverlav (VU), skuggnål (VU), brunpudrad nållav (NT, T), doftskinn (NT, T), gammelgransskål (NT, T), harticka (NT, T), liten svartspik (NT), lunglav (NT, T), rödbrun blekspik (NT, T), skrovellav (NT, T), tretåig hackspett (NT, T, §4), ullticka (NT, T), vågticka (NT), bårdlav (S, T), korallblylav (S, T), stuplav (S, T), trådticka (S, T) och vedticka (S, T). Se Figur 1.</w:t>
+      </w:r>
+    </w:p>
+    <w:p>
+      <w:r>
+        <w:t>Nedan presenteras relevanta utdrag ur standarderna för FSC, Chain of Custody, Controlled Wood och PEFC.</w:t>
+      </w:r>
+    </w:p>
+    <w:p>
+      <w:r>
+        <w:t>Vi förväntar oss att ni återkommer med ett skriftligt svar på vårt klagomål och även beskriver vilka korrigerande åtgärder ni satt in för att rätta till identifierade brister i er efterlevnad av den svenska FSC standarden.</w:t>
+      </w:r>
+    </w:p>
+    <w:p>
+      <w:pPr>
+        <w:pStyle w:val="Heading1"/>
+      </w:pPr>
+      <w:r>
+        <w:t>Naturvårdsarter och fridlysta arter</w:t>
+      </w:r>
+    </w:p>
+    <w:p>
+      <w:r>
+        <w:t>Nedan följer beskrivningar av de naturvårdsarter och fridlysta arter som har sina livsmiljöer och växtplatser i den avverkningsanmälda skogen. Se även ytterligare artfakta i BILAGA 1. De påträffade naturvårdsarterna är ett tydligt kvitto på att det rör sig om en skog med höga naturvärden.</w:t>
+      </w:r>
+    </w:p>
+    <w:p>
+      <w:r>
+        <w:rPr>
+          <w:b/>
+        </w:rPr>
+        <w:t>Skrovellavsknapp (EN)</w:t>
+      </w:r>
+      <w:r>
+        <w:t xml:space="preserve"> är en starkt hotad parasitisk svamp som växer på på skrovellav (NT) och är knuten till gamla lövträd som sälg och rönn i skogar av naturskogskaraktär. Skrovellavsknapp är sannolikt extremt känslig för uttorkning och avverkningar på eller nära växtplatserna utgör ett stort hot. Samtliga skogsbestånd med förekomst av skrovellavsknapp måste skyddas. Genom att skydda och utveckla skogsmiljöer med skrovellavsknapp så gynnas också den likaså rödlistade värden skrovellav (NT) samt flera andra sällsynta och rödlistade lavar, däribland lavparasiterna </w:t>
+      </w:r>
+      <w:r>
+        <w:rPr>
+          <w:i/>
+        </w:rPr>
+        <w:t>Catillaria lobariicola</w:t>
+      </w:r>
+      <w:r>
+        <w:t xml:space="preserve"> (VU) och </w:t>
+      </w:r>
+      <w:r>
+        <w:rPr>
+          <w:i/>
+        </w:rPr>
+        <w:t>Merismatium lobariae</w:t>
+      </w:r>
+      <w:r>
+        <w:t xml:space="preserve"> (DD), som också är knutna till skrovellav (SLU Artdatabanken, 2026).</w:t>
+      </w:r>
+    </w:p>
+    <w:p>
+      <w:r>
+        <w:rPr>
+          <w:b/>
+        </w:rPr>
+        <w:t>Blackticka (VU)</w:t>
+      </w:r>
+      <w:r>
+        <w:t>, rödlistad som sårbar, är en exklusiv svamp som signalerar fuktiga granskogar med mycket höga naturvärden. Den har klassificerats som en “urskogsindikator” och påträffas nästan enbart i urskogsartade barrnaturskogar med långvarig kontinuitet av grova lågor i olika nedbrytningsstadier. Skogsskötselåtgärder på eller i omedelbar närhet av lokalerna utgör ett hot och på lång sikt innebär fragmenteringen av skogslandskapet att artens förekomster isoleras vilket i sig utgör ett hot mot artens överlevnad. Fler skogar med blackticka måste skyddas (Nitare &amp; Skogsstyrelsen, 2019; SLU Artdatabanken, 2024).</w:t>
+      </w:r>
+    </w:p>
+    <w:p>
+      <w:r>
+        <w:rPr>
+          <w:b/>
+        </w:rPr>
+        <w:t>Garnlav (VU)</w:t>
+      </w:r>
+      <w:r>
+        <w:t xml:space="preserve"> är en utpräglad barrskogsart som ibland kan drapera träden i norrländska grannaturskogar med hög luftfuktighet. Den förekommer även i talldominerade bestånd där den, förutom i trädens grenverk, påträffas hängande över ojämnheter i tallbarken. Arten har minskat starkt i södra och mellersta Sverige och den minskar även i sitt nordliga utbredningsområde. Minskningstakten uppgår till 30 (20–50) % inom 50 år och överstiger gränsvärdet för Sårbar (VU). Orsaken till tillbakagången beror främst på slutavverkningar av naturskogsartade skogar. Bestånd med riklig förekomst bör regelmässigt sparas, vilket även gynnar flera andra sällsynta och rödlistade arter. Garnlav är värdväxt för den mycket sällsynta och akut hotade fjärilen barrskogslavfly (CR) som hör hemma i boreala barrskogar med riklig förekomst av värdväxten. Tidigare kunde arten konstateras årligen på flera platser vid Dala-Floda i Dalarna innan lokalerna kalavverkades. Senaste fyndet i landet av barrskogslavfly är från år 2000 då den påträffades vid Högberget i Sollefteå kommun. Garnlav är typisk art för </w:t>
+      </w:r>
+      <w:r>
+        <w:rPr>
+          <w:i/>
+        </w:rPr>
+        <w:t xml:space="preserve">9010 Taiga </w:t>
+      </w:r>
+      <w:r>
+        <w:t>och</w:t>
+      </w:r>
+      <w:r>
+        <w:rPr>
+          <w:i/>
+        </w:rPr>
+        <w:t xml:space="preserve"> 9070 Trädklädd betesmark</w:t>
+      </w:r>
+      <w:r>
+        <w:t xml:space="preserve"> (SLU Artdatabanken, 2026).</w:t>
+      </w:r>
+    </w:p>
+    <w:p>
+      <w:r>
+        <w:rPr>
+          <w:b/>
+        </w:rPr>
+        <w:t>Gränsticka (VU)</w:t>
+      </w:r>
+      <w:r>
+        <w:t xml:space="preserve"> är en mycket bra signalart inom hela sitt utbredningsområde. Den är huvudsakligen knuten till restbestånd av barrnaturskog och förekommer med ett tydligt optimum i orörda eller måttligt påverkade gamla granskogar där det föreligger långvarig kontinuitet av grov död ved. Den totala populationen bedöms ha minskat och fortsätter att minska i takt med att grankontinuitetsskogar (äldre tidigare icke kalavverkade skogar) minskar i areal. Minskningstakten överstiger gränsvärdet för sårbar (VU). Lokaler som hyser arten bör undantas från skogsbruk, speciellt i mellersta och södra Sverige. Gränsticka är typisk art för </w:t>
+      </w:r>
+      <w:r>
+        <w:rPr>
+          <w:i/>
+        </w:rPr>
+        <w:t>9010 Taiga</w:t>
+      </w:r>
+      <w:r>
+        <w:t xml:space="preserve"> (SLU Artdatabanken, 2026; Nitare &amp; Skogsstyrelsen, 2019).</w:t>
+      </w:r>
+    </w:p>
+    <w:p>
+      <w:r>
+        <w:rPr>
+          <w:b/>
+        </w:rPr>
+        <w:t>Norsk näverlav (VU)</w:t>
+      </w:r>
+      <w:r>
+        <w:t>, rödlistad som sårbar, är en suboceanisk art och påträffas bara i områden med hög och jämn luftfuktighet. Den växer i fuktiga granskogar, främst på stammar eller grenar av äldre björkar och granar. Arten är placerad i toppen av Skogsstyrelsens värdepyramid för bedömning av skog med höga naturvärden och försvinner eller missgynnas starkt vid all form av avverkning på eller i anslutning till lokalerna. Norsk näverlav har en hög andel av sin världspopulation i Norge och Sverige vilket medför ett särskilt ansvar för arten (Nitare &amp; Skogsstyrelsen, 2019; SLU Artdatabanken, 2024).</w:t>
+      </w:r>
+    </w:p>
+    <w:p>
+      <w:r>
+        <w:rPr>
+          <w:b/>
+        </w:rPr>
+        <w:t xml:space="preserve">Skuggnål (VU) </w:t>
+      </w:r>
+      <w:r>
+        <w:t>växer främst vid basen av gamla grova granar i gamla boreala barrskogar med hög bonitet och mycket hög luftfuktighet. Minskningstakten har uppgått till 30 (20–50) % under de senaste 50 åren och överstiger gränsvärdet för Sårbar (VU) enligt A-kriteriet. (A2bc+4bc). Vid skogliga inventeringar är skuggnål en art som måste eftersökas och dess växtplatser ska bedömas som nyckelbiotoper (SLU Artdatabanken, 2024).</w:t>
+      </w:r>
+    </w:p>
+    <w:p>
+      <w:r>
+        <w:rPr>
+          <w:b/>
+        </w:rPr>
+        <w:t>Brunpudrad nållav (NT)</w:t>
+      </w:r>
+      <w:r>
+        <w:t xml:space="preserve"> är beroende av hög, jämn luftfuktighet och kan påträffas i fuktiga skogar av naturskogskaraktär, ofta i sumpgranskog eller andra sumpskogar. Arten är placerad högst upp i Skogsstyrelsens värdepyramid för bedömning av skog med höga naturvärden och förekomster bör undantas från skogsbruksåtgärder. Brunpudrad nållav är typisk art för </w:t>
+      </w:r>
+      <w:r>
+        <w:rPr>
+          <w:i/>
+        </w:rPr>
+        <w:t>9010 Taiga</w:t>
+      </w:r>
+      <w:r>
+        <w:t xml:space="preserve"> (SLU Artdatabanken, 2024; Nitare &amp; Skogsstyrelsen, 2019).</w:t>
+      </w:r>
+    </w:p>
+    <w:p>
+      <w:r>
+        <w:rPr>
+          <w:b/>
+        </w:rPr>
+        <w:t>Doftskinn (NT)</w:t>
+      </w:r>
+      <w:r>
+        <w:t xml:space="preserve">, rödlistad som nära hotad, är en mycket bra signalart för boreal granskog och indikerar ett gran-skogsekosystem med lång kontinuitet av grova lågor. Arten är placerad i toppen av Skogsstyrelsens värdepyramid för bedömning av skog med höga naturvärden och har klassats som en “urskogsindikator”, då den förekommer med ett tydligt optimum i helt eller nästan helt orörda skogar. Doftskinn är typisk art för </w:t>
+      </w:r>
+      <w:r>
+        <w:rPr>
+          <w:i/>
+        </w:rPr>
+        <w:t xml:space="preserve">9010 Taiga </w:t>
+      </w:r>
+      <w:r>
+        <w:t>(SLU Artdatabanken, 2025; Nitare &amp; Skogsstyrelsen, 2019).</w:t>
+      </w:r>
+    </w:p>
+    <w:p>
+      <w:r>
+        <w:rPr>
+          <w:b/>
+        </w:rPr>
+        <w:t>Gammelgransskål (NT)</w:t>
+      </w:r>
+      <w:r>
+        <w:t xml:space="preserve"> är en liten skålsvamp som växer på gamla granar med skrovlig bark. Typiska växtplatser är gransumpskog i myrkanter, bäckdråg, bäckraviner och skuggiga bergssluttningar, men också skog på torrare mark kan hysa arten om beståndet har stark naturskogskaraktär. Bestånd med arten bör behandlas som nyckelbiotoper och sparas vid en slutavverkning. Även gallring bör undvikas. Gammelgransskål är typisk art för </w:t>
+      </w:r>
+      <w:r>
+        <w:rPr>
+          <w:i/>
+        </w:rPr>
+        <w:t>9010 Taiga</w:t>
+      </w:r>
+      <w:r>
+        <w:t xml:space="preserve"> (SLU Artdatabanken, 2024; Nitare &amp; Skogsstyrelsen, 2019).</w:t>
+      </w:r>
+    </w:p>
+    <w:p>
+      <w:r>
+        <w:rPr>
+          <w:b/>
+        </w:rPr>
+        <w:t>Harticka (NT)</w:t>
+      </w:r>
+      <w:r>
+        <w:t xml:space="preserve"> är normalt en mycket bra signalart för granskogar med höga naturvärden. Även när svampen påträffas i mer påverkade skogar är det nästan alltid fråga om skogsmiljöer i sena successionsstadier med höga naturvärden. Skogsskötselåtgärder på eller i omedelbar närhet av växtplatserna kan innebära ett hot mot arten. Harticka är typisk art för </w:t>
+      </w:r>
+      <w:r>
+        <w:rPr>
+          <w:i/>
+        </w:rPr>
+        <w:t xml:space="preserve">9010 Taiga, 9050 Näringsrik granskog </w:t>
+      </w:r>
+      <w:r>
+        <w:t xml:space="preserve">och </w:t>
+      </w:r>
+      <w:r>
+        <w:rPr>
+          <w:i/>
+        </w:rPr>
+        <w:t>9030 Landhöjningsskog</w:t>
+      </w:r>
+      <w:r>
+        <w:t xml:space="preserve"> (SLU Artdatabanken, 2024; Nitare &amp; Skogsstyrelsen, 2019).</w:t>
+      </w:r>
+    </w:p>
+    <w:p>
+      <w:r>
+        <w:rPr>
+          <w:b/>
+        </w:rPr>
+        <w:t>Liten svartspik (NT)</w:t>
+      </w:r>
+      <w:r>
+        <w:t xml:space="preserve"> växer på granbark i boreala barrskogar med lång trädkontinuitet och hög luftfuktighet. Orsaken till tillbakagången beror på främst på slutavverkningar av naturskogsartade granskogar. Bestånd med riklig förekomst av liten svartspik bör regelmässigt sparas. Naturhänsyn i samband med slutavverkning måste ske så att man undviker uttorkningseffekter (SLU Artdatabanken, 2024).</w:t>
+      </w:r>
+    </w:p>
+    <w:p>
+      <w:r>
+        <w:rPr>
+          <w:b/>
+        </w:rPr>
+        <w:t>Lunglav (NT)</w:t>
+      </w:r>
+      <w:r>
+        <w:t xml:space="preserve"> är en av vårt lands främsta signalarter som överallt indikerar gamla lövträd, skogsbestånd med höga naturvärden och ekosystem med långskoglig kontinuitet. Lokalt kan förekomsten vara mycket riklig men den hittas nästan enbart i gamla och ej slutavverkade skogar. Artens samtliga förekomster bör uppmärksammas från naturvårdssynpunkt, då många lokaler även hyser andra ovanliga och rödlistade arter. Rikliga förekomster bör skyddas med biotopskydd, frivilliga avsättningar eller reservat. På lunglav kan de sällsynta lavparasiterna lunglavshårprick (CR), </w:t>
+      </w:r>
+      <w:r>
+        <w:rPr>
+          <w:i/>
+        </w:rPr>
+        <w:t>Abrothallus diederichii</w:t>
+      </w:r>
+      <w:r>
+        <w:t xml:space="preserve"> (VU), </w:t>
+      </w:r>
+      <w:r>
+        <w:rPr>
+          <w:i/>
+        </w:rPr>
+        <w:t>Abrothallus lobariae</w:t>
+      </w:r>
+      <w:r>
+        <w:t xml:space="preserve"> (VU), </w:t>
+      </w:r>
+      <w:r>
+        <w:rPr>
+          <w:i/>
+        </w:rPr>
+        <w:t>Calycina lobariae</w:t>
+      </w:r>
+      <w:r>
+        <w:t xml:space="preserve"> (VU), lunglavsknapp (VU) och skrovelmössing (VU) påträffas. Lunglav är typisk art för </w:t>
+      </w:r>
+      <w:r>
+        <w:rPr>
+          <w:i/>
+        </w:rPr>
+        <w:t>9010 Taiga, 9020 Nordlig ädellövskog, 9110 Näringsfattig bokskog, 9130 Näringsrik bokskog, 9160 Näringsrik ekskog, 9180 Ädellövskog i branter, 9190 Näringsfattig ekskog, 9070 Trädklädd betesmark, 9040 Fjällbjörkskog</w:t>
+      </w:r>
+      <w:r>
+        <w:t xml:space="preserve"> och</w:t>
+      </w:r>
+      <w:r>
+        <w:rPr>
+          <w:i/>
+        </w:rPr>
+        <w:t xml:space="preserve"> 6530 Lövängar</w:t>
+      </w:r>
+      <w:r>
+        <w:t xml:space="preserve"> (SLU Artdatabanken, 2026; Nitare &amp; Skogsstyrelsen, 2019).</w:t>
+      </w:r>
+    </w:p>
+    <w:p>
+      <w:r>
+        <w:rPr>
+          <w:b/>
+        </w:rPr>
+        <w:t>Rödbrun blekspik (NT)</w:t>
+      </w:r>
+      <w:r>
+        <w:t xml:space="preserve"> växer i norra Sverige på bark och ved av björk och gran i skogar med hög och jämn luftfuktighet. I södra Sverige växer den främst på ek i öppna åldriga lövskogar. I norra delen av sitt utbredningsområde hotas arten av slutavverkningar av gamla granskogar. I den södra delen av landet hotas den genom de åldriga lövskogarnas tillbakagång och särskilt ekhagarnas igenväxning och genom plantering av sådan mark med barrskog. Rödbrun blekspik är typisk art för </w:t>
+      </w:r>
+      <w:r>
+        <w:rPr>
+          <w:i/>
+        </w:rPr>
+        <w:t xml:space="preserve">9010 Taiga, 9020 Nordlig ädellövskog, 9070 Trädklädd betesmark, 9160 Näringsrik ekskog </w:t>
+      </w:r>
+      <w:r>
+        <w:t xml:space="preserve">och </w:t>
+      </w:r>
+      <w:r>
+        <w:rPr>
+          <w:i/>
+        </w:rPr>
+        <w:t>9180 Ädellövskog i branter</w:t>
+      </w:r>
+      <w:r>
+        <w:t xml:space="preserve"> och signalerar alltid höga naturvärden (SLU Artdatabanken, 2024; Nitare &amp; Skogsstyrelsen, 2019).</w:t>
+      </w:r>
+    </w:p>
+    <w:p>
+      <w:r>
+        <w:rPr>
+          <w:b/>
+        </w:rPr>
+        <w:t>Skrovellav (NT)</w:t>
+      </w:r>
+      <w:r>
+        <w:t xml:space="preserve"> växer på gamla lövträd och på klippor i gamla skogar med hög och jämn luftfuktighet. Slutavverkning av kontinuitetsskog utgör det största hotet och lavens fortsatta förekomst bör säkerställas genom att lokaler med äldre skog skyddas. I områden med mycket hög luftfuktighet kan man på bålen av skrovellav finna de sällsynta parasitsvamparna skrovellavsknapp (EN), </w:t>
+      </w:r>
+      <w:r>
+        <w:rPr>
+          <w:i/>
+        </w:rPr>
+        <w:t>Catillaria lobariicola</w:t>
+      </w:r>
+      <w:r>
+        <w:t xml:space="preserve"> (VU) och </w:t>
+      </w:r>
+      <w:r>
+        <w:rPr>
+          <w:i/>
+        </w:rPr>
+        <w:t>Merismatium lobariae</w:t>
+      </w:r>
+      <w:r>
+        <w:t xml:space="preserve"> (DD). Skrovellav är typisk art för </w:t>
+      </w:r>
+      <w:r>
+        <w:rPr>
+          <w:i/>
+        </w:rPr>
+        <w:t xml:space="preserve">9010 Taiga, 9020 Nordlig ädellövskog, 9040 Fjällbjörkskog, 9070 Trädklädd betesmark, 9160 Näringsrik ekskog, 9180 Ädellövskog i branter, 9190 Näringsfattig ekskog, 8210 Kalkbranter </w:t>
+      </w:r>
+      <w:r>
+        <w:t xml:space="preserve">och </w:t>
+      </w:r>
+      <w:r>
+        <w:rPr>
+          <w:i/>
+        </w:rPr>
+        <w:t>6530 Lövängar</w:t>
+      </w:r>
+      <w:r>
+        <w:t xml:space="preserve"> (SLU Artdatabanken, 2026; Nitare &amp; Skogsstyrelsen, 2019).</w:t>
+      </w:r>
+    </w:p>
+    <w:p>
+      <w:r>
+        <w:rPr>
+          <w:b/>
+        </w:rPr>
+        <w:t>Tretåig hackspett (NT, §4)</w:t>
+      </w:r>
+      <w:r>
+        <w:t xml:space="preserve"> är rödlistad som nära hotad och ingår i bilaga 1 i EU:s fågeldirektiv. Tretåig hackspett är för sin överlevnad beroende av kontinuerlig tillförsel av äldre döende och död ved, som sker genom naturliga självgallringsprocesser i äldre grannaturskogar och barrblandade naturskogar. Om en skog genom skogsbruk gallras eller glesas ur så upphör och uteblir i stort sett den naturliga självgallringsprocessen för mycket lång tid framöver vilket omöjliggör upprätthållandet av den kontinuerliga ekologiska funktionen i ett område. Det finns studier som visar att naturskogens självgallringsprocess som den tretåiga hackspetten är beroende av, inte kan ersättas med efterlämnad hänsyn i skogsbruket (Imbeau &amp; Desrochers, 2002). Storleken på häckningsreviret varierar med skogstypen, förekomsten av död ved och graden av fragmentering, men är i allmänhet i storleksordningen 25–100 hektar. Vintertid krävs ofta betydligt större områden och det finns studier som antyder att arten behöver minst 100 hektar äldre skog. I områden med låg bonitet kan det behövas över 200 hektar lämpligt habitat för att ett par ska kunna reproducera sig. Områden med dokumenterad permanent förekomst i naturskogsmiljöer har vanligen så stora naturvärden att skogsbruk är olämpligt. Tretåig hackspett är typisk art för </w:t>
+      </w:r>
+      <w:r>
+        <w:rPr>
+          <w:i/>
+        </w:rPr>
+        <w:t xml:space="preserve">9010 Taiga, 9740 Skogsbevuxen myr, 9030 Landhöjningsskog </w:t>
+      </w:r>
+      <w:r>
+        <w:t xml:space="preserve">och </w:t>
+      </w:r>
+      <w:r>
+        <w:rPr>
+          <w:i/>
+        </w:rPr>
+        <w:t>9040 Fjällbjörkskog</w:t>
+      </w:r>
+      <w:r>
+        <w:t xml:space="preserve"> (Skogsstyrelsen, 2016; SLU Artdatabanken, 2024).</w:t>
+      </w:r>
+    </w:p>
+    <w:p>
+      <w:r>
+        <w:rPr>
+          <w:b/>
+        </w:rPr>
+        <w:t>Ullticka (NT)</w:t>
+      </w:r>
+      <w:r>
+        <w:t xml:space="preserve"> är knuten till restbestånd av barrnaturskog och förekommer med ett tydligt optimum i orörda eller måttligt påverkade gamla granskogar där det föreligger viss kontinuitet av grov död ved. Ullticka är en bra signalart inom hela sitt utbredningsområde och i södra Sverige är den sällsynt och en god signalart för skyddsvärda granskogsmiljöer. Den hotas av avverkning och fragmentering av naturskog och äldre granskog med lång trädkontinuitet. På ullticka kan ibland ulltickeporing (VU) påträffas - det är en sällsynt ticka som nyligen delats upp i de tre olika arterna ulltickeporing </w:t>
+      </w:r>
+      <w:r>
+        <w:rPr>
+          <w:i/>
+        </w:rPr>
+        <w:t xml:space="preserve">Skeletocutis brevispora </w:t>
+      </w:r>
+      <w:r>
+        <w:t>(VU)</w:t>
+      </w:r>
+      <w:r>
+        <w:rPr>
+          <w:i/>
+        </w:rPr>
+        <w:t>, Skeletocutis delicata</w:t>
+      </w:r>
+      <w:r>
+        <w:t xml:space="preserve"> (VU)</w:t>
+      </w:r>
+      <w:r>
+        <w:rPr>
+          <w:i/>
+        </w:rPr>
+        <w:t xml:space="preserve"> och Skeletocutis exilis</w:t>
+      </w:r>
+      <w:r>
+        <w:t xml:space="preserve"> (NT). Ullticka är typisk art för </w:t>
+      </w:r>
+      <w:r>
+        <w:rPr>
+          <w:i/>
+        </w:rPr>
+        <w:t xml:space="preserve">9010 Taiga, 9050 Näringsrik granskog </w:t>
+      </w:r>
+      <w:r>
+        <w:t xml:space="preserve">och </w:t>
+      </w:r>
+      <w:r>
+        <w:rPr>
+          <w:i/>
+        </w:rPr>
+        <w:t>9030 Landhöjningsskog</w:t>
+      </w:r>
+      <w:r>
+        <w:t xml:space="preserve"> (SLU Artdatabanken, 2026; Nitare &amp; Skogsstyrelsen, 2019; Miettinen &amp; Niemelä, 2018).</w:t>
+      </w:r>
+    </w:p>
+    <w:p>
+      <w:r>
+        <w:rPr>
+          <w:b/>
+        </w:rPr>
+        <w:t xml:space="preserve">Vågticka (NT) </w:t>
+      </w:r>
+      <w:r>
+        <w:t>förekommer främst i rikare kontinuitetsskogar med mycket död ved. Den växer på grova lågor och stubbar av gran och asp, men ibland även på andra trädslag.  Arten missgynnas av slutavverkning av äldre barrskog med lång skoglig kontinuitet, men även av skogliga åtgärder som t.ex. markberedning som förstör lågor. Minskningstakten för den svenska populationen bedöms vara nära gränsvärdet för sårbar (VU) (SLU Artdatabanken, 2026).</w:t>
+      </w:r>
+    </w:p>
+    <w:p>
+      <w:r>
+        <w:rPr>
+          <w:b/>
+        </w:rPr>
+        <w:t>Bårdlav</w:t>
+      </w:r>
+      <w:r>
+        <w:t xml:space="preserve"> signalerar miljöer med höga naturvärden och på lokalerna finns vanligtvis många andra ovanliga och rödlistade arter. Den visar även på platser med hög och jämn luftfuktighet. På bårdlav och andra njurlavar (Nephroma) kan de sällsynta parasiterna </w:t>
+      </w:r>
+      <w:r>
+        <w:rPr>
+          <w:i/>
+        </w:rPr>
+        <w:t xml:space="preserve">Protounguicularia nephromatis </w:t>
+      </w:r>
+      <w:r>
+        <w:t xml:space="preserve">(VU) och </w:t>
+      </w:r>
+      <w:r>
+        <w:rPr>
+          <w:i/>
+        </w:rPr>
+        <w:t xml:space="preserve">Tremella nephromatis </w:t>
+      </w:r>
+      <w:r>
+        <w:t xml:space="preserve">(DD) påträffas. Bårdlav är typisk art för </w:t>
+      </w:r>
+      <w:r>
+        <w:rPr>
+          <w:i/>
+        </w:rPr>
+        <w:t xml:space="preserve">9010 Taiga, 9020 Nordlig ädellövskog, 9070 Trädklädd betesmark, 9110 Näringsfattig bokskog, 9160 Näringsrik ekskog, 9180 Ädellövskog i branter </w:t>
+      </w:r>
+      <w:r>
+        <w:t>och</w:t>
+      </w:r>
+      <w:r>
+        <w:rPr>
+          <w:i/>
+        </w:rPr>
+        <w:t xml:space="preserve"> 9190 Näringsfattig ekskog</w:t>
+      </w:r>
+      <w:r>
+        <w:t xml:space="preserve"> (SLU Artdatabanken, 2026; Nitare &amp; Skogsstyrelsen, 2019).</w:t>
+      </w:r>
+    </w:p>
+    <w:p>
+      <w:r>
+        <w:rPr>
+          <w:b/>
+        </w:rPr>
+        <w:t>Korallblylav</w:t>
+      </w:r>
+      <w:r>
+        <w:t xml:space="preserve"> växer på bark av asp, ask, rönn, sälg, bok och lönn och signalerar överallt skogsbestånd med höga naturvärden och den följs nästan alltid av andra ovanliga och rödlistade arter. Den indikerar hög och jämn luftfuktighet och växer främst i områden med lång skoglig kontinuitet där det funnits ett ständigt inslag av gamla lövträd. Korallblylav är typisk art för </w:t>
+      </w:r>
+      <w:r>
+        <w:rPr>
+          <w:i/>
+        </w:rPr>
+        <w:t xml:space="preserve">9020 Nordlig ädellövskog, 9070 Trädklädd betesmark, 9160 Näringsrik ekskog, 9180 Ädellövskog i branter </w:t>
+      </w:r>
+      <w:r>
+        <w:t>och</w:t>
+      </w:r>
+      <w:r>
+        <w:rPr>
+          <w:i/>
+        </w:rPr>
+        <w:t xml:space="preserve"> 9190 Näringsfattig ekskog</w:t>
+      </w:r>
+      <w:r>
+        <w:t xml:space="preserve"> (SLU Artdatabanken, 2024; Nitare &amp; Skogsstyrelsen, 2019).</w:t>
+      </w:r>
+    </w:p>
+    <w:p>
+      <w:r>
+        <w:rPr>
+          <w:b/>
+        </w:rPr>
+        <w:t>Stuplav</w:t>
+      </w:r>
+      <w:r>
+        <w:t xml:space="preserve"> är en mycket bra signalart i hela sitt utbredningsområde och förekommer nästan enbart i skogsmiljöer med höga naturvärden. Den indikerar långvarig förekomst av gamla lövträd och miljöer med konstant hög luftfuktighet. I skogar med suboceaniskt klimat finns det en mycket sällsynt parasit, njurlavsknapp </w:t>
+      </w:r>
+      <w:r>
+        <w:rPr>
+          <w:i/>
+        </w:rPr>
+        <w:t>Pletocarpon nephromeum</w:t>
+      </w:r>
+      <w:r>
+        <w:t xml:space="preserve"> (EN), som växer på stuplav. Ytterligare tre sällsynta lavparasiter, </w:t>
+      </w:r>
+      <w:r>
+        <w:rPr>
+          <w:i/>
+        </w:rPr>
+        <w:t>Protounguicularia nephromatis</w:t>
+      </w:r>
+      <w:r>
+        <w:t xml:space="preserve"> (VU), </w:t>
+      </w:r>
+      <w:r>
+        <w:rPr>
+          <w:i/>
+        </w:rPr>
+        <w:t>Refractohilum galligenum</w:t>
+      </w:r>
+      <w:r>
+        <w:t xml:space="preserve"> (NT) och </w:t>
+      </w:r>
+      <w:r>
+        <w:rPr>
+          <w:i/>
+        </w:rPr>
+        <w:t>Roselliniella nephromatis</w:t>
+      </w:r>
+      <w:r>
+        <w:t xml:space="preserve"> (DD), kan också påträffas på stuplav. Stuplav är typisk art för </w:t>
+      </w:r>
+      <w:r>
+        <w:rPr>
+          <w:i/>
+        </w:rPr>
+        <w:t>9010 Taiga</w:t>
+      </w:r>
+      <w:r>
+        <w:t xml:space="preserve"> (SLU Artdatabanken, 2026; Nitare &amp; Skogsstyrelsen, 2019).</w:t>
+      </w:r>
+    </w:p>
+    <w:p>
+      <w:r>
+        <w:rPr>
+          <w:b/>
+        </w:rPr>
+        <w:t xml:space="preserve">Trådticka </w:t>
+      </w:r>
+      <w:r>
+        <w:t xml:space="preserve">är knuten till grova granar i rikare ofta fuktiga miljöer. Den återfinns på både levande och döda träd samt stubbar och nyligen fallna träd. Karaktärsart för äldre fuktiga granskogsbiotoper, och i stor mängd är den en bra signalart för miljöer med andra rödlistade arter. Trådticka är typisk art för </w:t>
+      </w:r>
+      <w:r>
+        <w:rPr>
+          <w:i/>
+        </w:rPr>
+        <w:t xml:space="preserve">9010 Taiga </w:t>
+      </w:r>
+      <w:r>
+        <w:t xml:space="preserve">och </w:t>
+      </w:r>
+      <w:r>
+        <w:rPr>
+          <w:i/>
+        </w:rPr>
+        <w:t xml:space="preserve">9050 Näringsrik granskog </w:t>
+      </w:r>
+      <w:r>
+        <w:t>(SLU Artdatabanken, 2025).</w:t>
+      </w:r>
+    </w:p>
+    <w:p>
+      <w:r>
+        <w:rPr>
+          <w:b/>
+        </w:rPr>
+        <w:t xml:space="preserve">Vedticka </w:t>
+      </w:r>
+      <w:r>
+        <w:t xml:space="preserve">är en bra signalart söder om den naturliga norrlandsgränsen. Den är huvudsakligen knuten till äldre barrskogar där det föreligger långvarig kontinuitet av död barrved. Vedticka är typisk art för </w:t>
+      </w:r>
+      <w:r>
+        <w:rPr>
+          <w:i/>
+        </w:rPr>
+        <w:t xml:space="preserve">9010 Taiga </w:t>
+      </w:r>
+      <w:r>
+        <w:t>(Nitare &amp; Skogsstyrelsen, 2019; SLU Artdatabanken, 2025).</w:t>
+      </w:r>
+    </w:p>
+    <w:p>
+      <w:pPr>
+        <w:pStyle w:val="Heading1"/>
+      </w:pPr>
+      <w:r>
+        <w:t>Certifiering</w:t>
       </w:r>
     </w:p>
     <w:p>
@@ -255,26 +880,18 @@
         <w:pStyle w:val="Heading2"/>
       </w:pPr>
       <w:r>
-        <w:t>Fridlysta arter</w:t>
+        <w:t>Ur FSC-standarden</w:t>
       </w:r>
     </w:p>
     <w:p>
-      <w:r>
-        <w:t>Följande fridlysta arter har sina livsmiljöer och växtplatser i den avverkningsanmälda skogen: tretåig hackspett (NT, T, §4).</w:t>
-      </w:r>
-    </w:p>
-    <w:p>
-      <w:r>
-        <w:t xml:space="preserve">Observera att medlemsländerna är skyldiga att agera i enlighet med EU:s fågeldirektiv där det uttryckligen står att direktivet gäller för fåglar samt för deras ägg, bon och </w:t>
-      </w:r>
       <w:r>
         <w:rPr>
           <w:b/>
         </w:rPr>
-        <w:t xml:space="preserve">livsmiljöer </w:t>
-      </w:r>
-      <w:r>
-        <w:t>(artikel 1). Vidare att de åtgärder som vidtas inte får leda till en försämring av den nuvarande situationen beträffande bevarandet av de fågelarter som avses i artikel 1 (artikel 13). Fågeldirektivet är styrande för tillsynsansvariga myndigheters ärendehantering, ställningstaganden och beslutsfattande.</w:t>
+        <w:t xml:space="preserve">PRINCIP 1: LAGEFTERLEVNAD: </w:t>
+      </w:r>
+      <w:r>
+        <w:t>Certifikatsinnehavaren ska följa alla tillämpliga lagar, förordningar och nationellt ratificerade internationella avtal, konventioner och överenskommelser.</w:t>
       </w:r>
     </w:p>
     <w:p>
@@ -282,33 +899,118 @@
         <w:rPr>
           <w:b/>
         </w:rPr>
-        <w:t>Tretåig hackspett (NT, §4)</w:t>
-      </w:r>
-      <w:r>
-        <w:t xml:space="preserve"> är rödlistad som nära hotad och ingår i bilaga 1 i EU:s fågeldirektiv. Tretåig hackspett är för sin överlevnad beroende av kontinuerlig tillförsel av äldre döende och död ved, som sker genom naturliga självgallringsprocesser i äldre grannaturskogar och barrblandade naturskogar. Om en skog genom skogsbruk gallras eller glesas ur så upphör och uteblir i stort sett den naturliga självgallringsprocessen för mycket lång tid framöver vilket omöjliggör upprätthållandet av den kontinuerliga ekologiska funktionen i ett område. Det finns studier som visar att naturskogens självgallringsprocess som den tretåiga hackspetten är beroende av, inte kan ersättas med efterlämnad hänsyn i skogsbruket (Imbeau &amp; Desrochers, 2002). Storleken på häckningsreviret varierar med skogstypen, förekomsten av död ved och graden av fragmentering, men är i allmänhet i storleksordningen 25–100 hektar. Vintertid krävs ofta betydligt större områden och det finns studier som antyder att arten behöver minst 100 hektar äldre skog. I områden med låg bonitet kan det behövas över 200 hektar lämpligt habitat för att ett par ska kunna reproducera sig. Områden med dokumenterad permanent förekomst i naturskogsmiljöer har vanligen så stora naturvärden att skogsbruk är olämpligt. Tretåig hackspett är typisk art för </w:t>
+        <w:t xml:space="preserve">1.3.1 </w:t>
+      </w:r>
+      <w:r>
+        <w:t>Tillämpliga lagar och föreskrifter för brukandet av skogen följs.</w:t>
+      </w:r>
+    </w:p>
+    <w:p>
+      <w:pPr>
+        <w:pStyle w:val="ListBullet"/>
+      </w:pPr>
+      <w:r>
+        <w:rPr>
+          <w:b/>
+          <w:i/>
+        </w:rPr>
+        <w:t xml:space="preserve">Kommentar: </w:t>
+      </w:r>
+      <w:r>
+        <w:t>I den avverkningsanmälda skogen har fridlysta arter sina livsmiljöer och växtplatser. Att skada de fridlysta arternas livsmiljöer, växtplatser eller ekologiska funktion är inte tillåtet enligt artskyddsförordningen.</w:t>
       </w:r>
       <w:r>
         <w:rPr>
           <w:i/>
         </w:rPr>
-        <w:t xml:space="preserve">9010 Taiga, 9740 Skogsbevuxen myr, 9030 Landhöjningsskog </w:t>
-      </w:r>
-      <w:r>
-        <w:t xml:space="preserve">och </w:t>
+        <w:t xml:space="preserve"> EU:s medlemsländer och skogsbolag är skyldiga att agera i enlighet med EU:s fågeldirektiv där det uttryckligen står att direktivet gäller för fåglar samt för deras ägg, bon och </w:t>
+      </w:r>
+      <w:r>
+        <w:rPr>
+          <w:b/>
+          <w:i/>
+        </w:rPr>
+        <w:t xml:space="preserve">livsmiljöer </w:t>
+      </w:r>
+      <w:r>
+        <w:t>(artikel 1). Vidare att de åtgärder som vidtas inte får leda till en försämring av den nuvarande situationen beträffande bevarandet av de fågelarter som avses i artikel 1 (artikel 13).</w:t>
+      </w:r>
+    </w:p>
+    <w:p>
+      <w:r>
+        <w:rPr>
+          <w:b/>
+        </w:rPr>
+        <w:t xml:space="preserve">6.4 </w:t>
+      </w:r>
+      <w:r>
+        <w:t>Certifikatsinnehavaren ska skydda sällsynta arter och hotade arter samt deras livsmiljöer inom skogsbruksenheten. Det ska ske genom avsättningar, andra skyddade områden och genom att skapa konnektivitet och/eller genom andra direkta åtgärder som gynnar dessa arters överlevnad och livskraft. Åtgärderna ska stå i förhållande till brukandets skala, intensitet och risk, samt till sällsynta och hotade arters bevarandestatus och ekologiska krav. Certifikatsinnehavaren ska beakta den geografiska spridningen och ekologiska krav hos sällsynta och hotade arter utanför skogsbruksenhetens gränser när beslut om åtgärder inom skogsbruksenheten ska fattas.</w:t>
+      </w:r>
+    </w:p>
+    <w:p>
+      <w:r>
+        <w:rPr>
+          <w:b/>
+        </w:rPr>
+        <w:t xml:space="preserve">6.4.1 </w:t>
+      </w:r>
+      <w:r>
+        <w:t>Följande biotoper undantas från alla skogsbruksåtgärder, förutom åtgärder påkallade för att bevara eller främja biotopens naturliga eller hävdbetingade biologiska mångfald:</w:t>
+      </w:r>
+    </w:p>
+    <w:p>
+      <w:pPr>
+        <w:ind w:left="357"/>
+      </w:pPr>
+      <w:r>
+        <w:t>b) nyckelbiotoper enligt Skogsstyrelsens definition och metod (1995)</w:t>
+      </w:r>
+    </w:p>
+    <w:p>
+      <w:pPr>
+        <w:pStyle w:val="ListBullet"/>
+      </w:pPr>
+      <w:r>
+        <w:rPr>
+          <w:b/>
+          <w:i/>
+        </w:rPr>
+        <w:t xml:space="preserve">Kommentar: </w:t>
       </w:r>
       <w:r>
         <w:rPr>
           <w:i/>
         </w:rPr>
-        <w:t>9040 Fjällbjörkskog</w:t>
-      </w:r>
-      <w:r>
-        <w:t xml:space="preserve"> (Skogsstyrelsen, 2016; SLU Artdatabanken, 2024).</w:t>
+        <w:t>I det avverkningsanmälda skogsområdet har 22 rödlistade arter och signalarter påträffats. Detta ska jämföras med Skogsstyrelsens uppföljning 2017 av nyckelbiotoper som visade att man i genomsnitt hittar 20,6 olika rödlistade arter och signalarter i en nyckelbiotop (Wijk, S. 2017. Biologisk mångfald i nyckelbiotoper – Resultat från inventeringen “Uppföljning biologisk mångfald” 2009–2015. Rapport 4/2017 Skogsstyrelsen, Jönköping).</w:t>
       </w:r>
     </w:p>
     <w:p>
       <w:r>
-        <w:t>I BILAGA 1 finns mer detaljerad information om ekologi samt krav på livsmiljö hos fridlysta arter.</w:t>
+        <w:rPr>
+          <w:b/>
+        </w:rPr>
+        <w:t xml:space="preserve">6.4.3 </w:t>
+      </w:r>
+      <w:r>
+        <w:t>Bevarandeåtgärder genomförs för de kända förekomster av rödlistade arter som påverkas av skogsbruk.</w:t>
+      </w:r>
+    </w:p>
+    <w:p>
+      <w:pPr>
+        <w:pStyle w:val="ListBullet"/>
+      </w:pPr>
+      <w:r>
+        <w:rPr>
+          <w:b/>
+          <w:i/>
+        </w:rPr>
+        <w:t xml:space="preserve">Kommentar: </w:t>
+      </w:r>
+      <w:r>
+        <w:rPr>
+          <w:i/>
+        </w:rPr>
+        <w:t>I det avverkningsanmälda skogsområdet har 22 naturvårdsarter varav 17 rödlistade arter sina livsmiljöer och växtplatser.</w:t>
       </w:r>
     </w:p>
     <w:p>
@@ -316,7 +1018,7 @@
         <w:pStyle w:val="Heading2"/>
       </w:pPr>
       <w:r>
-        <w:t>Övriga naturvårdsarter</w:t>
+        <w:t>Ur Chain of Custody Certification (FSC-STD-40-004 ver 3.0)</w:t>
       </w:r>
     </w:p>
     <w:p>
@@ -324,590 +1026,144 @@
         <w:rPr>
           <w:b/>
         </w:rPr>
-        <w:t>Blackticka (VU)</w:t>
-      </w:r>
-      <w:r>
-        <w:t>, rödlistad som sårbar, är en exklusiv svamp som signalerar fuktiga granskogar med mycket höga naturvärden. Den har klassificerats som en “urskogsindikator” och påträffas nästan enbart i urskogsartade barrnaturskogar med långvarig kontinuitet av grova lågor i olika nedbrytningsstadier. Skogsskötselåtgärder på eller i omedelbar närhet av lokalerna utgör ett hot och på lång sikt innebär fragmenteringen av skogslandskapet att artens förekomster isoleras vilket i sig utgör ett hot mot artens överlevnad. Fler skogar med blackticka måste skyddas (Nitare &amp; Skogsstyrelsen, 2019; SLU Artdatabanken, 2024).</w:t>
+        <w:t xml:space="preserve">1.3 </w:t>
+      </w:r>
+      <w:r>
+        <w:t xml:space="preserve">The organization shall commit to the FSC values as defined in FSC-POL-01-004 Policy for the Association of Organizations with FSC. </w:t>
       </w:r>
     </w:p>
     <w:p>
+      <w:pPr>
+        <w:pStyle w:val="Heading2"/>
+      </w:pPr>
+      <w:r>
+        <w:t>Ur FSC:s policy för associerade organisationer (FSC-POL-01-004)</w:t>
+      </w:r>
+    </w:p>
+    <w:p>
+      <w:r>
+        <w:t xml:space="preserve">Som “Chain of Custody”-certifierad organisation är skogsbolaget bunden av de fastställda reglerna i Del 1 Punkt 1 c) i Policy för organisationer associerade med FSC (FSC-POL-01-004 V2-0 EN + SVE version 2012-03-02): </w:t>
+      </w:r>
+    </w:p>
+    <w:p>
+      <w:pPr>
+        <w:pStyle w:val="ListNumber"/>
+      </w:pPr>
+      <w:r>
+        <w:t>De organisationer FSC kan acceptera association med får inte direkt eller indirekt ha några kopplingar till nedanstående, oacceptabla aktiviteter:</w:t>
+      </w:r>
+    </w:p>
+    <w:p>
+      <w:pPr>
+        <w:ind w:left="357"/>
+      </w:pPr>
+      <w:r>
+        <w:t>a) Olaglig skogsavverkning och handel med olagligt avverkat virke eller skogsprodukter</w:t>
+      </w:r>
+    </w:p>
+    <w:p>
+      <w:pPr>
+        <w:ind w:left="357"/>
+      </w:pPr>
+      <w:r>
+        <w:t>...</w:t>
+      </w:r>
+    </w:p>
+    <w:p>
+      <w:pPr>
+        <w:ind w:left="357"/>
+      </w:pPr>
+      <w:r>
+        <w:t>c) Skogsbruk som förstör höga naturvärden</w:t>
+      </w:r>
+    </w:p>
+    <w:p>
+      <w:pPr>
+        <w:ind w:left="357"/>
+      </w:pPr>
+      <w:r>
+        <w:t>d) Betydande omvandling av skog till plantager eller annan, icke skoglig, markanvändning</w:t>
+      </w:r>
+    </w:p>
+    <w:p>
+      <w:pPr>
+        <w:pStyle w:val="ListBullet"/>
+      </w:pPr>
       <w:r>
         <w:rPr>
           <w:b/>
+          <w:i/>
         </w:rPr>
-        <w:t>Brunpudrad nållav (NT)</w:t>
-      </w:r>
-      <w:r>
-        <w:t xml:space="preserve"> är beroende av hög, jämn luftfuktighet och kan påträffas i fuktiga skogar av naturskogskaraktär, ofta i sumpgranskog eller andra sumpskogar. Arten är placerad högst upp i Skogsstyrelsens värdepyramid för bedömning av skog med höga naturvärden och förekomster bör undantas från skogsbruksåtgärder. Brunpudrad nållav är typisk art för </w:t>
+        <w:t xml:space="preserve">Kommentar: </w:t>
       </w:r>
       <w:r>
         <w:rPr>
           <w:i/>
         </w:rPr>
-        <w:t>9010 Taiga</w:t>
-      </w:r>
-      <w:r>
-        <w:t xml:space="preserve"> (SLU Artdatabanken, 2024; Nitare &amp; Skogsstyrelsen, 2019).</w:t>
+        <w:t>Avverkning av skog med höga naturvärden samt skada på fridlysta arter strider både mot FSC Controlled Wood-standarden och FSC:s policy for associerade organisationer.</w:t>
       </w:r>
     </w:p>
     <w:p>
+      <w:pPr>
+        <w:pStyle w:val="Heading2"/>
+      </w:pPr>
+      <w:r>
+        <w:t>Ur FSC Controlled Wood (FSC-STD-40-005)</w:t>
+      </w:r>
+    </w:p>
+    <w:p>
+      <w:r>
+        <w:t>Virke som inte accepteras i FSC-märkta produkter (oacceptabelt ursprung) enligt FSC Controlled Wood (FSC-STD-40-005):</w:t>
+      </w:r>
+    </w:p>
+    <w:p>
+      <w:pPr>
+        <w:pStyle w:val="ListNumber"/>
+      </w:pPr>
+      <w:r>
+        <w:t>Illegalt avverkat virke.</w:t>
+      </w:r>
+    </w:p>
+    <w:p>
+      <w:pPr>
+        <w:pStyle w:val="ListNumber"/>
+      </w:pPr>
+      <w:r>
+        <w:t>...</w:t>
+      </w:r>
+    </w:p>
+    <w:p>
+      <w:pPr>
+        <w:pStyle w:val="ListNumber"/>
+      </w:pPr>
+      <w:r>
+        <w:t>Virke från avverkningar som hotar höga naturvärden.</w:t>
+      </w:r>
+    </w:p>
+    <w:p>
+      <w:pPr>
+        <w:pStyle w:val="ListNumber"/>
+      </w:pPr>
+      <w:r>
+        <w:t>Virke från skog som konverteras till plantager eller icke-skogligt bruk.</w:t>
+      </w:r>
+    </w:p>
+    <w:p>
+      <w:pPr>
+        <w:pStyle w:val="ListBullet"/>
+      </w:pPr>
       <w:r>
         <w:rPr>
           <w:b/>
+          <w:i/>
         </w:rPr>
-        <w:t>Bårdlav</w:t>
-      </w:r>
-      <w:r>
-        <w:t xml:space="preserve"> signalerar miljöer med höga naturvärden och på lokalerna finns vanligtvis många andra ovanliga och rödlistade arter. Den visar även på platser med hög och jämn luftfuktighet. På bårdlav och andra njurlavar (Nephroma) kan de sällsynta parasiterna </w:t>
+        <w:t xml:space="preserve">Kommentar: </w:t>
       </w:r>
       <w:r>
         <w:rPr>
           <w:i/>
         </w:rPr>
-        <w:t xml:space="preserve">Protounguicularia nephromatis </w:t>
-      </w:r>
-      <w:r>
-        <w:t xml:space="preserve">(VU) och </w:t>
-      </w:r>
-      <w:r>
-        <w:rPr>
-          <w:i/>
-        </w:rPr>
-        <w:t xml:space="preserve">Tremella nephromatis </w:t>
-      </w:r>
-      <w:r>
-        <w:t xml:space="preserve">(DD) påträffas. Bårdlav är typisk art för </w:t>
-      </w:r>
-      <w:r>
-        <w:rPr>
-          <w:i/>
-        </w:rPr>
-        <w:t xml:space="preserve">9010 Taiga, 9020 Nordlig ädellövskog, 9070 Trädklädd betesmark, 9110 Näringsfattig bokskog, 9160 Näringsrik ekskog, 9180 Ädellövskog i branter </w:t>
-      </w:r>
-      <w:r>
-        <w:t>och</w:t>
-      </w:r>
-      <w:r>
-        <w:rPr>
-          <w:i/>
-        </w:rPr>
-        <w:t xml:space="preserve"> 9190 Näringsfattig ekskog</w:t>
-      </w:r>
-      <w:r>
-        <w:t xml:space="preserve"> (SLU Artdatabanken, 2026; Nitare &amp; Skogsstyrelsen, 2019).</w:t>
-      </w:r>
-    </w:p>
-    <w:p>
-      <w:r>
-        <w:rPr>
-          <w:b/>
-        </w:rPr>
-        <w:t>Doftskinn (NT)</w:t>
-      </w:r>
-      <w:r>
-        <w:t xml:space="preserve">, rödlistad som nära hotad, är en mycket bra signalart för boreal granskog och indikerar ett gran-skogsekosystem med lång kontinuitet av grova lågor. Arten är placerad i toppen av Skogsstyrelsens värdepyramid för bedömning av skog med höga naturvärden och har klassats som en “urskogsindikator”, då den förekommer med ett tydligt optimum i helt eller nästan helt orörda skogar. Doftskinn är typisk art för </w:t>
-      </w:r>
-      <w:r>
-        <w:rPr>
-          <w:i/>
-        </w:rPr>
-        <w:t xml:space="preserve">9010 Taiga </w:t>
-      </w:r>
-      <w:r>
-        <w:t>(SLU Artdatabanken, 2025; Nitare &amp; Skogsstyrelsen, 2019).</w:t>
-      </w:r>
-    </w:p>
-    <w:p>
-      <w:r>
-        <w:rPr>
-          <w:b/>
-        </w:rPr>
-        <w:t>Gammelgransskål (NT)</w:t>
-      </w:r>
-      <w:r>
-        <w:t xml:space="preserve"> är en liten skålsvamp som växer på gamla granar med skrovlig bark. Typiska växtplatser är gransumpskog i myrkanter, bäckdråg, bäckraviner och skuggiga bergssluttningar, men också skog på torrare mark kan hysa arten om beståndet har stark naturskogskaraktär. Bestånd med arten bör behandlas som nyckelbiotoper och sparas vid en slutavverkning. Även gallring bör undvikas. Gammelgransskål är typisk art för </w:t>
-      </w:r>
-      <w:r>
-        <w:rPr>
-          <w:i/>
-        </w:rPr>
-        <w:t>9010 Taiga</w:t>
-      </w:r>
-      <w:r>
-        <w:t xml:space="preserve"> (SLU Artdatabanken, 2024; Nitare &amp; Skogsstyrelsen, 2019).</w:t>
-      </w:r>
-    </w:p>
-    <w:p>
-      <w:r>
-        <w:rPr>
-          <w:b/>
-        </w:rPr>
-        <w:t>Garnlav (VU)</w:t>
-      </w:r>
-      <w:r>
-        <w:t xml:space="preserve"> är en utpräglad barrskogsart som ibland kan drapera träden i norrländska grannaturskogar med hög luftfuktighet. Den förekommer även i talldominerade bestånd där den, förutom i trädens grenverk, påträffas hängande över ojämnheter i tallbarken. Arten har minskat starkt i södra och mellersta Sverige och den minskar även i sitt nordliga utbredningsområde. Minskningstakten uppgår till 30 (20–50) % inom 50 år och överstiger gränsvärdet för Sårbar (VU). Orsaken till tillbakagången beror främst på slutavverkningar av naturskogsartade skogar. Bestånd med riklig förekomst bör regelmässigt sparas, vilket även gynnar flera andra sällsynta och rödlistade arter. Garnlav är värdväxt för den mycket sällsynta och akut hotade fjärilen barrskogslavfly (CR) som hör hemma i boreala barrskogar med riklig förekomst av värdväxten. Tidigare kunde arten konstateras årligen på flera platser vid Dala-Floda i Dalarna innan lokalerna kalavverkades. Senaste fyndet i landet av barrskogslavfly är från år 2000 då den påträffades vid Högberget i Sollefteå kommun. Garnlav är typisk art för </w:t>
-      </w:r>
-      <w:r>
-        <w:rPr>
-          <w:i/>
-        </w:rPr>
-        <w:t xml:space="preserve">9010 Taiga </w:t>
-      </w:r>
-      <w:r>
-        <w:t>och</w:t>
-      </w:r>
-      <w:r>
-        <w:rPr>
-          <w:i/>
-        </w:rPr>
-        <w:t xml:space="preserve"> 9070 Trädklädd betesmark</w:t>
-      </w:r>
-      <w:r>
-        <w:t xml:space="preserve"> (SLU Artdatabanken, 2026).</w:t>
-      </w:r>
-    </w:p>
-    <w:p>
-      <w:r>
-        <w:rPr>
-          <w:b/>
-        </w:rPr>
-        <w:t>Gränsticka (VU)</w:t>
-      </w:r>
-      <w:r>
-        <w:t xml:space="preserve"> är en mycket bra signalart inom hela sitt utbredningsområde. Den är huvudsakligen knuten till restbestånd av barrnaturskog och förekommer med ett tydligt optimum i orörda eller måttligt påverkade gamla granskogar där det föreligger långvarig kontinuitet av grov död ved. Den totala populationen bedöms ha minskat och fortsätter att minska i takt med att grankontinuitetsskogar (äldre tidigare icke kalavverkade skogar) minskar i areal. Minskningstakten överstiger gränsvärdet för sårbar (VU). Lokaler som hyser arten bör undantas från skogsbruk, speciellt i mellersta och södra Sverige. Gränsticka är typisk art för </w:t>
-      </w:r>
-      <w:r>
-        <w:rPr>
-          <w:i/>
-        </w:rPr>
-        <w:t>9010 Taiga</w:t>
-      </w:r>
-      <w:r>
-        <w:t xml:space="preserve"> (SLU Artdatabanken, 2026; Nitare &amp; Skogsstyrelsen, 2019).</w:t>
-      </w:r>
-    </w:p>
-    <w:p>
-      <w:r>
-        <w:rPr>
-          <w:b/>
-        </w:rPr>
-        <w:t>Harticka (NT)</w:t>
-      </w:r>
-      <w:r>
-        <w:t xml:space="preserve"> är normalt en mycket bra signalart för granskogar med höga naturvärden. Även när svampen påträffas i mer påverkade skogar är det nästan alltid fråga om skogsmiljöer i sena successionsstadier med höga naturvärden. Skogsskötselåtgärder på eller i omedelbar närhet av växtplatserna kan innebära ett hot mot arten. Harticka är typisk art för </w:t>
-      </w:r>
-      <w:r>
-        <w:rPr>
-          <w:i/>
-        </w:rPr>
-        <w:t xml:space="preserve">9010 Taiga, 9050 Näringsrik granskog </w:t>
-      </w:r>
-      <w:r>
-        <w:t xml:space="preserve">och </w:t>
-      </w:r>
-      <w:r>
-        <w:rPr>
-          <w:i/>
-        </w:rPr>
-        <w:t>9030 Landhöjningsskog</w:t>
-      </w:r>
-      <w:r>
-        <w:t xml:space="preserve"> (SLU Artdatabanken, 2024; Nitare &amp; Skogsstyrelsen, 2019).</w:t>
-      </w:r>
-    </w:p>
-    <w:p>
-      <w:r>
-        <w:rPr>
-          <w:b/>
-        </w:rPr>
-        <w:t>Korallblylav</w:t>
-      </w:r>
-      <w:r>
-        <w:t xml:space="preserve"> växer på bark av asp, ask, rönn, sälg, bok och lönn och signalerar överallt skogsbestånd med höga naturvärden och den följs nästan alltid av andra ovanliga och rödlistade arter. Den indikerar hög och jämn luftfuktighet och växer främst i områden med lång skoglig kontinuitet där det funnits ett ständigt inslag av gamla lövträd. Korallblylav är typisk art för </w:t>
-      </w:r>
-      <w:r>
-        <w:rPr>
-          <w:i/>
-        </w:rPr>
-        <w:t xml:space="preserve">9020 Nordlig ädellövskog, 9070 Trädklädd betesmark, 9160 Näringsrik ekskog, 9180 Ädellövskog i branter </w:t>
-      </w:r>
-      <w:r>
-        <w:t>och</w:t>
-      </w:r>
-      <w:r>
-        <w:rPr>
-          <w:i/>
-        </w:rPr>
-        <w:t xml:space="preserve"> 9190 Näringsfattig ekskog</w:t>
-      </w:r>
-      <w:r>
-        <w:t xml:space="preserve"> (SLU Artdatabanken, 2024; Nitare &amp; Skogsstyrelsen, 2019).</w:t>
-      </w:r>
-    </w:p>
-    <w:p>
-      <w:r>
-        <w:rPr>
-          <w:b/>
-        </w:rPr>
-        <w:t>Liten svartspik (NT)</w:t>
-      </w:r>
-      <w:r>
-        <w:t xml:space="preserve"> växer på granbark i boreala barrskogar med lång trädkontinuitet och hög luftfuktighet. Orsaken till tillbakagången beror på främst på slutavverkningar av naturskogsartade granskogar. Bestånd med riklig förekomst av liten svartspik bör regelmässigt sparas. Naturhänsyn i samband med slutavverkning måste ske så att man undviker uttorkningseffekter (SLU Artdatabanken, 2024).</w:t>
-      </w:r>
-    </w:p>
-    <w:p>
-      <w:r>
-        <w:rPr>
-          <w:b/>
-        </w:rPr>
-        <w:t>Lunglav (NT)</w:t>
-      </w:r>
-      <w:r>
-        <w:t xml:space="preserve"> är en av vårt lands främsta signalarter som överallt indikerar gamla lövträd, skogsbestånd med höga naturvärden och ekosystem med långskoglig kontinuitet. Lokalt kan förekomsten vara mycket riklig men den hittas nästan enbart i gamla och ej slutavverkade skogar. Artens samtliga förekomster bör uppmärksammas från naturvårdssynpunkt, då många lokaler även hyser andra ovanliga och rödlistade arter. Rikliga förekomster bör skyddas med biotopskydd, frivilliga avsättningar eller reservat. På lunglav kan de sällsynta lavparasiterna lunglavshårprick (CR), </w:t>
-      </w:r>
-      <w:r>
-        <w:rPr>
-          <w:i/>
-        </w:rPr>
-        <w:t>Abrothallus diederichii</w:t>
-      </w:r>
-      <w:r>
-        <w:t xml:space="preserve"> (VU), </w:t>
-      </w:r>
-      <w:r>
-        <w:rPr>
-          <w:i/>
-        </w:rPr>
-        <w:t>Abrothallus lobariae</w:t>
-      </w:r>
-      <w:r>
-        <w:t xml:space="preserve"> (VU), </w:t>
-      </w:r>
-      <w:r>
-        <w:rPr>
-          <w:i/>
-        </w:rPr>
-        <w:t>Calycina lobariae</w:t>
-      </w:r>
-      <w:r>
-        <w:t xml:space="preserve"> (VU), lunglavsknapp (VU) och skrovelmössing (VU) påträffas. Lunglav är typisk art för </w:t>
-      </w:r>
-      <w:r>
-        <w:rPr>
-          <w:i/>
-        </w:rPr>
-        <w:t>9010 Taiga, 9020 Nordlig ädellövskog, 9110 Näringsfattig bokskog, 9130 Näringsrik bokskog, 9160 Näringsrik ekskog, 9180 Ädellövskog i branter, 9190 Näringsfattig ekskog, 9070 Trädklädd betesmark, 9040 Fjällbjörkskog</w:t>
-      </w:r>
-      <w:r>
-        <w:t xml:space="preserve"> och</w:t>
-      </w:r>
-      <w:r>
-        <w:rPr>
-          <w:i/>
-        </w:rPr>
-        <w:t xml:space="preserve"> 6530 Lövängar</w:t>
-      </w:r>
-      <w:r>
-        <w:t xml:space="preserve"> (SLU Artdatabanken, 2026; Nitare &amp; Skogsstyrelsen, 2019).</w:t>
-      </w:r>
-    </w:p>
-    <w:p>
-      <w:r>
-        <w:rPr>
-          <w:b/>
-        </w:rPr>
-        <w:t>Norsk näverlav (VU)</w:t>
-      </w:r>
-      <w:r>
-        <w:t>, rödlistad som sårbar, är en suboceanisk art och påträffas bara i områden med hög och jämn luftfuktighet. Den växer i fuktiga granskogar, främst på stammar eller grenar av äldre björkar och granar. Arten är placerad i toppen av Skogsstyrelsens värdepyramid för bedömning av skog med höga naturvärden och försvinner eller missgynnas starkt vid all form av avverkning på eller i anslutning till lokalerna. Norsk näverlav har en hög andel av sin världspopulation i Norge och Sverige vilket medför ett särskilt ansvar för arten (Nitare &amp; Skogsstyrelsen, 2019; SLU Artdatabanken, 2024).</w:t>
-      </w:r>
-    </w:p>
-    <w:p>
-      <w:r>
-        <w:rPr>
-          <w:b/>
-        </w:rPr>
-        <w:t>Rödbrun blekspik (NT)</w:t>
-      </w:r>
-      <w:r>
-        <w:t xml:space="preserve"> växer i norra Sverige på bark och ved av björk och gran i skogar med hög och jämn luftfuktighet. I södra Sverige växer den främst på ek i öppna åldriga lövskogar. I norra delen av sitt utbredningsområde hotas arten av slutavverkningar av gamla granskogar. I den södra delen av landet hotas den genom de åldriga lövskogarnas tillbakagång och särskilt ekhagarnas igenväxning och genom plantering av sådan mark med barrskog. Rödbrun blekspik är typisk art för </w:t>
-      </w:r>
-      <w:r>
-        <w:rPr>
-          <w:i/>
-        </w:rPr>
-        <w:t xml:space="preserve">9010 Taiga, 9020 Nordlig ädellövskog, 9070 Trädklädd betesmark, 9160 Näringsrik ekskog </w:t>
-      </w:r>
-      <w:r>
-        <w:t xml:space="preserve">och </w:t>
-      </w:r>
-      <w:r>
-        <w:rPr>
-          <w:i/>
-        </w:rPr>
-        <w:t>9180 Ädellövskog i branter</w:t>
-      </w:r>
-      <w:r>
-        <w:t xml:space="preserve"> och signalerar alltid höga naturvärden (SLU Artdatabanken, 2024; Nitare &amp; Skogsstyrelsen, 2019).</w:t>
-      </w:r>
-    </w:p>
-    <w:p>
-      <w:r>
-        <w:rPr>
-          <w:b/>
-        </w:rPr>
-        <w:t>Skrovellav (NT)</w:t>
-      </w:r>
-      <w:r>
-        <w:t xml:space="preserve"> växer på gamla lövträd och på klippor i gamla skogar med hög och jämn luftfuktighet. Slutavverkning av kontinuitetsskog utgör det största hotet och lavens fortsatta förekomst bör säkerställas genom att lokaler med äldre skog skyddas. I områden med mycket hög luftfuktighet kan man på bålen av skrovellav finna de sällsynta parasitsvamparna skrovellavsknapp (EN), </w:t>
-      </w:r>
-      <w:r>
-        <w:rPr>
-          <w:i/>
-        </w:rPr>
-        <w:t>Catillaria lobariicola</w:t>
-      </w:r>
-      <w:r>
-        <w:t xml:space="preserve"> (VU) och </w:t>
-      </w:r>
-      <w:r>
-        <w:rPr>
-          <w:i/>
-        </w:rPr>
-        <w:t>Merismatium lobariae</w:t>
-      </w:r>
-      <w:r>
-        <w:t xml:space="preserve"> (DD). Skrovellav är typisk art för </w:t>
-      </w:r>
-      <w:r>
-        <w:rPr>
-          <w:i/>
-        </w:rPr>
-        <w:t xml:space="preserve">9010 Taiga, 9020 Nordlig ädellövskog, 9040 Fjällbjörkskog, 9070 Trädklädd betesmark, 9160 Näringsrik ekskog, 9180 Ädellövskog i branter, 9190 Näringsfattig ekskog, 8210 Kalkbranter </w:t>
-      </w:r>
-      <w:r>
-        <w:t xml:space="preserve">och </w:t>
-      </w:r>
-      <w:r>
-        <w:rPr>
-          <w:i/>
-        </w:rPr>
-        <w:t>6530 Lövängar</w:t>
-      </w:r>
-      <w:r>
-        <w:t xml:space="preserve"> (SLU Artdatabanken, 2026; Nitare &amp; Skogsstyrelsen, 2019).</w:t>
-      </w:r>
-    </w:p>
-    <w:p>
-      <w:r>
-        <w:rPr>
-          <w:b/>
-        </w:rPr>
-        <w:t>Skrovellavsknapp (EN)</w:t>
-      </w:r>
-      <w:r>
-        <w:t xml:space="preserve"> är en starkt hotad parasitisk svamp som växer på på skrovellav (NT) och är knuten till gamla lövträd som sälg och rönn i skogar av naturskogskaraktär. Skrovellavsknapp är sannolikt extremt känslig för uttorkning och avverkningar på eller nära växtplatserna utgör ett stort hot. Samtliga skogsbestånd med förekomst av skrovellavsknapp måste skyddas. Genom att skydda och utveckla skogsmiljöer med skrovellavsknapp så gynnas också den likaså rödlistade värden skrovellav (NT) samt flera andra sällsynta och rödlistade lavar, däribland lavparasiterna </w:t>
-      </w:r>
-      <w:r>
-        <w:rPr>
-          <w:i/>
-        </w:rPr>
-        <w:t>Catillaria lobariicola</w:t>
-      </w:r>
-      <w:r>
-        <w:t xml:space="preserve"> (VU) och </w:t>
-      </w:r>
-      <w:r>
-        <w:rPr>
-          <w:i/>
-        </w:rPr>
-        <w:t>Merismatium lobariae</w:t>
-      </w:r>
-      <w:r>
-        <w:t xml:space="preserve"> (DD), som också är knutna till skrovellav (SLU Artdatabanken, 2026).</w:t>
-      </w:r>
-    </w:p>
-    <w:p>
-      <w:r>
-        <w:rPr>
-          <w:b/>
-        </w:rPr>
-        <w:t xml:space="preserve">Skuggnål (VU) </w:t>
-      </w:r>
-      <w:r>
-        <w:t>växer främst vid basen av gamla grova granar i gamla boreala barrskogar med hög bonitet och mycket hög luftfuktighet. Minskningstakten har uppgått till 30 (20–50) % under de senaste 50 åren och överstiger gränsvärdet för Sårbar (VU) enligt A-kriteriet. (A2bc+4bc). Vid skogliga inventeringar är skuggnål en art som måste eftersökas och dess växtplatser ska bedömas som nyckelbiotoper (SLU Artdatabanken, 2024).</w:t>
-      </w:r>
-    </w:p>
-    <w:p>
-      <w:r>
-        <w:rPr>
-          <w:b/>
-        </w:rPr>
-        <w:t>Stuplav</w:t>
-      </w:r>
-      <w:r>
-        <w:t xml:space="preserve"> är en mycket bra signalart i hela sitt utbredningsområde och förekommer nästan enbart i skogsmiljöer med höga naturvärden. Den indikerar långvarig förekomst av gamla lövträd och miljöer med konstant hög luftfuktighet. I skogar med suboceaniskt klimat finns det en mycket sällsynt parasit, njurlavsknapp </w:t>
-      </w:r>
-      <w:r>
-        <w:rPr>
-          <w:i/>
-        </w:rPr>
-        <w:t>Pletocarpon nephromeum</w:t>
-      </w:r>
-      <w:r>
-        <w:t xml:space="preserve"> (EN), som växer på stuplav. Ytterligare tre sällsynta lavparasiter, </w:t>
-      </w:r>
-      <w:r>
-        <w:rPr>
-          <w:i/>
-        </w:rPr>
-        <w:t>Protounguicularia nephromatis</w:t>
-      </w:r>
-      <w:r>
-        <w:t xml:space="preserve"> (VU), </w:t>
-      </w:r>
-      <w:r>
-        <w:rPr>
-          <w:i/>
-        </w:rPr>
-        <w:t>Refractohilum galligenum</w:t>
-      </w:r>
-      <w:r>
-        <w:t xml:space="preserve"> (NT) och </w:t>
-      </w:r>
-      <w:r>
-        <w:rPr>
-          <w:i/>
-        </w:rPr>
-        <w:t>Roselliniella nephromatis</w:t>
-      </w:r>
-      <w:r>
-        <w:t xml:space="preserve"> (DD), kan också påträffas på stuplav. Stuplav är typisk art för </w:t>
-      </w:r>
-      <w:r>
-        <w:rPr>
-          <w:i/>
-        </w:rPr>
-        <w:t>9010 Taiga</w:t>
-      </w:r>
-      <w:r>
-        <w:t xml:space="preserve"> (SLU Artdatabanken, 2026; Nitare &amp; Skogsstyrelsen, 2019).</w:t>
-      </w:r>
-    </w:p>
-    <w:p>
-      <w:r>
-        <w:rPr>
-          <w:b/>
-        </w:rPr>
-        <w:t xml:space="preserve">Trådticka </w:t>
-      </w:r>
-      <w:r>
-        <w:t xml:space="preserve">är knuten till grova granar i rikare ofta fuktiga miljöer. Den återfinns på både levande och döda träd samt stubbar och nyligen fallna träd. Karaktärsart för äldre fuktiga granskogsbiotoper, och i stor mängd är den en bra signalart för miljöer med andra rödlistade arter. Trådticka är typisk art för </w:t>
-      </w:r>
-      <w:r>
-        <w:rPr>
-          <w:i/>
-        </w:rPr>
-        <w:t xml:space="preserve">9010 Taiga </w:t>
-      </w:r>
-      <w:r>
-        <w:t xml:space="preserve">och </w:t>
-      </w:r>
-      <w:r>
-        <w:rPr>
-          <w:i/>
-        </w:rPr>
-        <w:t xml:space="preserve">9050 Näringsrik granskog </w:t>
-      </w:r>
-      <w:r>
-        <w:t>(SLU Artdatabanken, 2025).</w:t>
-      </w:r>
-    </w:p>
-    <w:p>
-      <w:r>
-        <w:rPr>
-          <w:b/>
-        </w:rPr>
-        <w:t>Ullticka (NT)</w:t>
-      </w:r>
-      <w:r>
-        <w:t xml:space="preserve"> är knuten till restbestånd av barrnaturskog och förekommer med ett tydligt optimum i orörda eller måttligt påverkade gamla granskogar där det föreligger viss kontinuitet av grov död ved. Ullticka är en bra signalart inom hela sitt utbredningsområde och i södra Sverige är den sällsynt och en god signalart för skyddsvärda granskogsmiljöer. Den hotas av avverkning och fragmentering av naturskog och äldre granskog med lång trädkontinuitet. På ullticka kan ibland ulltickeporing (VU) påträffas - det är en sällsynt ticka som nyligen delats upp i de tre olika arterna ulltickeporing </w:t>
-      </w:r>
-      <w:r>
-        <w:rPr>
-          <w:i/>
-        </w:rPr>
-        <w:t xml:space="preserve">Skeletocutis brevispora </w:t>
-      </w:r>
-      <w:r>
-        <w:t>(VU)</w:t>
-      </w:r>
-      <w:r>
-        <w:rPr>
-          <w:i/>
-        </w:rPr>
-        <w:t>, Skeletocutis delicata</w:t>
-      </w:r>
-      <w:r>
-        <w:t xml:space="preserve"> (VU)</w:t>
-      </w:r>
-      <w:r>
-        <w:rPr>
-          <w:i/>
-        </w:rPr>
-        <w:t xml:space="preserve"> och Skeletocutis exilis</w:t>
-      </w:r>
-      <w:r>
-        <w:t xml:space="preserve"> (NT). Ullticka är typisk art för </w:t>
-      </w:r>
-      <w:r>
-        <w:rPr>
-          <w:i/>
-        </w:rPr>
-        <w:t xml:space="preserve">9010 Taiga, 9050 Näringsrik granskog </w:t>
-      </w:r>
-      <w:r>
-        <w:t xml:space="preserve">och </w:t>
-      </w:r>
-      <w:r>
-        <w:rPr>
-          <w:i/>
-        </w:rPr>
-        <w:t>9030 Landhöjningsskog</w:t>
-      </w:r>
-      <w:r>
-        <w:t xml:space="preserve"> (SLU Artdatabanken, 2026; Nitare &amp; Skogsstyrelsen, 2019; Miettinen &amp; Niemelä, 2018).</w:t>
-      </w:r>
-    </w:p>
-    <w:p>
-      <w:r>
-        <w:rPr>
-          <w:b/>
-        </w:rPr>
-        <w:t xml:space="preserve">Vedticka </w:t>
-      </w:r>
-      <w:r>
-        <w:t xml:space="preserve">är en bra signalart söder om den naturliga norrlandsgränsen. Den är huvudsakligen knuten till äldre barrskogar där det föreligger långvarig kontinuitet av död barrved. Vedticka är typisk art för </w:t>
-      </w:r>
-      <w:r>
-        <w:rPr>
-          <w:i/>
-        </w:rPr>
-        <w:t xml:space="preserve">9010 Taiga </w:t>
-      </w:r>
-      <w:r>
-        <w:t>(Nitare &amp; Skogsstyrelsen, 2019; SLU Artdatabanken, 2025).</w:t>
-      </w:r>
-    </w:p>
-    <w:p>
-      <w:r>
-        <w:rPr>
-          <w:b/>
-        </w:rPr>
-        <w:t xml:space="preserve">Vågticka (NT) </w:t>
-      </w:r>
-      <w:r>
-        <w:t>förekommer främst i rikare kontinuitetsskogar med mycket död ved. Den växer på grova lågor och stubbar av gran och asp, men ibland även på andra trädslag.  Arten missgynnas av slutavverkning av äldre barrskog med lång skoglig kontinuitet, men även av skogliga åtgärder som t.ex. markberedning som förstör lågor. Minskningstakten för den svenska populationen bedöms vara nära gränsvärdet för sårbar (VU) (SLU Artdatabanken, 2026).</w:t>
+        <w:t>Avverkning av skog med höga naturvärden samt skada på fridlysta arter strider både mot FSC Controlled Wood-standarden och FSC:s policy for associerade organisationer.</w:t>
       </w:r>
     </w:p>
     <w:p>
@@ -915,7 +1171,90 @@
         <w:pStyle w:val="Heading1"/>
       </w:pPr>
       <w:r>
-        <w:t>Certifiering</w:t>
+        <w:t>Ur PEFC-standarden gällande lagefterlevnad</w:t>
+      </w:r>
+    </w:p>
+    <w:p>
+      <w:r>
+        <w:t>PEFC-standarden förutsätter att tillämplig svensk lagstiftning följs. Det är utsedd tillsynsmyndighet som ansvarar för tillsyn av lagens efterlevnad. PEFC-standarden återger innehållet i vissa certifieringskritiska lag- och föreskriftskrav vilka ska ingå i granskning av PEFC-systemets efterlevnad.</w:t>
+      </w:r>
+    </w:p>
+    <w:p>
+      <w:pPr>
+        <w:pStyle w:val="ListBullet"/>
+      </w:pPr>
+      <w:r>
+        <w:rPr>
+          <w:b/>
+          <w:i/>
+        </w:rPr>
+        <w:t xml:space="preserve">Kommentar: </w:t>
+      </w:r>
+      <w:r>
+        <w:rPr>
+          <w:i/>
+        </w:rPr>
+        <w:t>I den avverkningsanmälda skogen har fridlysta arter sina livsmiljöer och växtplatser. Att skada de fridlysta arternas livsmiljöer, växtplatser eller ekologiska funktion är inte tillåtet enligt artskyddsförordningen</w:t>
+      </w:r>
+    </w:p>
+    <w:p>
+      <w:r>
+        <w:br w:type="page"/>
+      </w:r>
+    </w:p>
+    <w:p>
+      <w:pPr>
+        <w:pStyle w:val="Title"/>
+      </w:pPr>
+      <w:r>
+        <w:t>BILAGA 1 –</w:t>
+        <w:br/>
+        <w:t>Fridlysta och rödlistade arter</w:t>
+      </w:r>
+    </w:p>
+    <w:p>
+      <w:pPr>
+        <w:pStyle w:val="Heading1"/>
+      </w:pPr>
+      <w:r>
+        <w:t>Skrovellavsknapp – ekologi samt krav på livsmiljön</w:t>
+      </w:r>
+    </w:p>
+    <w:p>
+      <w:r>
+        <w:t xml:space="preserve">Skrovellavsknapp (EN) är en starkt hotad parasitisk svamp som växer på på skrovellav (NT) och är knuten till gamla lövträd som sälg och rönn samt klippor i skogar av naturskogskaraktär. Skrovellavsknapp är sannolikt extremt känslig för uttorkning och avverkningar på eller nära växtplatserna utgör därför ett stort hot. Samtliga skogsbestånd med förekomst av skrovellavsknapp måste skyddas. Genom att skydda och utveckla skogsmiljöer med skrovellavsknapp så gynnas också den likaså rödlistade värden skrovellav samt även flera andra sällsynta och rödlistade lavar, däribland lavparasiterna </w:t>
+      </w:r>
+      <w:r>
+        <w:rPr>
+          <w:i/>
+        </w:rPr>
+        <w:t>Catillaria lobariicola</w:t>
+      </w:r>
+      <w:r>
+        <w:t xml:space="preserve"> (VU) och </w:t>
+      </w:r>
+      <w:r>
+        <w:rPr>
+          <w:i/>
+        </w:rPr>
+        <w:t>Merismatium lobariae</w:t>
+      </w:r>
+      <w:r>
+        <w:t xml:space="preserve"> (DD), som också är knutna till skrovellav (SLU Artdatabanken, 2026).</w:t>
+      </w:r>
+    </w:p>
+    <w:p>
+      <w:r>
+        <w:t xml:space="preserve">Det är viktigt att spara skyddszoner kring bestånd där skrovellavsknapp förekommer, eftersom den är känslig för uttorkning. Skogar med extremt fuktigt lokalklimat i norra Sverige med arter av lunglavar </w:t>
+      </w:r>
+      <w:r>
+        <w:rPr>
+          <w:i/>
+        </w:rPr>
+        <w:t>Lobaria</w:t>
+      </w:r>
+      <w:r>
+        <w:t xml:space="preserve"> på gran (Lobarion-samhällen) bör identifieras och skyddas då de alltid hyser sällsynta och rödlistade lavar. Det kan vara nödvändigt att stängsla in naturvårdsbrända områden för att undvika betning av lövträdsplantorna, om målsättningen är att få en lövbränna med ovan nämnda lövträd (SLU Artdatabanken, 2026).</w:t>
       </w:r>
     </w:p>
     <w:p>
@@ -923,137 +1262,84 @@
         <w:pStyle w:val="Heading2"/>
       </w:pPr>
       <w:r>
-        <w:t>Ur FSC-standarden</w:t>
+        <w:t>Referenser – skrovellavsknapp</w:t>
       </w:r>
     </w:p>
     <w:p>
       <w:r>
+        <w:t xml:space="preserve">SLU Artdatabanken, 2026. </w:t>
+      </w:r>
+      <w:r>
         <w:rPr>
-          <w:b/>
+          <w:i/>
         </w:rPr>
-        <w:t xml:space="preserve">PRINCIP 1: LAGEFTERLEVNAD: </w:t>
-      </w:r>
-      <w:r>
-        <w:t>Certifikatsinnehavaren ska följa alla tillämpliga lagar, förordningar och nationellt ratificerade internationella avtal, konventioner och överenskommelser.</w:t>
-      </w:r>
-    </w:p>
-    <w:p>
-      <w:r>
-        <w:rPr>
-          <w:b/>
-        </w:rPr>
-        <w:t xml:space="preserve">1.3.1 </w:t>
-      </w:r>
-      <w:r>
-        <w:t>Tillämpliga lagar och föreskrifter för brukandet av skogen följs.</w:t>
+        <w:t xml:space="preserve">Artfaktablad. Naturvård – artfakta. </w:t>
+      </w:r>
+      <w:r>
+        <w:t>SLU Artdatabanken, Uppsala</w:t>
       </w:r>
     </w:p>
     <w:p>
       <w:pPr>
-        <w:pStyle w:val="ListBullet"/>
+        <w:pStyle w:val="Heading1"/>
       </w:pPr>
       <w:r>
-        <w:rPr>
-          <w:b/>
-          <w:i/>
-        </w:rPr>
-        <w:t xml:space="preserve">Kommentar: </w:t>
-      </w:r>
-      <w:r>
-        <w:t>I den avverkningsanmälda skogen har fridlysta arter sina livsmiljöer och växtplatser. Att skada de fridlysta arternas livsmiljöer, växtplatser eller ekologiska funktion är inte tillåtet enligt artskyddsförordningen.</w:t>
+        <w:t>Lunglav – ekologi samt krav på livsmiljön</w:t>
+      </w:r>
+    </w:p>
+    <w:p>
+      <w:r>
+        <w:t xml:space="preserve">Lunglav (NT) är en av vårt lands främsta signalarter som överallt indikerar gamla lövträd, skogsbestånd med höga naturvärden och ekosystem med lång skoglig kontinuitet. Lokalt kan förekomsten vara mycket riklig men den hittas nästan enbart i gamla och ej slutavverkade skogar. Artens samtliga förekomster bör uppmärksammas från naturvårdssynpunkt, då många lokaler även hyser andra ovanliga och rödlistade arter, däribland de sällsynta lavparasiterna lunglavshårprick (CR), </w:t>
       </w:r>
       <w:r>
         <w:rPr>
           <w:i/>
         </w:rPr>
-        <w:t xml:space="preserve"> EU:s medlemsländer och skogsbolag är skyldiga att agera i enlighet med EU:s fågeldirektiv där det uttryckligen står att direktivet gäller för fåglar samt för deras ägg, bon och </w:t>
-      </w:r>
-      <w:r>
-        <w:rPr>
-          <w:b/>
-          <w:i/>
-        </w:rPr>
-        <w:t xml:space="preserve">livsmiljöer </w:t>
-      </w:r>
-      <w:r>
-        <w:t>(artikel 1). Vidare att de åtgärder som vidtas inte får leda till en försämring av den nuvarande situationen beträffande bevarandet av de fågelarter som avses i artikel 1 (artikel 13).</w:t>
-      </w:r>
-    </w:p>
-    <w:p>
-      <w:r>
-        <w:rPr>
-          <w:b/>
-        </w:rPr>
-        <w:t xml:space="preserve">6.4 </w:t>
-      </w:r>
-      <w:r>
-        <w:t>Certifikatsinnehavaren ska skydda sällsynta arter och hotade arter samt deras livsmiljöer inom skogsbruksenheten. Det ska ske genom avsättningar, andra skyddade områden och genom att skapa konnektivitet och/eller genom andra direkta åtgärder som gynnar dessa arters överlevnad och livskraft. Åtgärderna ska stå i förhållande till brukandets skala, intensitet och risk, samt till sällsynta och hotade arters bevarandestatus och ekologiska krav. Certifikatsinnehavaren ska beakta den geografiska spridningen och ekologiska krav hos sällsynta och hotade arter utanför skogsbruksenhetens gränser när beslut om åtgärder inom skogsbruksenheten ska fattas.</w:t>
-      </w:r>
-    </w:p>
-    <w:p>
-      <w:r>
-        <w:rPr>
-          <w:b/>
-        </w:rPr>
-        <w:t xml:space="preserve">6.4.1 </w:t>
-      </w:r>
-      <w:r>
-        <w:t>Följande biotoper undantas från alla skogsbruksåtgärder, förutom åtgärder påkallade för att bevara eller främja biotopens naturliga eller hävdbetingade biologiska mångfald:</w:t>
-      </w:r>
-    </w:p>
-    <w:p>
-      <w:pPr>
-        <w:ind w:left="357"/>
-      </w:pPr>
-      <w:r>
-        <w:t>b) nyckelbiotoper enligt Skogsstyrelsens definition och metod (1995)</w:t>
-      </w:r>
-    </w:p>
-    <w:p>
-      <w:pPr>
-        <w:pStyle w:val="ListBullet"/>
-      </w:pPr>
-      <w:r>
-        <w:rPr>
-          <w:b/>
-          <w:i/>
-        </w:rPr>
-        <w:t xml:space="preserve">Kommentar: </w:t>
+        <w:t>Abrothallus diederichii</w:t>
+      </w:r>
+      <w:r>
+        <w:t xml:space="preserve"> (VU), </w:t>
       </w:r>
       <w:r>
         <w:rPr>
           <w:i/>
         </w:rPr>
-        <w:t>I det avverkningsanmälda skogsområdet har 22 rödlistade arter och signalarter påträffats. Detta ska jämföras med Skogsstyrelsens uppföljning 2017 av nyckelbiotoper som visade att man i genomsnitt hittar 20,6 olika rödlistade arter och signalarter i en nyckelbiotop (Wijk, S. 2017. Biologisk mångfald i nyckelbiotoper – Resultat från inventeringen “Uppföljning biologisk mångfald” 2009–2015. Rapport 4/2017 Skogsstyrelsen, Jönköping).</w:t>
-      </w:r>
-    </w:p>
-    <w:p>
-      <w:r>
-        <w:rPr>
-          <w:b/>
-        </w:rPr>
-        <w:t xml:space="preserve">6.4.3 </w:t>
-      </w:r>
-      <w:r>
-        <w:t>Bevarandeåtgärder genomförs för de kända förekomster av rödlistade arter som påverkas av skogsbruk.</w:t>
-      </w:r>
-    </w:p>
-    <w:p>
-      <w:pPr>
-        <w:pStyle w:val="ListBullet"/>
-      </w:pPr>
-      <w:r>
-        <w:rPr>
-          <w:b/>
-          <w:i/>
-        </w:rPr>
-        <w:t xml:space="preserve">Kommentar: </w:t>
+        <w:t>Abrothallus lobariae</w:t>
+      </w:r>
+      <w:r>
+        <w:t xml:space="preserve"> (VU), </w:t>
       </w:r>
       <w:r>
         <w:rPr>
           <w:i/>
         </w:rPr>
-        <w:t>I det avverkningsanmälda skogsområdet har 22 naturvårdsarter varav 17 rödlistade arter sina livsmiljöer och växtplatser.</w:t>
+        <w:t>Calycina lobariae</w:t>
+      </w:r>
+      <w:r>
+        <w:t xml:space="preserve"> (VU), lunglavsknapp (VU) och skrovelmössing (VU), som växer på lunglav. Rikliga förekomster med lunglav bör skyddas med biotopskydd, frivilliga avsättningar eller reservat (SLU Artdatabanken, 2026; Nitare &amp; Skogsstyrelsen, 2019).</w:t>
+      </w:r>
+    </w:p>
+    <w:p>
+      <w:r>
+        <w:t xml:space="preserve">Lunglav är typisk art för </w:t>
+      </w:r>
+      <w:r>
+        <w:rPr>
+          <w:i/>
+        </w:rPr>
+        <w:t>9010 Taiga, 9020 Nordlig ädellövskog, 9110 Näringsfattig bokskog, 9130 Näringsrik bokskog, 9160 Näringsrik ekskog, 9180 Ädellövskog i branter, 9190 Näringsfattig ekskog, 9070 Trädklädd betesmark, 9040 Fjällbjörkskog</w:t>
+      </w:r>
+      <w:r>
+        <w:t xml:space="preserve"> och</w:t>
+      </w:r>
+      <w:r>
+        <w:rPr>
+          <w:i/>
+        </w:rPr>
+        <w:t xml:space="preserve"> 6530 Lövängar</w:t>
+      </w:r>
+      <w:r>
+        <w:t xml:space="preserve"> (SLU Artdatabanken, 2026).</w:t>
       </w:r>
     </w:p>
     <w:p>
@@ -1061,268 +1347,6 @@
         <w:pStyle w:val="Heading2"/>
       </w:pPr>
       <w:r>
-        <w:t>Ur Chain of Custody Certification (FSC-STD-40-004 ver 3.0)</w:t>
-      </w:r>
-    </w:p>
-    <w:p>
-      <w:r>
-        <w:rPr>
-          <w:b/>
-        </w:rPr>
-        <w:t xml:space="preserve">1.3 </w:t>
-      </w:r>
-      <w:r>
-        <w:t xml:space="preserve">The organization shall commit to the FSC values as defined in FSC-POL-01-004 Policy for the Association of Organizations with FSC. </w:t>
-      </w:r>
-    </w:p>
-    <w:p>
-      <w:pPr>
-        <w:pStyle w:val="Heading2"/>
-      </w:pPr>
-      <w:r>
-        <w:t>Ur FSC:s policy för associerade organisationer (FSC-POL-01-004)</w:t>
-      </w:r>
-    </w:p>
-    <w:p>
-      <w:r>
-        <w:t xml:space="preserve">Som “Chain of Custody”-certifierad organisation är skogsbolaget bunden av de fastställda reglerna i Del 1 Punkt 1 c) i Policy för organisationer associerade med FSC (FSC-POL-01-004 V2-0 EN + SVE version 2012-03-02): </w:t>
-      </w:r>
-    </w:p>
-    <w:p>
-      <w:pPr>
-        <w:pStyle w:val="ListNumber"/>
-      </w:pPr>
-      <w:r>
-        <w:t>De organisationer FSC kan acceptera association med får inte direkt eller indirekt ha några kopplingar till nedanstående, oacceptabla aktiviteter:</w:t>
-      </w:r>
-    </w:p>
-    <w:p>
-      <w:pPr>
-        <w:ind w:left="357"/>
-      </w:pPr>
-      <w:r>
-        <w:t>a) Olaglig skogsavverkning och handel med olagligt avverkat virke eller skogsprodukter</w:t>
-      </w:r>
-    </w:p>
-    <w:p>
-      <w:pPr>
-        <w:ind w:left="357"/>
-      </w:pPr>
-      <w:r>
-        <w:t>...</w:t>
-      </w:r>
-    </w:p>
-    <w:p>
-      <w:pPr>
-        <w:ind w:left="357"/>
-      </w:pPr>
-      <w:r>
-        <w:t>c) Skogsbruk som förstör höga naturvärden</w:t>
-      </w:r>
-    </w:p>
-    <w:p>
-      <w:pPr>
-        <w:ind w:left="357"/>
-      </w:pPr>
-      <w:r>
-        <w:t>d) Betydande omvandling av skog till plantager eller annan, icke skoglig, markanvändning</w:t>
-      </w:r>
-    </w:p>
-    <w:p>
-      <w:pPr>
-        <w:pStyle w:val="ListBullet"/>
-      </w:pPr>
-      <w:r>
-        <w:rPr>
-          <w:b/>
-          <w:i/>
-        </w:rPr>
-        <w:t xml:space="preserve">Kommentar: </w:t>
-      </w:r>
-      <w:r>
-        <w:rPr>
-          <w:i/>
-        </w:rPr>
-        <w:t>Avverkning av skog med höga naturvärden samt skada på fridlysta arter strider både mot FSC Controlled Wood-standarden och FSC:s policy for associerade organisationer.</w:t>
-      </w:r>
-    </w:p>
-    <w:p>
-      <w:pPr>
-        <w:pStyle w:val="Heading2"/>
-      </w:pPr>
-      <w:r>
-        <w:t>Ur FSC Controlled Wood (FSC-STD-40-005)</w:t>
-      </w:r>
-    </w:p>
-    <w:p>
-      <w:r>
-        <w:t>Virke som inte accepteras i FSC-märkta produkter (oacceptabelt ursprung) enligt FSC Controlled Wood (FSC-STD-40-005):</w:t>
-      </w:r>
-    </w:p>
-    <w:p>
-      <w:pPr>
-        <w:pStyle w:val="ListNumber"/>
-      </w:pPr>
-      <w:r>
-        <w:t>Illegalt avverkat virke.</w:t>
-      </w:r>
-    </w:p>
-    <w:p>
-      <w:pPr>
-        <w:pStyle w:val="ListNumber"/>
-      </w:pPr>
-      <w:r>
-        <w:t>...</w:t>
-      </w:r>
-    </w:p>
-    <w:p>
-      <w:pPr>
-        <w:pStyle w:val="ListNumber"/>
-      </w:pPr>
-      <w:r>
-        <w:t>Virke från avverkningar som hotar höga naturvärden.</w:t>
-      </w:r>
-    </w:p>
-    <w:p>
-      <w:pPr>
-        <w:pStyle w:val="ListNumber"/>
-      </w:pPr>
-      <w:r>
-        <w:t>Virke från skog som konverteras till plantager eller icke-skogligt bruk.</w:t>
-      </w:r>
-    </w:p>
-    <w:p>
-      <w:pPr>
-        <w:pStyle w:val="ListBullet"/>
-      </w:pPr>
-      <w:r>
-        <w:rPr>
-          <w:b/>
-          <w:i/>
-        </w:rPr>
-        <w:t xml:space="preserve">Kommentar: </w:t>
-      </w:r>
-      <w:r>
-        <w:rPr>
-          <w:i/>
-        </w:rPr>
-        <w:t>Avverkning av skog med höga naturvärden samt skada på fridlysta arter strider både mot FSC Controlled Wood-standarden och FSC:s policy for associerade organisationer.</w:t>
-      </w:r>
-    </w:p>
-    <w:p>
-      <w:pPr>
-        <w:pStyle w:val="Heading1"/>
-      </w:pPr>
-      <w:r>
-        <w:t>Ur PEFC-standarden gällande lagefterlevnad</w:t>
-      </w:r>
-    </w:p>
-    <w:p>
-      <w:r>
-        <w:t>PEFC-standarden förutsätter att tillämplig svensk lagstiftning följs. Det är utsedd tillsynsmyndighet som ansvarar för tillsyn av lagens efterlevnad. PEFC-standarden återger innehållet i vissa certifieringskritiska lag- och föreskriftskrav vilka ska ingå i granskning av PEFC-systemets efterlevnad.</w:t>
-      </w:r>
-    </w:p>
-    <w:p>
-      <w:pPr>
-        <w:pStyle w:val="ListBullet"/>
-      </w:pPr>
-      <w:r>
-        <w:rPr>
-          <w:b/>
-          <w:i/>
-        </w:rPr>
-        <w:t xml:space="preserve">Kommentar: </w:t>
-      </w:r>
-      <w:r>
-        <w:rPr>
-          <w:i/>
-        </w:rPr>
-        <w:t>I den avverkningsanmälda skogen har fridlysta arter sina livsmiljöer och växtplatser. Att skada de fridlysta arternas livsmiljöer, växtplatser eller ekologiska funktion är inte tillåtet enligt artskyddsförordningen</w:t>
-      </w:r>
-    </w:p>
-    <w:p>
-      <w:r>
-        <w:br w:type="page"/>
-      </w:r>
-    </w:p>
-    <w:p>
-      <w:pPr>
-        <w:pStyle w:val="Title"/>
-      </w:pPr>
-      <w:r>
-        <w:t>BILAGA 1 –</w:t>
-        <w:br/>
-        <w:t>Fridlysta och rödlistade arter</w:t>
-      </w:r>
-    </w:p>
-    <w:p>
-      <w:pPr>
-        <w:pStyle w:val="Heading1"/>
-      </w:pPr>
-      <w:r>
-        <w:t>Lunglav – ekologi samt krav på livsmiljön</w:t>
-      </w:r>
-    </w:p>
-    <w:p>
-      <w:r>
-        <w:t xml:space="preserve">Lunglav (NT) är en av vårt lands främsta signalarter som överallt indikerar gamla lövträd, skogsbestånd med höga naturvärden och ekosystem med lång skoglig kontinuitet. Lokalt kan förekomsten vara mycket riklig men den hittas nästan enbart i gamla och ej slutavverkade skogar. Artens samtliga förekomster bör uppmärksammas från naturvårdssynpunkt, då många lokaler även hyser andra ovanliga och rödlistade arter, däribland de sällsynta lavparasiterna lunglavshårprick (CR), </w:t>
-      </w:r>
-      <w:r>
-        <w:rPr>
-          <w:i/>
-        </w:rPr>
-        <w:t>Abrothallus diederichii</w:t>
-      </w:r>
-      <w:r>
-        <w:t xml:space="preserve"> (VU), </w:t>
-      </w:r>
-      <w:r>
-        <w:rPr>
-          <w:i/>
-        </w:rPr>
-        <w:t>Abrothallus lobariae</w:t>
-      </w:r>
-      <w:r>
-        <w:t xml:space="preserve"> (VU), </w:t>
-      </w:r>
-      <w:r>
-        <w:rPr>
-          <w:i/>
-        </w:rPr>
-        <w:t>Calycina lobariae</w:t>
-      </w:r>
-      <w:r>
-        <w:t xml:space="preserve"> (VU), lunglavsknapp (VU) och skrovelmössing (VU), som växer på lunglav. Rikliga förekomster med lunglav bör skyddas med biotopskydd, frivilliga avsättningar eller reservat (SLU Artdatabanken, 2026; Nitare &amp; Skogsstyrelsen, 2019).</w:t>
-      </w:r>
-    </w:p>
-    <w:p>
-      <w:r>
-        <w:t xml:space="preserve">Lunglav är typisk art för </w:t>
-      </w:r>
-      <w:r>
-        <w:rPr>
-          <w:i/>
-        </w:rPr>
-        <w:t>9010 Taiga, 9020 Nordlig ädellövskog, 9110 Näringsfattig bokskog, 9130 Näringsrik bokskog, 9160 Näringsrik ekskog, 9180 Ädellövskog i branter, 9190 Näringsfattig ekskog, 9070 Trädklädd betesmark, 9040 Fjällbjörkskog</w:t>
-      </w:r>
-      <w:r>
-        <w:t xml:space="preserve"> och</w:t>
-      </w:r>
-      <w:r>
-        <w:rPr>
-          <w:i/>
-        </w:rPr>
-        <w:t xml:space="preserve"> 6530 Lövängar</w:t>
-      </w:r>
-      <w:r>
-        <w:t xml:space="preserve"> (SLU Artdatabanken, 2026).</w:t>
-      </w:r>
-    </w:p>
-    <w:p>
-      <w:pPr>
-        <w:pStyle w:val="Heading2"/>
-      </w:pPr>
-      <w:r>
         <w:t>Referenser – lunglav</w:t>
       </w:r>
     </w:p>
@@ -1352,73 +1376,6 @@
       </w:r>
       <w:r>
         <w:t>SLU Artdatabanken, Uppsala.</w:t>
-      </w:r>
-    </w:p>
-    <w:p>
-      <w:pPr>
-        <w:pStyle w:val="Heading1"/>
-      </w:pPr>
-      <w:r>
-        <w:t>Skrovellavsknapp – ekologi samt krav på livsmiljön</w:t>
-      </w:r>
-    </w:p>
-    <w:p>
-      <w:r>
-        <w:t xml:space="preserve">Skrovellavsknapp (EN) är en starkt hotad parasitisk svamp som växer på på skrovellav (NT) och är knuten till gamla lövträd som sälg och rönn samt klippor i skogar av naturskogskaraktär. Skrovellavsknapp är sannolikt extremt känslig för uttorkning och avverkningar på eller nära växtplatserna utgör därför ett stort hot. Samtliga skogsbestånd med förekomst av skrovellavsknapp måste skyddas. Genom att skydda och utveckla skogsmiljöer med skrovellavsknapp så gynnas också den likaså rödlistade värden skrovellav samt även flera andra sällsynta och rödlistade lavar, däribland lavparasiterna </w:t>
-      </w:r>
-      <w:r>
-        <w:rPr>
-          <w:i/>
-        </w:rPr>
-        <w:t>Catillaria lobariicola</w:t>
-      </w:r>
-      <w:r>
-        <w:t xml:space="preserve"> (VU) och </w:t>
-      </w:r>
-      <w:r>
-        <w:rPr>
-          <w:i/>
-        </w:rPr>
-        <w:t>Merismatium lobariae</w:t>
-      </w:r>
-      <w:r>
-        <w:t xml:space="preserve"> (DD), som också är knutna till skrovellav (SLU Artdatabanken, 2026).</w:t>
-      </w:r>
-    </w:p>
-    <w:p>
-      <w:r>
-        <w:t xml:space="preserve">Det är viktigt att spara skyddszoner kring bestånd där skrovellavsknapp förekommer, eftersom den är känslig för uttorkning. Skogar med extremt fuktigt lokalklimat i norra Sverige med arter av lunglavar </w:t>
-      </w:r>
-      <w:r>
-        <w:rPr>
-          <w:i/>
-        </w:rPr>
-        <w:t>Lobaria</w:t>
-      </w:r>
-      <w:r>
-        <w:t xml:space="preserve"> på gran (Lobarion-samhällen) bör identifieras och skyddas då de alltid hyser sällsynta och rödlistade lavar. Det kan vara nödvändigt att stängsla in naturvårdsbrända områden för att undvika betning av lövträdsplantorna, om målsättningen är att få en lövbränna med ovan nämnda lövträd (SLU Artdatabanken, 2026).</w:t>
-      </w:r>
-    </w:p>
-    <w:p>
-      <w:pPr>
-        <w:pStyle w:val="Heading2"/>
-      </w:pPr>
-      <w:r>
-        <w:t>Referenser – skrovellavsknapp</w:t>
-      </w:r>
-    </w:p>
-    <w:p>
-      <w:r>
-        <w:t xml:space="preserve">SLU Artdatabanken, 2026. </w:t>
-      </w:r>
-      <w:r>
-        <w:rPr>
-          <w:i/>
-        </w:rPr>
-        <w:t xml:space="preserve">Artfaktablad. Naturvård – artfakta. </w:t>
-      </w:r>
-      <w:r>
-        <w:t>SLU Artdatabanken, Uppsala</w:t>
       </w:r>
     </w:p>
     <w:p>
@@ -1750,7 +1707,7 @@
     <w:r>
       <w:tab/>
       <w:tab/>
-      <w:t>2026-06-20</w:t>
+      <w:t>2026-06-21</w:t>
       <w:br/>
       <w:br/>
     </w:r>

--- a/klagomål/A 17285-2026 FSC-klagomål.docx
+++ b/klagomål/A 17285-2026 FSC-klagomål.docx
@@ -1707,7 +1707,7 @@
     <w:r>
       <w:tab/>
       <w:tab/>
-      <w:t>2026-06-21</w:t>
+      <w:t>2026-06-22</w:t>
       <w:br/>
       <w:br/>
     </w:r>

--- a/klagomål/A 17285-2026 FSC-klagomål.docx
+++ b/klagomål/A 17285-2026 FSC-klagomål.docx
@@ -1707,7 +1707,7 @@
     <w:r>
       <w:tab/>
       <w:tab/>
-      <w:t>2026-06-22</w:t>
+      <w:t>2026-06-23</w:t>
       <w:br/>
       <w:br/>
     </w:r>

--- a/klagomål/A 17285-2026 FSC-klagomål.docx
+++ b/klagomål/A 17285-2026 FSC-klagomål.docx
@@ -1707,7 +1707,7 @@
     <w:r>
       <w:tab/>
       <w:tab/>
-      <w:t>2026-06-23</w:t>
+      <w:t>2026-06-24</w:t>
       <w:br/>
       <w:br/>
     </w:r>

--- a/klagomål/A 17285-2026 FSC-klagomål.docx
+++ b/klagomål/A 17285-2026 FSC-klagomål.docx
@@ -1707,7 +1707,7 @@
     <w:r>
       <w:tab/>
       <w:tab/>
-      <w:t>2026-06-24</w:t>
+      <w:t>2026-06-25</w:t>
       <w:br/>
       <w:br/>
     </w:r>

--- a/klagomål/A 17285-2026 FSC-klagomål.docx
+++ b/klagomål/A 17285-2026 FSC-klagomål.docx
@@ -1707,7 +1707,7 @@
     <w:r>
       <w:tab/>
       <w:tab/>
-      <w:t>2026-06-25</w:t>
+      <w:t>2026-06-26</w:t>
       <w:br/>
       <w:br/>
     </w:r>

--- a/klagomål/A 17285-2026 FSC-klagomål.docx
+++ b/klagomål/A 17285-2026 FSC-klagomål.docx
@@ -1707,7 +1707,7 @@
     <w:r>
       <w:tab/>
       <w:tab/>
-      <w:t>2026-06-26</w:t>
+      <w:t>2026-06-27</w:t>
       <w:br/>
       <w:br/>
     </w:r>

--- a/klagomål/A 17285-2026 FSC-klagomål.docx
+++ b/klagomål/A 17285-2026 FSC-klagomål.docx
@@ -1707,7 +1707,7 @@
     <w:r>
       <w:tab/>
       <w:tab/>
-      <w:t>2026-06-27</w:t>
+      <w:t>2026-06-28</w:t>
       <w:br/>
       <w:br/>
     </w:r>

--- a/klagomål/A 17285-2026 FSC-klagomål.docx
+++ b/klagomål/A 17285-2026 FSC-klagomål.docx
@@ -1707,7 +1707,7 @@
     <w:r>
       <w:tab/>
       <w:tab/>
-      <w:t>2026-06-28</w:t>
+      <w:t>2026-06-29</w:t>
       <w:br/>
       <w:br/>
     </w:r>

--- a/klagomål/A 17285-2026 FSC-klagomål.docx
+++ b/klagomål/A 17285-2026 FSC-klagomål.docx
@@ -1707,7 +1707,7 @@
     <w:r>
       <w:tab/>
       <w:tab/>
-      <w:t>2026-06-29</w:t>
+      <w:t>2026-06-30</w:t>
       <w:br/>
       <w:br/>
     </w:r>

--- a/klagomål/A 17285-2026 FSC-klagomål.docx
+++ b/klagomål/A 17285-2026 FSC-klagomål.docx
@@ -1707,7 +1707,7 @@
     <w:r>
       <w:tab/>
       <w:tab/>
-      <w:t>2026-06-30</w:t>
+      <w:t>2026-07-01</w:t>
       <w:br/>
       <w:br/>
     </w:r>

--- a/klagomål/A 17285-2026 FSC-klagomål.docx
+++ b/klagomål/A 17285-2026 FSC-klagomål.docx
@@ -1707,7 +1707,7 @@
     <w:r>
       <w:tab/>
       <w:tab/>
-      <w:t>2026-07-01</w:t>
+      <w:t>2026-07-02</w:t>
       <w:br/>
       <w:br/>
     </w:r>

--- a/klagomål/A 17285-2026 FSC-klagomål.docx
+++ b/klagomål/A 17285-2026 FSC-klagomål.docx
@@ -1707,7 +1707,7 @@
     <w:r>
       <w:tab/>
       <w:tab/>
-      <w:t>2026-07-13</w:t>
+      <w:t>2026-07-14</w:t>
       <w:br/>
       <w:br/>
     </w:r>

--- a/klagomål/A 17285-2026 FSC-klagomål.docx
+++ b/klagomål/A 17285-2026 FSC-klagomål.docx
@@ -1707,7 +1707,7 @@
     <w:r>
       <w:tab/>
       <w:tab/>
-      <w:t>2026-07-14</w:t>
+      <w:t>2026-07-15</w:t>
       <w:br/>
       <w:br/>
     </w:r>

--- a/klagomål/A 17285-2026 FSC-klagomål.docx
+++ b/klagomål/A 17285-2026 FSC-klagomål.docx
@@ -1707,7 +1707,7 @@
     <w:r>
       <w:tab/>
       <w:tab/>
-      <w:t>2026-07-15</w:t>
+      <w:t>2026-07-16</w:t>
       <w:br/>
       <w:br/>
     </w:r>

--- a/klagomål/A 17285-2026 FSC-klagomål.docx
+++ b/klagomål/A 17285-2026 FSC-klagomål.docx
@@ -1707,7 +1707,7 @@
     <w:r>
       <w:tab/>
       <w:tab/>
-      <w:t>2026-07-16</w:t>
+      <w:t>2026-07-17</w:t>
       <w:br/>
       <w:br/>
     </w:r>

--- a/klagomål/A 17285-2026 FSC-klagomål.docx
+++ b/klagomål/A 17285-2026 FSC-klagomål.docx
@@ -1707,7 +1707,7 @@
     <w:r>
       <w:tab/>
       <w:tab/>
-      <w:t>2026-07-17</w:t>
+      <w:t>2026-07-18</w:t>
       <w:br/>
       <w:br/>
     </w:r>

--- a/klagomål/A 17285-2026 FSC-klagomål.docx
+++ b/klagomål/A 17285-2026 FSC-klagomål.docx
@@ -1707,7 +1707,7 @@
     <w:r>
       <w:tab/>
       <w:tab/>
-      <w:t>2026-07-18</w:t>
+      <w:t>2026-07-19</w:t>
       <w:br/>
       <w:br/>
     </w:r>

--- a/klagomål/A 17285-2026 FSC-klagomål.docx
+++ b/klagomål/A 17285-2026 FSC-klagomål.docx
@@ -1707,7 +1707,7 @@
     <w:r>
       <w:tab/>
       <w:tab/>
-      <w:t>2026-07-19</w:t>
+      <w:t>2026-07-20</w:t>
       <w:br/>
       <w:br/>
     </w:r>

--- a/klagomål/A 17285-2026 FSC-klagomål.docx
+++ b/klagomål/A 17285-2026 FSC-klagomål.docx
@@ -1707,7 +1707,7 @@
     <w:r>
       <w:tab/>
       <w:tab/>
-      <w:t>2026-07-20</w:t>
+      <w:t>2026-07-21</w:t>
       <w:br/>
       <w:br/>
     </w:r>

--- a/klagomål/A 17285-2026 FSC-klagomål.docx
+++ b/klagomål/A 17285-2026 FSC-klagomål.docx
@@ -1707,7 +1707,7 @@
     <w:r>
       <w:tab/>
       <w:tab/>
-      <w:t>2026-07-21</w:t>
+      <w:t>2026-07-22</w:t>
       <w:br/>
       <w:br/>
     </w:r>

--- a/klagomål/A 17285-2026 FSC-klagomål.docx
+++ b/klagomål/A 17285-2026 FSC-klagomål.docx
@@ -1707,7 +1707,7 @@
     <w:r>
       <w:tab/>
       <w:tab/>
-      <w:t>2026-07-22</w:t>
+      <w:t>2026-07-23</w:t>
       <w:br/>
       <w:br/>
     </w:r>

--- a/klagomål/A 17285-2026 FSC-klagomål.docx
+++ b/klagomål/A 17285-2026 FSC-klagomål.docx
@@ -1707,7 +1707,7 @@
     <w:r>
       <w:tab/>
       <w:tab/>
-      <w:t>2026-07-23</w:t>
+      <w:t>2026-07-24</w:t>
       <w:br/>
       <w:br/>
     </w:r>

--- a/klagomål/A 17285-2026 FSC-klagomål.docx
+++ b/klagomål/A 17285-2026 FSC-klagomål.docx
@@ -1707,7 +1707,7 @@
     <w:r>
       <w:tab/>
       <w:tab/>
-      <w:t>2026-07-24</w:t>
+      <w:t>2026-07-25</w:t>
       <w:br/>
       <w:br/>
     </w:r>

--- a/klagomål/A 17285-2026 FSC-klagomål.docx
+++ b/klagomål/A 17285-2026 FSC-klagomål.docx
@@ -1707,7 +1707,7 @@
     <w:r>
       <w:tab/>
       <w:tab/>
-      <w:t>2026-07-25</w:t>
+      <w:t>2026-07-26</w:t>
       <w:br/>
       <w:br/>
     </w:r>

--- a/klagomål/A 17285-2026 FSC-klagomål.docx
+++ b/klagomål/A 17285-2026 FSC-klagomål.docx
@@ -1707,7 +1707,7 @@
     <w:r>
       <w:tab/>
       <w:tab/>
-      <w:t>2026-07-26</w:t>
+      <w:t>2026-07-27</w:t>
       <w:br/>
       <w:br/>
     </w:r>

--- a/klagomål/A 17285-2026 FSC-klagomål.docx
+++ b/klagomål/A 17285-2026 FSC-klagomål.docx
@@ -1707,7 +1707,7 @@
     <w:r>
       <w:tab/>
       <w:tab/>
-      <w:t>2026-07-27</w:t>
+      <w:t>2026-07-28</w:t>
       <w:br/>
       <w:br/>
     </w:r>

--- a/klagomål/A 17285-2026 FSC-klagomål.docx
+++ b/klagomål/A 17285-2026 FSC-klagomål.docx
@@ -1707,7 +1707,7 @@
     <w:r>
       <w:tab/>
       <w:tab/>
-      <w:t>2026-07-28</w:t>
+      <w:t>2026-07-29</w:t>
       <w:br/>
       <w:br/>
     </w:r>

--- a/klagomål/A 17285-2026 FSC-klagomål.docx
+++ b/klagomål/A 17285-2026 FSC-klagomål.docx
@@ -1707,7 +1707,7 @@
     <w:r>
       <w:tab/>
       <w:tab/>
-      <w:t>2026-07-29</w:t>
+      <w:t>2026-07-30</w:t>
       <w:br/>
       <w:br/>
     </w:r>

--- a/klagomål/A 17285-2026 FSC-klagomål.docx
+++ b/klagomål/A 17285-2026 FSC-klagomål.docx
@@ -1707,7 +1707,7 @@
     <w:r>
       <w:tab/>
       <w:tab/>
-      <w:t>2026-07-30</w:t>
+      <w:t>2026-07-31</w:t>
       <w:br/>
       <w:br/>
     </w:r>

--- a/klagomål/A 17285-2026 FSC-klagomål.docx
+++ b/klagomål/A 17285-2026 FSC-klagomål.docx
@@ -1707,7 +1707,7 @@
     <w:r>
       <w:tab/>
       <w:tab/>
-      <w:t>2026-07-31</w:t>
+      <w:t>2026-08-01</w:t>
       <w:br/>
       <w:br/>
     </w:r>

--- a/klagomål/A 17285-2026 FSC-klagomål.docx
+++ b/klagomål/A 17285-2026 FSC-klagomål.docx
@@ -1707,7 +1707,7 @@
     <w:r>
       <w:tab/>
       <w:tab/>
-      <w:t>2026-08-01</w:t>
+      <w:t>2026-08-02</w:t>
       <w:br/>
       <w:br/>
     </w:r>

--- a/klagomål/A 17285-2026 FSC-klagomål.docx
+++ b/klagomål/A 17285-2026 FSC-klagomål.docx
@@ -1707,7 +1707,7 @@
     <w:r>
       <w:tab/>
       <w:tab/>
-      <w:t>2026-08-02</w:t>
+      <w:t>2026-08-03</w:t>
       <w:br/>
       <w:br/>
     </w:r>

--- a/klagomål/A 17285-2026 FSC-klagomål.docx
+++ b/klagomål/A 17285-2026 FSC-klagomål.docx
@@ -1707,7 +1707,7 @@
     <w:r>
       <w:tab/>
       <w:tab/>
-      <w:t>2026-08-03</w:t>
+      <w:t>2026-08-05</w:t>
       <w:br/>
       <w:br/>
     </w:r>

--- a/klagomål/A 17285-2026 FSC-klagomål.docx
+++ b/klagomål/A 17285-2026 FSC-klagomål.docx
@@ -1707,7 +1707,7 @@
     <w:r>
       <w:tab/>
       <w:tab/>
-      <w:t>2026-08-05</w:t>
+      <w:t>2026-08-07</w:t>
       <w:br/>
       <w:br/>
     </w:r>

--- a/klagomål/A 17285-2026 FSC-klagomål.docx
+++ b/klagomål/A 17285-2026 FSC-klagomål.docx
@@ -1707,7 +1707,7 @@
     <w:r>
       <w:tab/>
       <w:tab/>
-      <w:t>2026-08-07</w:t>
+      <w:t>2026-08-08</w:t>
       <w:br/>
       <w:br/>
     </w:r>

--- a/klagomål/A 17285-2026 FSC-klagomål.docx
+++ b/klagomål/A 17285-2026 FSC-klagomål.docx
@@ -216,7 +216,7 @@
         <w:spacing w:after="240"/>
       </w:pPr>
       <w:r>
-        <w:t>Figur 1. Fyndplatser för naturvårdsarter i och inom 4 meter från avverkningsanmälan. Markörer utan svart kant är placerade på fyndplatsen. Markörer med svart kant är placerade vid sidan av fyndplatsen har ett svart streck som visar fyndplatsens exakta position. Kartans mittpunktskoordinat är N 7086047, E 484782 i SWEREF 99 TM.</w:t>
+        <w:t>Figur 1. Fyndplatser för naturvårdsarter i och inom 4 meter från avverkningsanmälan. Markörer utan svart kant är placerade på fyndplatsen. Markörer med svart kant är placerade vid sidan av fyndplatsen och har ett svart streck som visar fyndplatsens exakta position. Kartans mittpunktskoordinat är N 7086047, E 484782 i SWEREF 99 TM.</w:t>
       </w:r>
     </w:p>
     <w:p>
@@ -1707,7 +1707,7 @@
     <w:r>
       <w:tab/>
       <w:tab/>
-      <w:t>2026-08-14</w:t>
+      <w:t>2026-08-15</w:t>
       <w:br/>
       <w:br/>
     </w:r>

--- a/klagomål/A 17285-2026 FSC-klagomål.docx
+++ b/klagomål/A 17285-2026 FSC-klagomål.docx
@@ -1707,7 +1707,7 @@
     <w:r>
       <w:tab/>
       <w:tab/>
-      <w:t>2026-08-15</w:t>
+      <w:t>2026-08-16</w:t>
       <w:br/>
       <w:br/>
     </w:r>

--- a/klagomål/A 17285-2026 FSC-klagomål.docx
+++ b/klagomål/A 17285-2026 FSC-klagomål.docx
@@ -1707,7 +1707,7 @@
     <w:r>
       <w:tab/>
       <w:tab/>
-      <w:t>2026-08-16</w:t>
+      <w:t>2026-08-17</w:t>
       <w:br/>
       <w:br/>
     </w:r>

--- a/klagomål/A 17285-2026 FSC-klagomål.docx
+++ b/klagomål/A 17285-2026 FSC-klagomål.docx
@@ -1707,7 +1707,7 @@
     <w:r>
       <w:tab/>
       <w:tab/>
-      <w:t>2026-08-17</w:t>
+      <w:t>2026-08-18</w:t>
       <w:br/>
       <w:br/>
     </w:r>

--- a/klagomål/A 17285-2026 FSC-klagomål.docx
+++ b/klagomål/A 17285-2026 FSC-klagomål.docx
@@ -1707,7 +1707,7 @@
     <w:r>
       <w:tab/>
       <w:tab/>
-      <w:t>2026-08-18</w:t>
+      <w:t>2026-08-19</w:t>
       <w:br/>
       <w:br/>
     </w:r>

--- a/klagomål/A 17285-2026 FSC-klagomål.docx
+++ b/klagomål/A 17285-2026 FSC-klagomål.docx
@@ -1707,7 +1707,7 @@
     <w:r>
       <w:tab/>
       <w:tab/>
-      <w:t>2026-08-19</w:t>
+      <w:t>2026-08-20</w:t>
       <w:br/>
       <w:br/>
     </w:r>

--- a/klagomål/A 17285-2026 FSC-klagomål.docx
+++ b/klagomål/A 17285-2026 FSC-klagomål.docx
@@ -1707,7 +1707,7 @@
     <w:r>
       <w:tab/>
       <w:tab/>
-      <w:t>2026-08-20</w:t>
+      <w:t>2026-08-21</w:t>
       <w:br/>
       <w:br/>
     </w:r>

--- a/klagomål/A 17285-2026 FSC-klagomål.docx
+++ b/klagomål/A 17285-2026 FSC-klagomål.docx
@@ -1707,7 +1707,7 @@
     <w:r>
       <w:tab/>
       <w:tab/>
-      <w:t>2026-08-21</w:t>
+      <w:t>2026-08-22</w:t>
       <w:br/>
       <w:br/>
     </w:r>

--- a/klagomål/A 17285-2026 FSC-klagomål.docx
+++ b/klagomål/A 17285-2026 FSC-klagomål.docx
@@ -1707,7 +1707,7 @@
     <w:r>
       <w:tab/>
       <w:tab/>
-      <w:t>2026-08-22</w:t>
+      <w:t>2026-08-23</w:t>
       <w:br/>
       <w:br/>
     </w:r>

--- a/klagomål/A 17285-2026 FSC-klagomål.docx
+++ b/klagomål/A 17285-2026 FSC-klagomål.docx
@@ -1707,7 +1707,7 @@
     <w:r>
       <w:tab/>
       <w:tab/>
-      <w:t>2026-08-23</w:t>
+      <w:t>2026-08-24</w:t>
       <w:br/>
       <w:br/>
     </w:r>

--- a/klagomål/A 17285-2026 FSC-klagomål.docx
+++ b/klagomål/A 17285-2026 FSC-klagomål.docx
@@ -1707,7 +1707,7 @@
     <w:r>
       <w:tab/>
       <w:tab/>
-      <w:t>2026-08-24</w:t>
+      <w:t>2026-08-25</w:t>
       <w:br/>
       <w:br/>
     </w:r>

--- a/klagomål/A 17285-2026 FSC-klagomål.docx
+++ b/klagomål/A 17285-2026 FSC-klagomål.docx
@@ -1707,7 +1707,7 @@
     <w:r>
       <w:tab/>
       <w:tab/>
-      <w:t>2026-08-25</w:t>
+      <w:t>2026-08-26</w:t>
       <w:br/>
       <w:br/>
     </w:r>

--- a/klagomål/A 17285-2026 FSC-klagomål.docx
+++ b/klagomål/A 17285-2026 FSC-klagomål.docx
@@ -1707,7 +1707,7 @@
     <w:r>
       <w:tab/>
       <w:tab/>
-      <w:t>2026-08-26</w:t>
+      <w:t>2026-08-27</w:t>
       <w:br/>
       <w:br/>
     </w:r>

--- a/klagomål/A 17285-2026 FSC-klagomål.docx
+++ b/klagomål/A 17285-2026 FSC-klagomål.docx
@@ -1707,7 +1707,7 @@
     <w:r>
       <w:tab/>
       <w:tab/>
-      <w:t>2026-08-27</w:t>
+      <w:t>2026-08-28</w:t>
       <w:br/>
       <w:br/>
     </w:r>

--- a/klagomål/A 17285-2026 FSC-klagomål.docx
+++ b/klagomål/A 17285-2026 FSC-klagomål.docx
@@ -1707,7 +1707,7 @@
     <w:r>
       <w:tab/>
       <w:tab/>
-      <w:t>2026-08-28</w:t>
+      <w:t>2026-08-29</w:t>
       <w:br/>
       <w:br/>
     </w:r>

--- a/klagomål/A 17285-2026 FSC-klagomål.docx
+++ b/klagomål/A 17285-2026 FSC-klagomål.docx
@@ -1707,7 +1707,7 @@
     <w:r>
       <w:tab/>
       <w:tab/>
-      <w:t>2026-08-29</w:t>
+      <w:t>2026-08-31</w:t>
       <w:br/>
       <w:br/>
     </w:r>

--- a/klagomål/A 17285-2026 FSC-klagomål.docx
+++ b/klagomål/A 17285-2026 FSC-klagomål.docx
@@ -1707,7 +1707,7 @@
     <w:r>
       <w:tab/>
       <w:tab/>
-      <w:t>2026-08-31</w:t>
+      <w:t>2026-09-01</w:t>
       <w:br/>
       <w:br/>
     </w:r>

--- a/klagomål/A 17285-2026 FSC-klagomål.docx
+++ b/klagomål/A 17285-2026 FSC-klagomål.docx
@@ -1707,7 +1707,7 @@
     <w:r>
       <w:tab/>
       <w:tab/>
-      <w:t>2026-09-01</w:t>
+      <w:t>2026-09-02</w:t>
       <w:br/>
       <w:br/>
     </w:r>

--- a/klagomål/A 17285-2026 FSC-klagomål.docx
+++ b/klagomål/A 17285-2026 FSC-klagomål.docx
@@ -1707,7 +1707,7 @@
     <w:r>
       <w:tab/>
       <w:tab/>
-      <w:t>2026-09-02</w:t>
+      <w:t>2026-09-03</w:t>
       <w:br/>
       <w:br/>
     </w:r>

--- a/klagomål/A 17285-2026 FSC-klagomål.docx
+++ b/klagomål/A 17285-2026 FSC-klagomål.docx
@@ -1707,7 +1707,7 @@
     <w:r>
       <w:tab/>
       <w:tab/>
-      <w:t>2026-09-03</w:t>
+      <w:t>2026-09-04</w:t>
       <w:br/>
       <w:br/>
     </w:r>

--- a/klagomål/A 17285-2026 FSC-klagomål.docx
+++ b/klagomål/A 17285-2026 FSC-klagomål.docx
@@ -1707,7 +1707,7 @@
     <w:r>
       <w:tab/>
       <w:tab/>
-      <w:t>2026-09-04</w:t>
+      <w:t>2026-09-05</w:t>
       <w:br/>
       <w:br/>
     </w:r>

--- a/klagomål/A 17285-2026 FSC-klagomål.docx
+++ b/klagomål/A 17285-2026 FSC-klagomål.docx
@@ -1707,7 +1707,7 @@
     <w:r>
       <w:tab/>
       <w:tab/>
-      <w:t>2026-09-05</w:t>
+      <w:t>2026-09-06</w:t>
       <w:br/>
       <w:br/>
     </w:r>

--- a/klagomål/A 17285-2026 FSC-klagomål.docx
+++ b/klagomål/A 17285-2026 FSC-klagomål.docx
@@ -1707,7 +1707,7 @@
     <w:r>
       <w:tab/>
       <w:tab/>
-      <w:t>2026-09-06</w:t>
+      <w:t>2026-09-07</w:t>
       <w:br/>
       <w:br/>
     </w:r>

--- a/klagomål/A 17285-2026 FSC-klagomål.docx
+++ b/klagomål/A 17285-2026 FSC-klagomål.docx
@@ -1707,7 +1707,7 @@
     <w:r>
       <w:tab/>
       <w:tab/>
-      <w:t>2026-09-07</w:t>
+      <w:t>2026-09-08</w:t>
       <w:br/>
       <w:br/>
     </w:r>

--- a/klagomål/A 17285-2026 FSC-klagomål.docx
+++ b/klagomål/A 17285-2026 FSC-klagomål.docx
@@ -1707,7 +1707,7 @@
     <w:r>
       <w:tab/>
       <w:tab/>
-      <w:t>2026-09-08</w:t>
+      <w:t>2026-09-09</w:t>
       <w:br/>
       <w:br/>
     </w:r>

--- a/klagomål/A 17285-2026 FSC-klagomål.docx
+++ b/klagomål/A 17285-2026 FSC-klagomål.docx
@@ -1707,7 +1707,7 @@
     <w:r>
       <w:tab/>
       <w:tab/>
-      <w:t>2026-09-09</w:t>
+      <w:t>2026-09-10</w:t>
       <w:br/>
       <w:br/>
     </w:r>

--- a/klagomål/A 17285-2026 FSC-klagomål.docx
+++ b/klagomål/A 17285-2026 FSC-klagomål.docx
@@ -1707,7 +1707,7 @@
     <w:r>
       <w:tab/>
       <w:tab/>
-      <w:t>2026-09-10</w:t>
+      <w:t>2026-09-11</w:t>
       <w:br/>
       <w:br/>
     </w:r>

--- a/klagomål/A 17285-2026 FSC-klagomål.docx
+++ b/klagomål/A 17285-2026 FSC-klagomål.docx
@@ -1707,7 +1707,7 @@
     <w:r>
       <w:tab/>
       <w:tab/>
-      <w:t>2026-09-11</w:t>
+      <w:t>2026-09-12</w:t>
       <w:br/>
       <w:br/>
     </w:r>

--- a/klagomål/A 17285-2026 FSC-klagomål.docx
+++ b/klagomål/A 17285-2026 FSC-klagomål.docx
@@ -1707,7 +1707,7 @@
     <w:r>
       <w:tab/>
       <w:tab/>
-      <w:t>2026-09-12</w:t>
+      <w:t>2026-09-13</w:t>
       <w:br/>
       <w:br/>
     </w:r>
